--- a/docs/autonomous/clinician-signoff-form.docx
+++ b/docs/autonomous/clinician-signoff-form.docx
@@ -2909,7 +2909,7 @@
           <w:sz w:val="18"/>
           <w:szCs w:val="18"/>
         </w:rPr>
-        <w:t xml:space="preserve">Confirm each immutable rule's threshold/behavior is clinically correct. Mark Agree or Needs-change; use the notes area at the end of each group for any required change. Rule IDs match the console register and CSV export at the config version above.</w:t>
+        <w:t xml:space="preserve">Confirm each immutable rule's threshold/behavior is clinically correct. Mark Agree or Needs-change for every rule; when you mark Needs-change, state the specific required change inline in the last column (add a page if you need more room). Rule IDs match the console register and CSV export at the config version above.</w:t>
       </w:r>
     </w:p>
     <w:p>
@@ -2940,9 +2940,10 @@
         </w:tblBorders>
       </w:tblPr>
       <w:tblGrid>
-        <w:gridCol w:w="1900"/>
-        <w:gridCol w:w="4560"/>
-        <w:gridCol w:w="2900"/>
+        <w:gridCol w:w="1560"/>
+        <w:gridCol w:w="3560"/>
+        <w:gridCol w:w="1440"/>
+        <w:gridCol w:w="2800"/>
       </w:tblGrid>
       <w:tr>
         <w:trPr>
@@ -2950,7 +2951,7 @@
         </w:trPr>
         <w:tc>
           <w:tcPr>
-            <w:tcW w:type="dxa" w:w="1900"/>
+            <w:tcW w:type="dxa" w:w="1560"/>
             <w:shd w:fill="1F3A5F" w:color="auto" w:val="clear"/>
             <w:tcMar>
               <w:top w:type="dxa" w:w="60"/>
@@ -2979,7 +2980,7 @@
         </w:tc>
         <w:tc>
           <w:tcPr>
-            <w:tcW w:type="dxa" w:w="4560"/>
+            <w:tcW w:type="dxa" w:w="3560"/>
             <w:shd w:fill="1F3A5F" w:color="auto" w:val="clear"/>
             <w:tcMar>
               <w:top w:type="dxa" w:w="60"/>
@@ -3008,7 +3009,7 @@
         </w:tc>
         <w:tc>
           <w:tcPr>
-            <w:tcW w:type="dxa" w:w="2900"/>
+            <w:tcW w:type="dxa" w:w="1440"/>
             <w:shd w:fill="1F3A5F" w:color="auto" w:val="clear"/>
             <w:tcMar>
               <w:top w:type="dxa" w:w="60"/>
@@ -3031,7 +3032,36 @@
                 <w:sz w:val="18"/>
                 <w:szCs w:val="18"/>
               </w:rPr>
-              <w:t xml:space="preserve">Verdict (mark one)</w:t>
+              <w:t xml:space="preserve">Verdict</w:t>
+            </w:r>
+          </w:p>
+        </w:tc>
+        <w:tc>
+          <w:tcPr>
+            <w:tcW w:type="dxa" w:w="2800"/>
+            <w:shd w:fill="1F3A5F" w:color="auto" w:val="clear"/>
+            <w:tcMar>
+              <w:top w:type="dxa" w:w="60"/>
+              <w:left w:type="dxa" w:w="90"/>
+              <w:bottom w:type="dxa" w:w="60"/>
+              <w:right w:type="dxa" w:w="90"/>
+            </w:tcMar>
+            <w:vAlign w:val="top"/>
+          </w:tcPr>
+          <w:p>
+            <w:pPr>
+              <w:spacing w:after="0" w:before="0" w:line="264"/>
+            </w:pPr>
+            <w:r>
+              <w:rPr>
+                <w:rFonts w:ascii="Calibri" w:cs="Calibri" w:eastAsia="Calibri" w:hAnsi="Calibri"/>
+                <w:b/>
+                <w:bCs/>
+                <w:color w:val="FFFFFF"/>
+                <w:sz w:val="18"/>
+                <w:szCs w:val="18"/>
+              </w:rPr>
+              <w:t xml:space="preserve">If Needs-change: state the required change</w:t>
             </w:r>
           </w:p>
         </w:tc>
@@ -3039,7 +3069,7 @@
       <w:tr>
         <w:tc>
           <w:tcPr>
-            <w:tcW w:type="dxa" w:w="1900"/>
+            <w:tcW w:type="dxa" w:w="1560"/>
             <w:tcMar>
               <w:top w:type="dxa" w:w="60"/>
               <w:left w:type="dxa" w:w="90"/>
@@ -3067,7 +3097,7 @@
         </w:tc>
         <w:tc>
           <w:tcPr>
-            <w:tcW w:type="dxa" w:w="4560"/>
+            <w:tcW w:type="dxa" w:w="3560"/>
             <w:tcMar>
               <w:top w:type="dxa" w:w="60"/>
               <w:left w:type="dxa" w:w="90"/>
@@ -3093,27 +3123,32 @@
         </w:tc>
         <w:tc>
           <w:tcPr>
-            <w:tcW w:type="dxa" w:w="2900"/>
-            <w:tcMar>
-              <w:top w:type="dxa" w:w="60"/>
-              <w:left w:type="dxa" w:w="90"/>
-              <w:bottom w:type="dxa" w:w="60"/>
-              <w:right w:type="dxa" w:w="90"/>
-            </w:tcMar>
-            <w:vAlign w:val="top"/>
-          </w:tcPr>
-          <w:p>
-            <w:pPr>
-              <w:spacing w:after="0" w:before="0" w:line="264"/>
-            </w:pPr>
-            <w:r>
-              <w:rPr>
-                <w:rFonts w:ascii="Calibri" w:cs="Calibri" w:eastAsia="Calibri" w:hAnsi="Calibri"/>
-                <w:sz w:val="18"/>
-                <w:szCs w:val="18"/>
-              </w:rPr>
-              <w:t xml:space="preserve">☐ Agree    </w:t>
-            </w:r>
+            <w:tcW w:type="dxa" w:w="1440"/>
+            <w:tcMar>
+              <w:top w:type="dxa" w:w="60"/>
+              <w:left w:type="dxa" w:w="90"/>
+              <w:bottom w:type="dxa" w:w="60"/>
+              <w:right w:type="dxa" w:w="90"/>
+            </w:tcMar>
+            <w:vAlign w:val="top"/>
+          </w:tcPr>
+          <w:p>
+            <w:pPr>
+              <w:spacing w:after="30" w:before="0" w:line="264"/>
+            </w:pPr>
+            <w:r>
+              <w:rPr>
+                <w:rFonts w:ascii="Calibri" w:cs="Calibri" w:eastAsia="Calibri" w:hAnsi="Calibri"/>
+                <w:sz w:val="18"/>
+                <w:szCs w:val="18"/>
+              </w:rPr>
+              <w:t xml:space="preserve">☐ Agree</w:t>
+            </w:r>
+          </w:p>
+          <w:p>
+            <w:pPr>
+              <w:spacing w:after="0" w:before="0" w:line="264"/>
+            </w:pPr>
             <w:r>
               <w:rPr>
                 <w:rFonts w:ascii="Calibri" w:cs="Calibri" w:eastAsia="Calibri" w:hAnsi="Calibri"/>
@@ -3121,6 +3156,33 @@
                 <w:szCs w:val="18"/>
               </w:rPr>
               <w:t xml:space="preserve">☐ Needs-change</w:t>
+            </w:r>
+          </w:p>
+        </w:tc>
+        <w:tc>
+          <w:tcPr>
+            <w:tcW w:type="dxa" w:w="2800"/>
+            <w:shd w:fill="FFFDE7" w:color="auto" w:val="clear"/>
+            <w:tcMar>
+              <w:top w:type="dxa" w:w="60"/>
+              <w:left w:type="dxa" w:w="90"/>
+              <w:bottom w:type="dxa" w:w="60"/>
+              <w:right w:type="dxa" w:w="90"/>
+            </w:tcMar>
+            <w:vAlign w:val="top"/>
+          </w:tcPr>
+          <w:p>
+            <w:pPr>
+              <w:spacing w:after="0" w:before="0" w:line="264"/>
+            </w:pPr>
+            <w:r>
+              <w:rPr>
+                <w:rFonts w:ascii="Calibri" w:cs="Calibri" w:eastAsia="Calibri" w:hAnsi="Calibri"/>
+                <w:color w:val="1F2933"/>
+                <w:sz w:val="18"/>
+                <w:szCs w:val="18"/>
+              </w:rPr>
+              <w:t xml:space="preserve"> </w:t>
             </w:r>
           </w:p>
         </w:tc>
@@ -3128,7 +3190,7 @@
       <w:tr>
         <w:tc>
           <w:tcPr>
-            <w:tcW w:type="dxa" w:w="1900"/>
+            <w:tcW w:type="dxa" w:w="1560"/>
             <w:shd w:fill="F0F3F7" w:color="auto" w:val="clear"/>
             <w:tcMar>
               <w:top w:type="dxa" w:w="60"/>
@@ -3157,7 +3219,7 @@
         </w:tc>
         <w:tc>
           <w:tcPr>
-            <w:tcW w:type="dxa" w:w="4560"/>
+            <w:tcW w:type="dxa" w:w="3560"/>
             <w:shd w:fill="F0F3F7" w:color="auto" w:val="clear"/>
             <w:tcMar>
               <w:top w:type="dxa" w:w="60"/>
@@ -3184,7 +3246,7 @@
         </w:tc>
         <w:tc>
           <w:tcPr>
-            <w:tcW w:type="dxa" w:w="2900"/>
+            <w:tcW w:type="dxa" w:w="1440"/>
             <w:shd w:fill="F0F3F7" w:color="auto" w:val="clear"/>
             <w:tcMar>
               <w:top w:type="dxa" w:w="60"/>
@@ -3196,16 +3258,21 @@
           </w:tcPr>
           <w:p>
             <w:pPr>
-              <w:spacing w:after="0" w:before="0" w:line="264"/>
-            </w:pPr>
-            <w:r>
-              <w:rPr>
-                <w:rFonts w:ascii="Calibri" w:cs="Calibri" w:eastAsia="Calibri" w:hAnsi="Calibri"/>
-                <w:sz w:val="18"/>
-                <w:szCs w:val="18"/>
-              </w:rPr>
-              <w:t xml:space="preserve">☐ Agree    </w:t>
-            </w:r>
+              <w:spacing w:after="30" w:before="0" w:line="264"/>
+            </w:pPr>
+            <w:r>
+              <w:rPr>
+                <w:rFonts w:ascii="Calibri" w:cs="Calibri" w:eastAsia="Calibri" w:hAnsi="Calibri"/>
+                <w:sz w:val="18"/>
+                <w:szCs w:val="18"/>
+              </w:rPr>
+              <w:t xml:space="preserve">☐ Agree</w:t>
+            </w:r>
+          </w:p>
+          <w:p>
+            <w:pPr>
+              <w:spacing w:after="0" w:before="0" w:line="264"/>
+            </w:pPr>
             <w:r>
               <w:rPr>
                 <w:rFonts w:ascii="Calibri" w:cs="Calibri" w:eastAsia="Calibri" w:hAnsi="Calibri"/>
@@ -3213,6 +3280,33 @@
                 <w:szCs w:val="18"/>
               </w:rPr>
               <w:t xml:space="preserve">☐ Needs-change</w:t>
+            </w:r>
+          </w:p>
+        </w:tc>
+        <w:tc>
+          <w:tcPr>
+            <w:tcW w:type="dxa" w:w="2800"/>
+            <w:shd w:fill="FFFDE7" w:color="auto" w:val="clear"/>
+            <w:tcMar>
+              <w:top w:type="dxa" w:w="60"/>
+              <w:left w:type="dxa" w:w="90"/>
+              <w:bottom w:type="dxa" w:w="60"/>
+              <w:right w:type="dxa" w:w="90"/>
+            </w:tcMar>
+            <w:vAlign w:val="top"/>
+          </w:tcPr>
+          <w:p>
+            <w:pPr>
+              <w:spacing w:after="0" w:before="0" w:line="264"/>
+            </w:pPr>
+            <w:r>
+              <w:rPr>
+                <w:rFonts w:ascii="Calibri" w:cs="Calibri" w:eastAsia="Calibri" w:hAnsi="Calibri"/>
+                <w:color w:val="1F2933"/>
+                <w:sz w:val="18"/>
+                <w:szCs w:val="18"/>
+              </w:rPr>
+              <w:t xml:space="preserve"> </w:t>
             </w:r>
           </w:p>
         </w:tc>
@@ -3220,7 +3314,7 @@
       <w:tr>
         <w:tc>
           <w:tcPr>
-            <w:tcW w:type="dxa" w:w="1900"/>
+            <w:tcW w:type="dxa" w:w="1560"/>
             <w:tcMar>
               <w:top w:type="dxa" w:w="60"/>
               <w:left w:type="dxa" w:w="90"/>
@@ -3248,7 +3342,7 @@
         </w:tc>
         <w:tc>
           <w:tcPr>
-            <w:tcW w:type="dxa" w:w="4560"/>
+            <w:tcW w:type="dxa" w:w="3560"/>
             <w:tcMar>
               <w:top w:type="dxa" w:w="60"/>
               <w:left w:type="dxa" w:w="90"/>
@@ -3274,27 +3368,32 @@
         </w:tc>
         <w:tc>
           <w:tcPr>
-            <w:tcW w:type="dxa" w:w="2900"/>
-            <w:tcMar>
-              <w:top w:type="dxa" w:w="60"/>
-              <w:left w:type="dxa" w:w="90"/>
-              <w:bottom w:type="dxa" w:w="60"/>
-              <w:right w:type="dxa" w:w="90"/>
-            </w:tcMar>
-            <w:vAlign w:val="top"/>
-          </w:tcPr>
-          <w:p>
-            <w:pPr>
-              <w:spacing w:after="0" w:before="0" w:line="264"/>
-            </w:pPr>
-            <w:r>
-              <w:rPr>
-                <w:rFonts w:ascii="Calibri" w:cs="Calibri" w:eastAsia="Calibri" w:hAnsi="Calibri"/>
-                <w:sz w:val="18"/>
-                <w:szCs w:val="18"/>
-              </w:rPr>
-              <w:t xml:space="preserve">☐ Agree    </w:t>
-            </w:r>
+            <w:tcW w:type="dxa" w:w="1440"/>
+            <w:tcMar>
+              <w:top w:type="dxa" w:w="60"/>
+              <w:left w:type="dxa" w:w="90"/>
+              <w:bottom w:type="dxa" w:w="60"/>
+              <w:right w:type="dxa" w:w="90"/>
+            </w:tcMar>
+            <w:vAlign w:val="top"/>
+          </w:tcPr>
+          <w:p>
+            <w:pPr>
+              <w:spacing w:after="30" w:before="0" w:line="264"/>
+            </w:pPr>
+            <w:r>
+              <w:rPr>
+                <w:rFonts w:ascii="Calibri" w:cs="Calibri" w:eastAsia="Calibri" w:hAnsi="Calibri"/>
+                <w:sz w:val="18"/>
+                <w:szCs w:val="18"/>
+              </w:rPr>
+              <w:t xml:space="preserve">☐ Agree</w:t>
+            </w:r>
+          </w:p>
+          <w:p>
+            <w:pPr>
+              <w:spacing w:after="0" w:before="0" w:line="264"/>
+            </w:pPr>
             <w:r>
               <w:rPr>
                 <w:rFonts w:ascii="Calibri" w:cs="Calibri" w:eastAsia="Calibri" w:hAnsi="Calibri"/>
@@ -3302,6 +3401,33 @@
                 <w:szCs w:val="18"/>
               </w:rPr>
               <w:t xml:space="preserve">☐ Needs-change</w:t>
+            </w:r>
+          </w:p>
+        </w:tc>
+        <w:tc>
+          <w:tcPr>
+            <w:tcW w:type="dxa" w:w="2800"/>
+            <w:shd w:fill="FFFDE7" w:color="auto" w:val="clear"/>
+            <w:tcMar>
+              <w:top w:type="dxa" w:w="60"/>
+              <w:left w:type="dxa" w:w="90"/>
+              <w:bottom w:type="dxa" w:w="60"/>
+              <w:right w:type="dxa" w:w="90"/>
+            </w:tcMar>
+            <w:vAlign w:val="top"/>
+          </w:tcPr>
+          <w:p>
+            <w:pPr>
+              <w:spacing w:after="0" w:before="0" w:line="264"/>
+            </w:pPr>
+            <w:r>
+              <w:rPr>
+                <w:rFonts w:ascii="Calibri" w:cs="Calibri" w:eastAsia="Calibri" w:hAnsi="Calibri"/>
+                <w:color w:val="1F2933"/>
+                <w:sz w:val="18"/>
+                <w:szCs w:val="18"/>
+              </w:rPr>
+              <w:t xml:space="preserve"> </w:t>
             </w:r>
           </w:p>
         </w:tc>
@@ -3309,7 +3435,7 @@
       <w:tr>
         <w:tc>
           <w:tcPr>
-            <w:tcW w:type="dxa" w:w="1900"/>
+            <w:tcW w:type="dxa" w:w="1560"/>
             <w:shd w:fill="F0F3F7" w:color="auto" w:val="clear"/>
             <w:tcMar>
               <w:top w:type="dxa" w:w="60"/>
@@ -3338,7 +3464,7 @@
         </w:tc>
         <w:tc>
           <w:tcPr>
-            <w:tcW w:type="dxa" w:w="4560"/>
+            <w:tcW w:type="dxa" w:w="3560"/>
             <w:shd w:fill="F0F3F7" w:color="auto" w:val="clear"/>
             <w:tcMar>
               <w:top w:type="dxa" w:w="60"/>
@@ -3365,7 +3491,7 @@
         </w:tc>
         <w:tc>
           <w:tcPr>
-            <w:tcW w:type="dxa" w:w="2900"/>
+            <w:tcW w:type="dxa" w:w="1440"/>
             <w:shd w:fill="F0F3F7" w:color="auto" w:val="clear"/>
             <w:tcMar>
               <w:top w:type="dxa" w:w="60"/>
@@ -3377,16 +3503,21 @@
           </w:tcPr>
           <w:p>
             <w:pPr>
-              <w:spacing w:after="0" w:before="0" w:line="264"/>
-            </w:pPr>
-            <w:r>
-              <w:rPr>
-                <w:rFonts w:ascii="Calibri" w:cs="Calibri" w:eastAsia="Calibri" w:hAnsi="Calibri"/>
-                <w:sz w:val="18"/>
-                <w:szCs w:val="18"/>
-              </w:rPr>
-              <w:t xml:space="preserve">☐ Agree    </w:t>
-            </w:r>
+              <w:spacing w:after="30" w:before="0" w:line="264"/>
+            </w:pPr>
+            <w:r>
+              <w:rPr>
+                <w:rFonts w:ascii="Calibri" w:cs="Calibri" w:eastAsia="Calibri" w:hAnsi="Calibri"/>
+                <w:sz w:val="18"/>
+                <w:szCs w:val="18"/>
+              </w:rPr>
+              <w:t xml:space="preserve">☐ Agree</w:t>
+            </w:r>
+          </w:p>
+          <w:p>
+            <w:pPr>
+              <w:spacing w:after="0" w:before="0" w:line="264"/>
+            </w:pPr>
             <w:r>
               <w:rPr>
                 <w:rFonts w:ascii="Calibri" w:cs="Calibri" w:eastAsia="Calibri" w:hAnsi="Calibri"/>
@@ -3394,6 +3525,33 @@
                 <w:szCs w:val="18"/>
               </w:rPr>
               <w:t xml:space="preserve">☐ Needs-change</w:t>
+            </w:r>
+          </w:p>
+        </w:tc>
+        <w:tc>
+          <w:tcPr>
+            <w:tcW w:type="dxa" w:w="2800"/>
+            <w:shd w:fill="FFFDE7" w:color="auto" w:val="clear"/>
+            <w:tcMar>
+              <w:top w:type="dxa" w:w="60"/>
+              <w:left w:type="dxa" w:w="90"/>
+              <w:bottom w:type="dxa" w:w="60"/>
+              <w:right w:type="dxa" w:w="90"/>
+            </w:tcMar>
+            <w:vAlign w:val="top"/>
+          </w:tcPr>
+          <w:p>
+            <w:pPr>
+              <w:spacing w:after="0" w:before="0" w:line="264"/>
+            </w:pPr>
+            <w:r>
+              <w:rPr>
+                <w:rFonts w:ascii="Calibri" w:cs="Calibri" w:eastAsia="Calibri" w:hAnsi="Calibri"/>
+                <w:color w:val="1F2933"/>
+                <w:sz w:val="18"/>
+                <w:szCs w:val="18"/>
+              </w:rPr>
+              <w:t xml:space="preserve"> </w:t>
             </w:r>
           </w:p>
         </w:tc>
@@ -3401,7 +3559,7 @@
       <w:tr>
         <w:tc>
           <w:tcPr>
-            <w:tcW w:type="dxa" w:w="1900"/>
+            <w:tcW w:type="dxa" w:w="1560"/>
             <w:tcMar>
               <w:top w:type="dxa" w:w="60"/>
               <w:left w:type="dxa" w:w="90"/>
@@ -3429,7 +3587,7 @@
         </w:tc>
         <w:tc>
           <w:tcPr>
-            <w:tcW w:type="dxa" w:w="4560"/>
+            <w:tcW w:type="dxa" w:w="3560"/>
             <w:tcMar>
               <w:top w:type="dxa" w:w="60"/>
               <w:left w:type="dxa" w:w="90"/>
@@ -3455,27 +3613,32 @@
         </w:tc>
         <w:tc>
           <w:tcPr>
-            <w:tcW w:type="dxa" w:w="2900"/>
-            <w:tcMar>
-              <w:top w:type="dxa" w:w="60"/>
-              <w:left w:type="dxa" w:w="90"/>
-              <w:bottom w:type="dxa" w:w="60"/>
-              <w:right w:type="dxa" w:w="90"/>
-            </w:tcMar>
-            <w:vAlign w:val="top"/>
-          </w:tcPr>
-          <w:p>
-            <w:pPr>
-              <w:spacing w:after="0" w:before="0" w:line="264"/>
-            </w:pPr>
-            <w:r>
-              <w:rPr>
-                <w:rFonts w:ascii="Calibri" w:cs="Calibri" w:eastAsia="Calibri" w:hAnsi="Calibri"/>
-                <w:sz w:val="18"/>
-                <w:szCs w:val="18"/>
-              </w:rPr>
-              <w:t xml:space="preserve">☐ Agree    </w:t>
-            </w:r>
+            <w:tcW w:type="dxa" w:w="1440"/>
+            <w:tcMar>
+              <w:top w:type="dxa" w:w="60"/>
+              <w:left w:type="dxa" w:w="90"/>
+              <w:bottom w:type="dxa" w:w="60"/>
+              <w:right w:type="dxa" w:w="90"/>
+            </w:tcMar>
+            <w:vAlign w:val="top"/>
+          </w:tcPr>
+          <w:p>
+            <w:pPr>
+              <w:spacing w:after="30" w:before="0" w:line="264"/>
+            </w:pPr>
+            <w:r>
+              <w:rPr>
+                <w:rFonts w:ascii="Calibri" w:cs="Calibri" w:eastAsia="Calibri" w:hAnsi="Calibri"/>
+                <w:sz w:val="18"/>
+                <w:szCs w:val="18"/>
+              </w:rPr>
+              <w:t xml:space="preserve">☐ Agree</w:t>
+            </w:r>
+          </w:p>
+          <w:p>
+            <w:pPr>
+              <w:spacing w:after="0" w:before="0" w:line="264"/>
+            </w:pPr>
             <w:r>
               <w:rPr>
                 <w:rFonts w:ascii="Calibri" w:cs="Calibri" w:eastAsia="Calibri" w:hAnsi="Calibri"/>
@@ -3483,6 +3646,33 @@
                 <w:szCs w:val="18"/>
               </w:rPr>
               <w:t xml:space="preserve">☐ Needs-change</w:t>
+            </w:r>
+          </w:p>
+        </w:tc>
+        <w:tc>
+          <w:tcPr>
+            <w:tcW w:type="dxa" w:w="2800"/>
+            <w:shd w:fill="FFFDE7" w:color="auto" w:val="clear"/>
+            <w:tcMar>
+              <w:top w:type="dxa" w:w="60"/>
+              <w:left w:type="dxa" w:w="90"/>
+              <w:bottom w:type="dxa" w:w="60"/>
+              <w:right w:type="dxa" w:w="90"/>
+            </w:tcMar>
+            <w:vAlign w:val="top"/>
+          </w:tcPr>
+          <w:p>
+            <w:pPr>
+              <w:spacing w:after="0" w:before="0" w:line="264"/>
+            </w:pPr>
+            <w:r>
+              <w:rPr>
+                <w:rFonts w:ascii="Calibri" w:cs="Calibri" w:eastAsia="Calibri" w:hAnsi="Calibri"/>
+                <w:color w:val="1F2933"/>
+                <w:sz w:val="18"/>
+                <w:szCs w:val="18"/>
+              </w:rPr>
+              <w:t xml:space="preserve"> </w:t>
             </w:r>
           </w:p>
         </w:tc>
@@ -3490,7 +3680,7 @@
       <w:tr>
         <w:tc>
           <w:tcPr>
-            <w:tcW w:type="dxa" w:w="1900"/>
+            <w:tcW w:type="dxa" w:w="1560"/>
             <w:shd w:fill="F0F3F7" w:color="auto" w:val="clear"/>
             <w:tcMar>
               <w:top w:type="dxa" w:w="60"/>
@@ -3519,7 +3709,7 @@
         </w:tc>
         <w:tc>
           <w:tcPr>
-            <w:tcW w:type="dxa" w:w="4560"/>
+            <w:tcW w:type="dxa" w:w="3560"/>
             <w:shd w:fill="F0F3F7" w:color="auto" w:val="clear"/>
             <w:tcMar>
               <w:top w:type="dxa" w:w="60"/>
@@ -3546,7 +3736,7 @@
         </w:tc>
         <w:tc>
           <w:tcPr>
-            <w:tcW w:type="dxa" w:w="2900"/>
+            <w:tcW w:type="dxa" w:w="1440"/>
             <w:shd w:fill="F0F3F7" w:color="auto" w:val="clear"/>
             <w:tcMar>
               <w:top w:type="dxa" w:w="60"/>
@@ -3558,16 +3748,21 @@
           </w:tcPr>
           <w:p>
             <w:pPr>
-              <w:spacing w:after="0" w:before="0" w:line="264"/>
-            </w:pPr>
-            <w:r>
-              <w:rPr>
-                <w:rFonts w:ascii="Calibri" w:cs="Calibri" w:eastAsia="Calibri" w:hAnsi="Calibri"/>
-                <w:sz w:val="18"/>
-                <w:szCs w:val="18"/>
-              </w:rPr>
-              <w:t xml:space="preserve">☐ Agree    </w:t>
-            </w:r>
+              <w:spacing w:after="30" w:before="0" w:line="264"/>
+            </w:pPr>
+            <w:r>
+              <w:rPr>
+                <w:rFonts w:ascii="Calibri" w:cs="Calibri" w:eastAsia="Calibri" w:hAnsi="Calibri"/>
+                <w:sz w:val="18"/>
+                <w:szCs w:val="18"/>
+              </w:rPr>
+              <w:t xml:space="preserve">☐ Agree</w:t>
+            </w:r>
+          </w:p>
+          <w:p>
+            <w:pPr>
+              <w:spacing w:after="0" w:before="0" w:line="264"/>
+            </w:pPr>
             <w:r>
               <w:rPr>
                 <w:rFonts w:ascii="Calibri" w:cs="Calibri" w:eastAsia="Calibri" w:hAnsi="Calibri"/>
@@ -3575,6 +3770,33 @@
                 <w:szCs w:val="18"/>
               </w:rPr>
               <w:t xml:space="preserve">☐ Needs-change</w:t>
+            </w:r>
+          </w:p>
+        </w:tc>
+        <w:tc>
+          <w:tcPr>
+            <w:tcW w:type="dxa" w:w="2800"/>
+            <w:shd w:fill="FFFDE7" w:color="auto" w:val="clear"/>
+            <w:tcMar>
+              <w:top w:type="dxa" w:w="60"/>
+              <w:left w:type="dxa" w:w="90"/>
+              <w:bottom w:type="dxa" w:w="60"/>
+              <w:right w:type="dxa" w:w="90"/>
+            </w:tcMar>
+            <w:vAlign w:val="top"/>
+          </w:tcPr>
+          <w:p>
+            <w:pPr>
+              <w:spacing w:after="0" w:before="0" w:line="264"/>
+            </w:pPr>
+            <w:r>
+              <w:rPr>
+                <w:rFonts w:ascii="Calibri" w:cs="Calibri" w:eastAsia="Calibri" w:hAnsi="Calibri"/>
+                <w:color w:val="1F2933"/>
+                <w:sz w:val="18"/>
+                <w:szCs w:val="18"/>
+              </w:rPr>
+              <w:t xml:space="preserve"> </w:t>
             </w:r>
           </w:p>
         </w:tc>
@@ -3582,7 +3804,7 @@
       <w:tr>
         <w:tc>
           <w:tcPr>
-            <w:tcW w:type="dxa" w:w="1900"/>
+            <w:tcW w:type="dxa" w:w="1560"/>
             <w:tcMar>
               <w:top w:type="dxa" w:w="60"/>
               <w:left w:type="dxa" w:w="90"/>
@@ -3610,7 +3832,7 @@
         </w:tc>
         <w:tc>
           <w:tcPr>
-            <w:tcW w:type="dxa" w:w="4560"/>
+            <w:tcW w:type="dxa" w:w="3560"/>
             <w:tcMar>
               <w:top w:type="dxa" w:w="60"/>
               <w:left w:type="dxa" w:w="90"/>
@@ -3636,27 +3858,32 @@
         </w:tc>
         <w:tc>
           <w:tcPr>
-            <w:tcW w:type="dxa" w:w="2900"/>
-            <w:tcMar>
-              <w:top w:type="dxa" w:w="60"/>
-              <w:left w:type="dxa" w:w="90"/>
-              <w:bottom w:type="dxa" w:w="60"/>
-              <w:right w:type="dxa" w:w="90"/>
-            </w:tcMar>
-            <w:vAlign w:val="top"/>
-          </w:tcPr>
-          <w:p>
-            <w:pPr>
-              <w:spacing w:after="0" w:before="0" w:line="264"/>
-            </w:pPr>
-            <w:r>
-              <w:rPr>
-                <w:rFonts w:ascii="Calibri" w:cs="Calibri" w:eastAsia="Calibri" w:hAnsi="Calibri"/>
-                <w:sz w:val="18"/>
-                <w:szCs w:val="18"/>
-              </w:rPr>
-              <w:t xml:space="preserve">☐ Agree    </w:t>
-            </w:r>
+            <w:tcW w:type="dxa" w:w="1440"/>
+            <w:tcMar>
+              <w:top w:type="dxa" w:w="60"/>
+              <w:left w:type="dxa" w:w="90"/>
+              <w:bottom w:type="dxa" w:w="60"/>
+              <w:right w:type="dxa" w:w="90"/>
+            </w:tcMar>
+            <w:vAlign w:val="top"/>
+          </w:tcPr>
+          <w:p>
+            <w:pPr>
+              <w:spacing w:after="30" w:before="0" w:line="264"/>
+            </w:pPr>
+            <w:r>
+              <w:rPr>
+                <w:rFonts w:ascii="Calibri" w:cs="Calibri" w:eastAsia="Calibri" w:hAnsi="Calibri"/>
+                <w:sz w:val="18"/>
+                <w:szCs w:val="18"/>
+              </w:rPr>
+              <w:t xml:space="preserve">☐ Agree</w:t>
+            </w:r>
+          </w:p>
+          <w:p>
+            <w:pPr>
+              <w:spacing w:after="0" w:before="0" w:line="264"/>
+            </w:pPr>
             <w:r>
               <w:rPr>
                 <w:rFonts w:ascii="Calibri" w:cs="Calibri" w:eastAsia="Calibri" w:hAnsi="Calibri"/>
@@ -3664,6 +3891,33 @@
                 <w:szCs w:val="18"/>
               </w:rPr>
               <w:t xml:space="preserve">☐ Needs-change</w:t>
+            </w:r>
+          </w:p>
+        </w:tc>
+        <w:tc>
+          <w:tcPr>
+            <w:tcW w:type="dxa" w:w="2800"/>
+            <w:shd w:fill="FFFDE7" w:color="auto" w:val="clear"/>
+            <w:tcMar>
+              <w:top w:type="dxa" w:w="60"/>
+              <w:left w:type="dxa" w:w="90"/>
+              <w:bottom w:type="dxa" w:w="60"/>
+              <w:right w:type="dxa" w:w="90"/>
+            </w:tcMar>
+            <w:vAlign w:val="top"/>
+          </w:tcPr>
+          <w:p>
+            <w:pPr>
+              <w:spacing w:after="0" w:before="0" w:line="264"/>
+            </w:pPr>
+            <w:r>
+              <w:rPr>
+                <w:rFonts w:ascii="Calibri" w:cs="Calibri" w:eastAsia="Calibri" w:hAnsi="Calibri"/>
+                <w:color w:val="1F2933"/>
+                <w:sz w:val="18"/>
+                <w:szCs w:val="18"/>
+              </w:rPr>
+              <w:t xml:space="preserve"> </w:t>
             </w:r>
           </w:p>
         </w:tc>
@@ -3671,7 +3925,7 @@
       <w:tr>
         <w:tc>
           <w:tcPr>
-            <w:tcW w:type="dxa" w:w="1900"/>
+            <w:tcW w:type="dxa" w:w="1560"/>
             <w:shd w:fill="F0F3F7" w:color="auto" w:val="clear"/>
             <w:tcMar>
               <w:top w:type="dxa" w:w="60"/>
@@ -3700,7 +3954,7 @@
         </w:tc>
         <w:tc>
           <w:tcPr>
-            <w:tcW w:type="dxa" w:w="4560"/>
+            <w:tcW w:type="dxa" w:w="3560"/>
             <w:shd w:fill="F0F3F7" w:color="auto" w:val="clear"/>
             <w:tcMar>
               <w:top w:type="dxa" w:w="60"/>
@@ -3727,7 +3981,7 @@
         </w:tc>
         <w:tc>
           <w:tcPr>
-            <w:tcW w:type="dxa" w:w="2900"/>
+            <w:tcW w:type="dxa" w:w="1440"/>
             <w:shd w:fill="F0F3F7" w:color="auto" w:val="clear"/>
             <w:tcMar>
               <w:top w:type="dxa" w:w="60"/>
@@ -3739,16 +3993,21 @@
           </w:tcPr>
           <w:p>
             <w:pPr>
-              <w:spacing w:after="0" w:before="0" w:line="264"/>
-            </w:pPr>
-            <w:r>
-              <w:rPr>
-                <w:rFonts w:ascii="Calibri" w:cs="Calibri" w:eastAsia="Calibri" w:hAnsi="Calibri"/>
-                <w:sz w:val="18"/>
-                <w:szCs w:val="18"/>
-              </w:rPr>
-              <w:t xml:space="preserve">☐ Agree    </w:t>
-            </w:r>
+              <w:spacing w:after="30" w:before="0" w:line="264"/>
+            </w:pPr>
+            <w:r>
+              <w:rPr>
+                <w:rFonts w:ascii="Calibri" w:cs="Calibri" w:eastAsia="Calibri" w:hAnsi="Calibri"/>
+                <w:sz w:val="18"/>
+                <w:szCs w:val="18"/>
+              </w:rPr>
+              <w:t xml:space="preserve">☐ Agree</w:t>
+            </w:r>
+          </w:p>
+          <w:p>
+            <w:pPr>
+              <w:spacing w:after="0" w:before="0" w:line="264"/>
+            </w:pPr>
             <w:r>
               <w:rPr>
                 <w:rFonts w:ascii="Calibri" w:cs="Calibri" w:eastAsia="Calibri" w:hAnsi="Calibri"/>
@@ -3756,6 +4015,33 @@
                 <w:szCs w:val="18"/>
               </w:rPr>
               <w:t xml:space="preserve">☐ Needs-change</w:t>
+            </w:r>
+          </w:p>
+        </w:tc>
+        <w:tc>
+          <w:tcPr>
+            <w:tcW w:type="dxa" w:w="2800"/>
+            <w:shd w:fill="FFFDE7" w:color="auto" w:val="clear"/>
+            <w:tcMar>
+              <w:top w:type="dxa" w:w="60"/>
+              <w:left w:type="dxa" w:w="90"/>
+              <w:bottom w:type="dxa" w:w="60"/>
+              <w:right w:type="dxa" w:w="90"/>
+            </w:tcMar>
+            <w:vAlign w:val="top"/>
+          </w:tcPr>
+          <w:p>
+            <w:pPr>
+              <w:spacing w:after="0" w:before="0" w:line="264"/>
+            </w:pPr>
+            <w:r>
+              <w:rPr>
+                <w:rFonts w:ascii="Calibri" w:cs="Calibri" w:eastAsia="Calibri" w:hAnsi="Calibri"/>
+                <w:color w:val="1F2933"/>
+                <w:sz w:val="18"/>
+                <w:szCs w:val="18"/>
+              </w:rPr>
+              <w:t xml:space="preserve"> </w:t>
             </w:r>
           </w:p>
         </w:tc>
@@ -3763,7 +4049,7 @@
       <w:tr>
         <w:tc>
           <w:tcPr>
-            <w:tcW w:type="dxa" w:w="1900"/>
+            <w:tcW w:type="dxa" w:w="1560"/>
             <w:tcMar>
               <w:top w:type="dxa" w:w="60"/>
               <w:left w:type="dxa" w:w="90"/>
@@ -3791,7 +4077,7 @@
         </w:tc>
         <w:tc>
           <w:tcPr>
-            <w:tcW w:type="dxa" w:w="4560"/>
+            <w:tcW w:type="dxa" w:w="3560"/>
             <w:tcMar>
               <w:top w:type="dxa" w:w="60"/>
               <w:left w:type="dxa" w:w="90"/>
@@ -3817,27 +4103,32 @@
         </w:tc>
         <w:tc>
           <w:tcPr>
-            <w:tcW w:type="dxa" w:w="2900"/>
-            <w:tcMar>
-              <w:top w:type="dxa" w:w="60"/>
-              <w:left w:type="dxa" w:w="90"/>
-              <w:bottom w:type="dxa" w:w="60"/>
-              <w:right w:type="dxa" w:w="90"/>
-            </w:tcMar>
-            <w:vAlign w:val="top"/>
-          </w:tcPr>
-          <w:p>
-            <w:pPr>
-              <w:spacing w:after="0" w:before="0" w:line="264"/>
-            </w:pPr>
-            <w:r>
-              <w:rPr>
-                <w:rFonts w:ascii="Calibri" w:cs="Calibri" w:eastAsia="Calibri" w:hAnsi="Calibri"/>
-                <w:sz w:val="18"/>
-                <w:szCs w:val="18"/>
-              </w:rPr>
-              <w:t xml:space="preserve">☐ Agree    </w:t>
-            </w:r>
+            <w:tcW w:type="dxa" w:w="1440"/>
+            <w:tcMar>
+              <w:top w:type="dxa" w:w="60"/>
+              <w:left w:type="dxa" w:w="90"/>
+              <w:bottom w:type="dxa" w:w="60"/>
+              <w:right w:type="dxa" w:w="90"/>
+            </w:tcMar>
+            <w:vAlign w:val="top"/>
+          </w:tcPr>
+          <w:p>
+            <w:pPr>
+              <w:spacing w:after="30" w:before="0" w:line="264"/>
+            </w:pPr>
+            <w:r>
+              <w:rPr>
+                <w:rFonts w:ascii="Calibri" w:cs="Calibri" w:eastAsia="Calibri" w:hAnsi="Calibri"/>
+                <w:sz w:val="18"/>
+                <w:szCs w:val="18"/>
+              </w:rPr>
+              <w:t xml:space="preserve">☐ Agree</w:t>
+            </w:r>
+          </w:p>
+          <w:p>
+            <w:pPr>
+              <w:spacing w:after="0" w:before="0" w:line="264"/>
+            </w:pPr>
             <w:r>
               <w:rPr>
                 <w:rFonts w:ascii="Calibri" w:cs="Calibri" w:eastAsia="Calibri" w:hAnsi="Calibri"/>
@@ -3845,6 +4136,33 @@
                 <w:szCs w:val="18"/>
               </w:rPr>
               <w:t xml:space="preserve">☐ Needs-change</w:t>
+            </w:r>
+          </w:p>
+        </w:tc>
+        <w:tc>
+          <w:tcPr>
+            <w:tcW w:type="dxa" w:w="2800"/>
+            <w:shd w:fill="FFFDE7" w:color="auto" w:val="clear"/>
+            <w:tcMar>
+              <w:top w:type="dxa" w:w="60"/>
+              <w:left w:type="dxa" w:w="90"/>
+              <w:bottom w:type="dxa" w:w="60"/>
+              <w:right w:type="dxa" w:w="90"/>
+            </w:tcMar>
+            <w:vAlign w:val="top"/>
+          </w:tcPr>
+          <w:p>
+            <w:pPr>
+              <w:spacing w:after="0" w:before="0" w:line="264"/>
+            </w:pPr>
+            <w:r>
+              <w:rPr>
+                <w:rFonts w:ascii="Calibri" w:cs="Calibri" w:eastAsia="Calibri" w:hAnsi="Calibri"/>
+                <w:color w:val="1F2933"/>
+                <w:sz w:val="18"/>
+                <w:szCs w:val="18"/>
+              </w:rPr>
+              <w:t xml:space="preserve"> </w:t>
             </w:r>
           </w:p>
         </w:tc>
@@ -3852,7 +4170,7 @@
       <w:tr>
         <w:tc>
           <w:tcPr>
-            <w:tcW w:type="dxa" w:w="1900"/>
+            <w:tcW w:type="dxa" w:w="1560"/>
             <w:shd w:fill="F0F3F7" w:color="auto" w:val="clear"/>
             <w:tcMar>
               <w:top w:type="dxa" w:w="60"/>
@@ -3881,7 +4199,7 @@
         </w:tc>
         <w:tc>
           <w:tcPr>
-            <w:tcW w:type="dxa" w:w="4560"/>
+            <w:tcW w:type="dxa" w:w="3560"/>
             <w:shd w:fill="F0F3F7" w:color="auto" w:val="clear"/>
             <w:tcMar>
               <w:top w:type="dxa" w:w="60"/>
@@ -3908,7 +4226,7 @@
         </w:tc>
         <w:tc>
           <w:tcPr>
-            <w:tcW w:type="dxa" w:w="2900"/>
+            <w:tcW w:type="dxa" w:w="1440"/>
             <w:shd w:fill="F0F3F7" w:color="auto" w:val="clear"/>
             <w:tcMar>
               <w:top w:type="dxa" w:w="60"/>
@@ -3920,16 +4238,21 @@
           </w:tcPr>
           <w:p>
             <w:pPr>
-              <w:spacing w:after="0" w:before="0" w:line="264"/>
-            </w:pPr>
-            <w:r>
-              <w:rPr>
-                <w:rFonts w:ascii="Calibri" w:cs="Calibri" w:eastAsia="Calibri" w:hAnsi="Calibri"/>
-                <w:sz w:val="18"/>
-                <w:szCs w:val="18"/>
-              </w:rPr>
-              <w:t xml:space="preserve">☐ Agree    </w:t>
-            </w:r>
+              <w:spacing w:after="30" w:before="0" w:line="264"/>
+            </w:pPr>
+            <w:r>
+              <w:rPr>
+                <w:rFonts w:ascii="Calibri" w:cs="Calibri" w:eastAsia="Calibri" w:hAnsi="Calibri"/>
+                <w:sz w:val="18"/>
+                <w:szCs w:val="18"/>
+              </w:rPr>
+              <w:t xml:space="preserve">☐ Agree</w:t>
+            </w:r>
+          </w:p>
+          <w:p>
+            <w:pPr>
+              <w:spacing w:after="0" w:before="0" w:line="264"/>
+            </w:pPr>
             <w:r>
               <w:rPr>
                 <w:rFonts w:ascii="Calibri" w:cs="Calibri" w:eastAsia="Calibri" w:hAnsi="Calibri"/>
@@ -3937,6 +4260,33 @@
                 <w:szCs w:val="18"/>
               </w:rPr>
               <w:t xml:space="preserve">☐ Needs-change</w:t>
+            </w:r>
+          </w:p>
+        </w:tc>
+        <w:tc>
+          <w:tcPr>
+            <w:tcW w:type="dxa" w:w="2800"/>
+            <w:shd w:fill="FFFDE7" w:color="auto" w:val="clear"/>
+            <w:tcMar>
+              <w:top w:type="dxa" w:w="60"/>
+              <w:left w:type="dxa" w:w="90"/>
+              <w:bottom w:type="dxa" w:w="60"/>
+              <w:right w:type="dxa" w:w="90"/>
+            </w:tcMar>
+            <w:vAlign w:val="top"/>
+          </w:tcPr>
+          <w:p>
+            <w:pPr>
+              <w:spacing w:after="0" w:before="0" w:line="264"/>
+            </w:pPr>
+            <w:r>
+              <w:rPr>
+                <w:rFonts w:ascii="Calibri" w:cs="Calibri" w:eastAsia="Calibri" w:hAnsi="Calibri"/>
+                <w:color w:val="1F2933"/>
+                <w:sz w:val="18"/>
+                <w:szCs w:val="18"/>
+              </w:rPr>
+              <w:t xml:space="preserve"> </w:t>
             </w:r>
           </w:p>
         </w:tc>
@@ -3944,7 +4294,7 @@
       <w:tr>
         <w:tc>
           <w:tcPr>
-            <w:tcW w:type="dxa" w:w="1900"/>
+            <w:tcW w:type="dxa" w:w="1560"/>
             <w:tcMar>
               <w:top w:type="dxa" w:w="60"/>
               <w:left w:type="dxa" w:w="90"/>
@@ -3972,7 +4322,7 @@
         </w:tc>
         <w:tc>
           <w:tcPr>
-            <w:tcW w:type="dxa" w:w="4560"/>
+            <w:tcW w:type="dxa" w:w="3560"/>
             <w:tcMar>
               <w:top w:type="dxa" w:w="60"/>
               <w:left w:type="dxa" w:w="90"/>
@@ -3998,27 +4348,32 @@
         </w:tc>
         <w:tc>
           <w:tcPr>
-            <w:tcW w:type="dxa" w:w="2900"/>
-            <w:tcMar>
-              <w:top w:type="dxa" w:w="60"/>
-              <w:left w:type="dxa" w:w="90"/>
-              <w:bottom w:type="dxa" w:w="60"/>
-              <w:right w:type="dxa" w:w="90"/>
-            </w:tcMar>
-            <w:vAlign w:val="top"/>
-          </w:tcPr>
-          <w:p>
-            <w:pPr>
-              <w:spacing w:after="0" w:before="0" w:line="264"/>
-            </w:pPr>
-            <w:r>
-              <w:rPr>
-                <w:rFonts w:ascii="Calibri" w:cs="Calibri" w:eastAsia="Calibri" w:hAnsi="Calibri"/>
-                <w:sz w:val="18"/>
-                <w:szCs w:val="18"/>
-              </w:rPr>
-              <w:t xml:space="preserve">☐ Agree    </w:t>
-            </w:r>
+            <w:tcW w:type="dxa" w:w="1440"/>
+            <w:tcMar>
+              <w:top w:type="dxa" w:w="60"/>
+              <w:left w:type="dxa" w:w="90"/>
+              <w:bottom w:type="dxa" w:w="60"/>
+              <w:right w:type="dxa" w:w="90"/>
+            </w:tcMar>
+            <w:vAlign w:val="top"/>
+          </w:tcPr>
+          <w:p>
+            <w:pPr>
+              <w:spacing w:after="30" w:before="0" w:line="264"/>
+            </w:pPr>
+            <w:r>
+              <w:rPr>
+                <w:rFonts w:ascii="Calibri" w:cs="Calibri" w:eastAsia="Calibri" w:hAnsi="Calibri"/>
+                <w:sz w:val="18"/>
+                <w:szCs w:val="18"/>
+              </w:rPr>
+              <w:t xml:space="preserve">☐ Agree</w:t>
+            </w:r>
+          </w:p>
+          <w:p>
+            <w:pPr>
+              <w:spacing w:after="0" w:before="0" w:line="264"/>
+            </w:pPr>
             <w:r>
               <w:rPr>
                 <w:rFonts w:ascii="Calibri" w:cs="Calibri" w:eastAsia="Calibri" w:hAnsi="Calibri"/>
@@ -4026,6 +4381,33 @@
                 <w:szCs w:val="18"/>
               </w:rPr>
               <w:t xml:space="preserve">☐ Needs-change</w:t>
+            </w:r>
+          </w:p>
+        </w:tc>
+        <w:tc>
+          <w:tcPr>
+            <w:tcW w:type="dxa" w:w="2800"/>
+            <w:shd w:fill="FFFDE7" w:color="auto" w:val="clear"/>
+            <w:tcMar>
+              <w:top w:type="dxa" w:w="60"/>
+              <w:left w:type="dxa" w:w="90"/>
+              <w:bottom w:type="dxa" w:w="60"/>
+              <w:right w:type="dxa" w:w="90"/>
+            </w:tcMar>
+            <w:vAlign w:val="top"/>
+          </w:tcPr>
+          <w:p>
+            <w:pPr>
+              <w:spacing w:after="0" w:before="0" w:line="264"/>
+            </w:pPr>
+            <w:r>
+              <w:rPr>
+                <w:rFonts w:ascii="Calibri" w:cs="Calibri" w:eastAsia="Calibri" w:hAnsi="Calibri"/>
+                <w:color w:val="1F2933"/>
+                <w:sz w:val="18"/>
+                <w:szCs w:val="18"/>
+              </w:rPr>
+              <w:t xml:space="preserve"> </w:t>
             </w:r>
           </w:p>
         </w:tc>
@@ -4033,7 +4415,7 @@
       <w:tr>
         <w:tc>
           <w:tcPr>
-            <w:tcW w:type="dxa" w:w="1900"/>
+            <w:tcW w:type="dxa" w:w="1560"/>
             <w:shd w:fill="F0F3F7" w:color="auto" w:val="clear"/>
             <w:tcMar>
               <w:top w:type="dxa" w:w="60"/>
@@ -4062,7 +4444,7 @@
         </w:tc>
         <w:tc>
           <w:tcPr>
-            <w:tcW w:type="dxa" w:w="4560"/>
+            <w:tcW w:type="dxa" w:w="3560"/>
             <w:shd w:fill="F0F3F7" w:color="auto" w:val="clear"/>
             <w:tcMar>
               <w:top w:type="dxa" w:w="60"/>
@@ -4089,7 +4471,7 @@
         </w:tc>
         <w:tc>
           <w:tcPr>
-            <w:tcW w:type="dxa" w:w="2900"/>
+            <w:tcW w:type="dxa" w:w="1440"/>
             <w:shd w:fill="F0F3F7" w:color="auto" w:val="clear"/>
             <w:tcMar>
               <w:top w:type="dxa" w:w="60"/>
@@ -4101,16 +4483,21 @@
           </w:tcPr>
           <w:p>
             <w:pPr>
-              <w:spacing w:after="0" w:before="0" w:line="264"/>
-            </w:pPr>
-            <w:r>
-              <w:rPr>
-                <w:rFonts w:ascii="Calibri" w:cs="Calibri" w:eastAsia="Calibri" w:hAnsi="Calibri"/>
-                <w:sz w:val="18"/>
-                <w:szCs w:val="18"/>
-              </w:rPr>
-              <w:t xml:space="preserve">☐ Agree    </w:t>
-            </w:r>
+              <w:spacing w:after="30" w:before="0" w:line="264"/>
+            </w:pPr>
+            <w:r>
+              <w:rPr>
+                <w:rFonts w:ascii="Calibri" w:cs="Calibri" w:eastAsia="Calibri" w:hAnsi="Calibri"/>
+                <w:sz w:val="18"/>
+                <w:szCs w:val="18"/>
+              </w:rPr>
+              <w:t xml:space="preserve">☐ Agree</w:t>
+            </w:r>
+          </w:p>
+          <w:p>
+            <w:pPr>
+              <w:spacing w:after="0" w:before="0" w:line="264"/>
+            </w:pPr>
             <w:r>
               <w:rPr>
                 <w:rFonts w:ascii="Calibri" w:cs="Calibri" w:eastAsia="Calibri" w:hAnsi="Calibri"/>
@@ -4118,6 +4505,33 @@
                 <w:szCs w:val="18"/>
               </w:rPr>
               <w:t xml:space="preserve">☐ Needs-change</w:t>
+            </w:r>
+          </w:p>
+        </w:tc>
+        <w:tc>
+          <w:tcPr>
+            <w:tcW w:type="dxa" w:w="2800"/>
+            <w:shd w:fill="FFFDE7" w:color="auto" w:val="clear"/>
+            <w:tcMar>
+              <w:top w:type="dxa" w:w="60"/>
+              <w:left w:type="dxa" w:w="90"/>
+              <w:bottom w:type="dxa" w:w="60"/>
+              <w:right w:type="dxa" w:w="90"/>
+            </w:tcMar>
+            <w:vAlign w:val="top"/>
+          </w:tcPr>
+          <w:p>
+            <w:pPr>
+              <w:spacing w:after="0" w:before="0" w:line="264"/>
+            </w:pPr>
+            <w:r>
+              <w:rPr>
+                <w:rFonts w:ascii="Calibri" w:cs="Calibri" w:eastAsia="Calibri" w:hAnsi="Calibri"/>
+                <w:color w:val="1F2933"/>
+                <w:sz w:val="18"/>
+                <w:szCs w:val="18"/>
+              </w:rPr>
+              <w:t xml:space="preserve"> </w:t>
             </w:r>
           </w:p>
         </w:tc>
@@ -4125,7 +4539,7 @@
       <w:tr>
         <w:tc>
           <w:tcPr>
-            <w:tcW w:type="dxa" w:w="1900"/>
+            <w:tcW w:type="dxa" w:w="1560"/>
             <w:tcMar>
               <w:top w:type="dxa" w:w="60"/>
               <w:left w:type="dxa" w:w="90"/>
@@ -4153,7 +4567,7 @@
         </w:tc>
         <w:tc>
           <w:tcPr>
-            <w:tcW w:type="dxa" w:w="4560"/>
+            <w:tcW w:type="dxa" w:w="3560"/>
             <w:tcMar>
               <w:top w:type="dxa" w:w="60"/>
               <w:left w:type="dxa" w:w="90"/>
@@ -4179,27 +4593,32 @@
         </w:tc>
         <w:tc>
           <w:tcPr>
-            <w:tcW w:type="dxa" w:w="2900"/>
-            <w:tcMar>
-              <w:top w:type="dxa" w:w="60"/>
-              <w:left w:type="dxa" w:w="90"/>
-              <w:bottom w:type="dxa" w:w="60"/>
-              <w:right w:type="dxa" w:w="90"/>
-            </w:tcMar>
-            <w:vAlign w:val="top"/>
-          </w:tcPr>
-          <w:p>
-            <w:pPr>
-              <w:spacing w:after="0" w:before="0" w:line="264"/>
-            </w:pPr>
-            <w:r>
-              <w:rPr>
-                <w:rFonts w:ascii="Calibri" w:cs="Calibri" w:eastAsia="Calibri" w:hAnsi="Calibri"/>
-                <w:sz w:val="18"/>
-                <w:szCs w:val="18"/>
-              </w:rPr>
-              <w:t xml:space="preserve">☐ Agree    </w:t>
-            </w:r>
+            <w:tcW w:type="dxa" w:w="1440"/>
+            <w:tcMar>
+              <w:top w:type="dxa" w:w="60"/>
+              <w:left w:type="dxa" w:w="90"/>
+              <w:bottom w:type="dxa" w:w="60"/>
+              <w:right w:type="dxa" w:w="90"/>
+            </w:tcMar>
+            <w:vAlign w:val="top"/>
+          </w:tcPr>
+          <w:p>
+            <w:pPr>
+              <w:spacing w:after="30" w:before="0" w:line="264"/>
+            </w:pPr>
+            <w:r>
+              <w:rPr>
+                <w:rFonts w:ascii="Calibri" w:cs="Calibri" w:eastAsia="Calibri" w:hAnsi="Calibri"/>
+                <w:sz w:val="18"/>
+                <w:szCs w:val="18"/>
+              </w:rPr>
+              <w:t xml:space="preserve">☐ Agree</w:t>
+            </w:r>
+          </w:p>
+          <w:p>
+            <w:pPr>
+              <w:spacing w:after="0" w:before="0" w:line="264"/>
+            </w:pPr>
             <w:r>
               <w:rPr>
                 <w:rFonts w:ascii="Calibri" w:cs="Calibri" w:eastAsia="Calibri" w:hAnsi="Calibri"/>
@@ -4207,6 +4626,33 @@
                 <w:szCs w:val="18"/>
               </w:rPr>
               <w:t xml:space="preserve">☐ Needs-change</w:t>
+            </w:r>
+          </w:p>
+        </w:tc>
+        <w:tc>
+          <w:tcPr>
+            <w:tcW w:type="dxa" w:w="2800"/>
+            <w:shd w:fill="FFFDE7" w:color="auto" w:val="clear"/>
+            <w:tcMar>
+              <w:top w:type="dxa" w:w="60"/>
+              <w:left w:type="dxa" w:w="90"/>
+              <w:bottom w:type="dxa" w:w="60"/>
+              <w:right w:type="dxa" w:w="90"/>
+            </w:tcMar>
+            <w:vAlign w:val="top"/>
+          </w:tcPr>
+          <w:p>
+            <w:pPr>
+              <w:spacing w:after="0" w:before="0" w:line="264"/>
+            </w:pPr>
+            <w:r>
+              <w:rPr>
+                <w:rFonts w:ascii="Calibri" w:cs="Calibri" w:eastAsia="Calibri" w:hAnsi="Calibri"/>
+                <w:color w:val="1F2933"/>
+                <w:sz w:val="18"/>
+                <w:szCs w:val="18"/>
+              </w:rPr>
+              <w:t xml:space="preserve"> </w:t>
             </w:r>
           </w:p>
         </w:tc>
@@ -4214,7 +4660,7 @@
       <w:tr>
         <w:tc>
           <w:tcPr>
-            <w:tcW w:type="dxa" w:w="1900"/>
+            <w:tcW w:type="dxa" w:w="1560"/>
             <w:shd w:fill="F0F3F7" w:color="auto" w:val="clear"/>
             <w:tcMar>
               <w:top w:type="dxa" w:w="60"/>
@@ -4243,7 +4689,7 @@
         </w:tc>
         <w:tc>
           <w:tcPr>
-            <w:tcW w:type="dxa" w:w="4560"/>
+            <w:tcW w:type="dxa" w:w="3560"/>
             <w:shd w:fill="F0F3F7" w:color="auto" w:val="clear"/>
             <w:tcMar>
               <w:top w:type="dxa" w:w="60"/>
@@ -4270,7 +4716,7 @@
         </w:tc>
         <w:tc>
           <w:tcPr>
-            <w:tcW w:type="dxa" w:w="2900"/>
+            <w:tcW w:type="dxa" w:w="1440"/>
             <w:shd w:fill="F0F3F7" w:color="auto" w:val="clear"/>
             <w:tcMar>
               <w:top w:type="dxa" w:w="60"/>
@@ -4282,16 +4728,21 @@
           </w:tcPr>
           <w:p>
             <w:pPr>
-              <w:spacing w:after="0" w:before="0" w:line="264"/>
-            </w:pPr>
-            <w:r>
-              <w:rPr>
-                <w:rFonts w:ascii="Calibri" w:cs="Calibri" w:eastAsia="Calibri" w:hAnsi="Calibri"/>
-                <w:sz w:val="18"/>
-                <w:szCs w:val="18"/>
-              </w:rPr>
-              <w:t xml:space="preserve">☐ Agree    </w:t>
-            </w:r>
+              <w:spacing w:after="30" w:before="0" w:line="264"/>
+            </w:pPr>
+            <w:r>
+              <w:rPr>
+                <w:rFonts w:ascii="Calibri" w:cs="Calibri" w:eastAsia="Calibri" w:hAnsi="Calibri"/>
+                <w:sz w:val="18"/>
+                <w:szCs w:val="18"/>
+              </w:rPr>
+              <w:t xml:space="preserve">☐ Agree</w:t>
+            </w:r>
+          </w:p>
+          <w:p>
+            <w:pPr>
+              <w:spacing w:after="0" w:before="0" w:line="264"/>
+            </w:pPr>
             <w:r>
               <w:rPr>
                 <w:rFonts w:ascii="Calibri" w:cs="Calibri" w:eastAsia="Calibri" w:hAnsi="Calibri"/>
@@ -4299,6 +4750,33 @@
                 <w:szCs w:val="18"/>
               </w:rPr>
               <w:t xml:space="preserve">☐ Needs-change</w:t>
+            </w:r>
+          </w:p>
+        </w:tc>
+        <w:tc>
+          <w:tcPr>
+            <w:tcW w:type="dxa" w:w="2800"/>
+            <w:shd w:fill="FFFDE7" w:color="auto" w:val="clear"/>
+            <w:tcMar>
+              <w:top w:type="dxa" w:w="60"/>
+              <w:left w:type="dxa" w:w="90"/>
+              <w:bottom w:type="dxa" w:w="60"/>
+              <w:right w:type="dxa" w:w="90"/>
+            </w:tcMar>
+            <w:vAlign w:val="top"/>
+          </w:tcPr>
+          <w:p>
+            <w:pPr>
+              <w:spacing w:after="0" w:before="0" w:line="264"/>
+            </w:pPr>
+            <w:r>
+              <w:rPr>
+                <w:rFonts w:ascii="Calibri" w:cs="Calibri" w:eastAsia="Calibri" w:hAnsi="Calibri"/>
+                <w:color w:val="1F2933"/>
+                <w:sz w:val="18"/>
+                <w:szCs w:val="18"/>
+              </w:rPr>
+              <w:t xml:space="preserve"> </w:t>
             </w:r>
           </w:p>
         </w:tc>
@@ -4306,7 +4784,7 @@
       <w:tr>
         <w:tc>
           <w:tcPr>
-            <w:tcW w:type="dxa" w:w="1900"/>
+            <w:tcW w:type="dxa" w:w="1560"/>
             <w:tcMar>
               <w:top w:type="dxa" w:w="60"/>
               <w:left w:type="dxa" w:w="90"/>
@@ -4334,7 +4812,7 @@
         </w:tc>
         <w:tc>
           <w:tcPr>
-            <w:tcW w:type="dxa" w:w="4560"/>
+            <w:tcW w:type="dxa" w:w="3560"/>
             <w:tcMar>
               <w:top w:type="dxa" w:w="60"/>
               <w:left w:type="dxa" w:w="90"/>
@@ -4360,27 +4838,32 @@
         </w:tc>
         <w:tc>
           <w:tcPr>
-            <w:tcW w:type="dxa" w:w="2900"/>
-            <w:tcMar>
-              <w:top w:type="dxa" w:w="60"/>
-              <w:left w:type="dxa" w:w="90"/>
-              <w:bottom w:type="dxa" w:w="60"/>
-              <w:right w:type="dxa" w:w="90"/>
-            </w:tcMar>
-            <w:vAlign w:val="top"/>
-          </w:tcPr>
-          <w:p>
-            <w:pPr>
-              <w:spacing w:after="0" w:before="0" w:line="264"/>
-            </w:pPr>
-            <w:r>
-              <w:rPr>
-                <w:rFonts w:ascii="Calibri" w:cs="Calibri" w:eastAsia="Calibri" w:hAnsi="Calibri"/>
-                <w:sz w:val="18"/>
-                <w:szCs w:val="18"/>
-              </w:rPr>
-              <w:t xml:space="preserve">☐ Agree    </w:t>
-            </w:r>
+            <w:tcW w:type="dxa" w:w="1440"/>
+            <w:tcMar>
+              <w:top w:type="dxa" w:w="60"/>
+              <w:left w:type="dxa" w:w="90"/>
+              <w:bottom w:type="dxa" w:w="60"/>
+              <w:right w:type="dxa" w:w="90"/>
+            </w:tcMar>
+            <w:vAlign w:val="top"/>
+          </w:tcPr>
+          <w:p>
+            <w:pPr>
+              <w:spacing w:after="30" w:before="0" w:line="264"/>
+            </w:pPr>
+            <w:r>
+              <w:rPr>
+                <w:rFonts w:ascii="Calibri" w:cs="Calibri" w:eastAsia="Calibri" w:hAnsi="Calibri"/>
+                <w:sz w:val="18"/>
+                <w:szCs w:val="18"/>
+              </w:rPr>
+              <w:t xml:space="preserve">☐ Agree</w:t>
+            </w:r>
+          </w:p>
+          <w:p>
+            <w:pPr>
+              <w:spacing w:after="0" w:before="0" w:line="264"/>
+            </w:pPr>
             <w:r>
               <w:rPr>
                 <w:rFonts w:ascii="Calibri" w:cs="Calibri" w:eastAsia="Calibri" w:hAnsi="Calibri"/>
@@ -4388,6 +4871,33 @@
                 <w:szCs w:val="18"/>
               </w:rPr>
               <w:t xml:space="preserve">☐ Needs-change</w:t>
+            </w:r>
+          </w:p>
+        </w:tc>
+        <w:tc>
+          <w:tcPr>
+            <w:tcW w:type="dxa" w:w="2800"/>
+            <w:shd w:fill="FFFDE7" w:color="auto" w:val="clear"/>
+            <w:tcMar>
+              <w:top w:type="dxa" w:w="60"/>
+              <w:left w:type="dxa" w:w="90"/>
+              <w:bottom w:type="dxa" w:w="60"/>
+              <w:right w:type="dxa" w:w="90"/>
+            </w:tcMar>
+            <w:vAlign w:val="top"/>
+          </w:tcPr>
+          <w:p>
+            <w:pPr>
+              <w:spacing w:after="0" w:before="0" w:line="264"/>
+            </w:pPr>
+            <w:r>
+              <w:rPr>
+                <w:rFonts w:ascii="Calibri" w:cs="Calibri" w:eastAsia="Calibri" w:hAnsi="Calibri"/>
+                <w:color w:val="1F2933"/>
+                <w:sz w:val="18"/>
+                <w:szCs w:val="18"/>
+              </w:rPr>
+              <w:t xml:space="preserve"> </w:t>
             </w:r>
           </w:p>
         </w:tc>
@@ -4395,7 +4905,7 @@
       <w:tr>
         <w:tc>
           <w:tcPr>
-            <w:tcW w:type="dxa" w:w="1900"/>
+            <w:tcW w:type="dxa" w:w="1560"/>
             <w:shd w:fill="F0F3F7" w:color="auto" w:val="clear"/>
             <w:tcMar>
               <w:top w:type="dxa" w:w="60"/>
@@ -4424,7 +4934,7 @@
         </w:tc>
         <w:tc>
           <w:tcPr>
-            <w:tcW w:type="dxa" w:w="4560"/>
+            <w:tcW w:type="dxa" w:w="3560"/>
             <w:shd w:fill="F0F3F7" w:color="auto" w:val="clear"/>
             <w:tcMar>
               <w:top w:type="dxa" w:w="60"/>
@@ -4451,7 +4961,7 @@
         </w:tc>
         <w:tc>
           <w:tcPr>
-            <w:tcW w:type="dxa" w:w="2900"/>
+            <w:tcW w:type="dxa" w:w="1440"/>
             <w:shd w:fill="F0F3F7" w:color="auto" w:val="clear"/>
             <w:tcMar>
               <w:top w:type="dxa" w:w="60"/>
@@ -4463,16 +4973,21 @@
           </w:tcPr>
           <w:p>
             <w:pPr>
-              <w:spacing w:after="0" w:before="0" w:line="264"/>
-            </w:pPr>
-            <w:r>
-              <w:rPr>
-                <w:rFonts w:ascii="Calibri" w:cs="Calibri" w:eastAsia="Calibri" w:hAnsi="Calibri"/>
-                <w:sz w:val="18"/>
-                <w:szCs w:val="18"/>
-              </w:rPr>
-              <w:t xml:space="preserve">☐ Agree    </w:t>
-            </w:r>
+              <w:spacing w:after="30" w:before="0" w:line="264"/>
+            </w:pPr>
+            <w:r>
+              <w:rPr>
+                <w:rFonts w:ascii="Calibri" w:cs="Calibri" w:eastAsia="Calibri" w:hAnsi="Calibri"/>
+                <w:sz w:val="18"/>
+                <w:szCs w:val="18"/>
+              </w:rPr>
+              <w:t xml:space="preserve">☐ Agree</w:t>
+            </w:r>
+          </w:p>
+          <w:p>
+            <w:pPr>
+              <w:spacing w:after="0" w:before="0" w:line="264"/>
+            </w:pPr>
             <w:r>
               <w:rPr>
                 <w:rFonts w:ascii="Calibri" w:cs="Calibri" w:eastAsia="Calibri" w:hAnsi="Calibri"/>
@@ -4480,6 +4995,33 @@
                 <w:szCs w:val="18"/>
               </w:rPr>
               <w:t xml:space="preserve">☐ Needs-change</w:t>
+            </w:r>
+          </w:p>
+        </w:tc>
+        <w:tc>
+          <w:tcPr>
+            <w:tcW w:type="dxa" w:w="2800"/>
+            <w:shd w:fill="FFFDE7" w:color="auto" w:val="clear"/>
+            <w:tcMar>
+              <w:top w:type="dxa" w:w="60"/>
+              <w:left w:type="dxa" w:w="90"/>
+              <w:bottom w:type="dxa" w:w="60"/>
+              <w:right w:type="dxa" w:w="90"/>
+            </w:tcMar>
+            <w:vAlign w:val="top"/>
+          </w:tcPr>
+          <w:p>
+            <w:pPr>
+              <w:spacing w:after="0" w:before="0" w:line="264"/>
+            </w:pPr>
+            <w:r>
+              <w:rPr>
+                <w:rFonts w:ascii="Calibri" w:cs="Calibri" w:eastAsia="Calibri" w:hAnsi="Calibri"/>
+                <w:color w:val="1F2933"/>
+                <w:sz w:val="18"/>
+                <w:szCs w:val="18"/>
+              </w:rPr>
+              <w:t xml:space="preserve"> </w:t>
             </w:r>
           </w:p>
         </w:tc>
@@ -4487,7 +5029,7 @@
       <w:tr>
         <w:tc>
           <w:tcPr>
-            <w:tcW w:type="dxa" w:w="1900"/>
+            <w:tcW w:type="dxa" w:w="1560"/>
             <w:tcMar>
               <w:top w:type="dxa" w:w="60"/>
               <w:left w:type="dxa" w:w="90"/>
@@ -4515,7 +5057,7 @@
         </w:tc>
         <w:tc>
           <w:tcPr>
-            <w:tcW w:type="dxa" w:w="4560"/>
+            <w:tcW w:type="dxa" w:w="3560"/>
             <w:tcMar>
               <w:top w:type="dxa" w:w="60"/>
               <w:left w:type="dxa" w:w="90"/>
@@ -4541,27 +5083,32 @@
         </w:tc>
         <w:tc>
           <w:tcPr>
-            <w:tcW w:type="dxa" w:w="2900"/>
-            <w:tcMar>
-              <w:top w:type="dxa" w:w="60"/>
-              <w:left w:type="dxa" w:w="90"/>
-              <w:bottom w:type="dxa" w:w="60"/>
-              <w:right w:type="dxa" w:w="90"/>
-            </w:tcMar>
-            <w:vAlign w:val="top"/>
-          </w:tcPr>
-          <w:p>
-            <w:pPr>
-              <w:spacing w:after="0" w:before="0" w:line="264"/>
-            </w:pPr>
-            <w:r>
-              <w:rPr>
-                <w:rFonts w:ascii="Calibri" w:cs="Calibri" w:eastAsia="Calibri" w:hAnsi="Calibri"/>
-                <w:sz w:val="18"/>
-                <w:szCs w:val="18"/>
-              </w:rPr>
-              <w:t xml:space="preserve">☐ Agree    </w:t>
-            </w:r>
+            <w:tcW w:type="dxa" w:w="1440"/>
+            <w:tcMar>
+              <w:top w:type="dxa" w:w="60"/>
+              <w:left w:type="dxa" w:w="90"/>
+              <w:bottom w:type="dxa" w:w="60"/>
+              <w:right w:type="dxa" w:w="90"/>
+            </w:tcMar>
+            <w:vAlign w:val="top"/>
+          </w:tcPr>
+          <w:p>
+            <w:pPr>
+              <w:spacing w:after="30" w:before="0" w:line="264"/>
+            </w:pPr>
+            <w:r>
+              <w:rPr>
+                <w:rFonts w:ascii="Calibri" w:cs="Calibri" w:eastAsia="Calibri" w:hAnsi="Calibri"/>
+                <w:sz w:val="18"/>
+                <w:szCs w:val="18"/>
+              </w:rPr>
+              <w:t xml:space="preserve">☐ Agree</w:t>
+            </w:r>
+          </w:p>
+          <w:p>
+            <w:pPr>
+              <w:spacing w:after="0" w:before="0" w:line="264"/>
+            </w:pPr>
             <w:r>
               <w:rPr>
                 <w:rFonts w:ascii="Calibri" w:cs="Calibri" w:eastAsia="Calibri" w:hAnsi="Calibri"/>
@@ -4569,6 +5116,33 @@
                 <w:szCs w:val="18"/>
               </w:rPr>
               <w:t xml:space="preserve">☐ Needs-change</w:t>
+            </w:r>
+          </w:p>
+        </w:tc>
+        <w:tc>
+          <w:tcPr>
+            <w:tcW w:type="dxa" w:w="2800"/>
+            <w:shd w:fill="FFFDE7" w:color="auto" w:val="clear"/>
+            <w:tcMar>
+              <w:top w:type="dxa" w:w="60"/>
+              <w:left w:type="dxa" w:w="90"/>
+              <w:bottom w:type="dxa" w:w="60"/>
+              <w:right w:type="dxa" w:w="90"/>
+            </w:tcMar>
+            <w:vAlign w:val="top"/>
+          </w:tcPr>
+          <w:p>
+            <w:pPr>
+              <w:spacing w:after="0" w:before="0" w:line="264"/>
+            </w:pPr>
+            <w:r>
+              <w:rPr>
+                <w:rFonts w:ascii="Calibri" w:cs="Calibri" w:eastAsia="Calibri" w:hAnsi="Calibri"/>
+                <w:color w:val="1F2933"/>
+                <w:sz w:val="18"/>
+                <w:szCs w:val="18"/>
+              </w:rPr>
+              <w:t xml:space="preserve"> </w:t>
             </w:r>
           </w:p>
         </w:tc>
@@ -4576,7 +5150,7 @@
       <w:tr>
         <w:tc>
           <w:tcPr>
-            <w:tcW w:type="dxa" w:w="1900"/>
+            <w:tcW w:type="dxa" w:w="1560"/>
             <w:shd w:fill="F0F3F7" w:color="auto" w:val="clear"/>
             <w:tcMar>
               <w:top w:type="dxa" w:w="60"/>
@@ -4605,7 +5179,7 @@
         </w:tc>
         <w:tc>
           <w:tcPr>
-            <w:tcW w:type="dxa" w:w="4560"/>
+            <w:tcW w:type="dxa" w:w="3560"/>
             <w:shd w:fill="F0F3F7" w:color="auto" w:val="clear"/>
             <w:tcMar>
               <w:top w:type="dxa" w:w="60"/>
@@ -4632,7 +5206,7 @@
         </w:tc>
         <w:tc>
           <w:tcPr>
-            <w:tcW w:type="dxa" w:w="2900"/>
+            <w:tcW w:type="dxa" w:w="1440"/>
             <w:shd w:fill="F0F3F7" w:color="auto" w:val="clear"/>
             <w:tcMar>
               <w:top w:type="dxa" w:w="60"/>
@@ -4644,16 +5218,21 @@
           </w:tcPr>
           <w:p>
             <w:pPr>
-              <w:spacing w:after="0" w:before="0" w:line="264"/>
-            </w:pPr>
-            <w:r>
-              <w:rPr>
-                <w:rFonts w:ascii="Calibri" w:cs="Calibri" w:eastAsia="Calibri" w:hAnsi="Calibri"/>
-                <w:sz w:val="18"/>
-                <w:szCs w:val="18"/>
-              </w:rPr>
-              <w:t xml:space="preserve">☐ Agree    </w:t>
-            </w:r>
+              <w:spacing w:after="30" w:before="0" w:line="264"/>
+            </w:pPr>
+            <w:r>
+              <w:rPr>
+                <w:rFonts w:ascii="Calibri" w:cs="Calibri" w:eastAsia="Calibri" w:hAnsi="Calibri"/>
+                <w:sz w:val="18"/>
+                <w:szCs w:val="18"/>
+              </w:rPr>
+              <w:t xml:space="preserve">☐ Agree</w:t>
+            </w:r>
+          </w:p>
+          <w:p>
+            <w:pPr>
+              <w:spacing w:after="0" w:before="0" w:line="264"/>
+            </w:pPr>
             <w:r>
               <w:rPr>
                 <w:rFonts w:ascii="Calibri" w:cs="Calibri" w:eastAsia="Calibri" w:hAnsi="Calibri"/>
@@ -4661,6 +5240,33 @@
                 <w:szCs w:val="18"/>
               </w:rPr>
               <w:t xml:space="preserve">☐ Needs-change</w:t>
+            </w:r>
+          </w:p>
+        </w:tc>
+        <w:tc>
+          <w:tcPr>
+            <w:tcW w:type="dxa" w:w="2800"/>
+            <w:shd w:fill="FFFDE7" w:color="auto" w:val="clear"/>
+            <w:tcMar>
+              <w:top w:type="dxa" w:w="60"/>
+              <w:left w:type="dxa" w:w="90"/>
+              <w:bottom w:type="dxa" w:w="60"/>
+              <w:right w:type="dxa" w:w="90"/>
+            </w:tcMar>
+            <w:vAlign w:val="top"/>
+          </w:tcPr>
+          <w:p>
+            <w:pPr>
+              <w:spacing w:after="0" w:before="0" w:line="264"/>
+            </w:pPr>
+            <w:r>
+              <w:rPr>
+                <w:rFonts w:ascii="Calibri" w:cs="Calibri" w:eastAsia="Calibri" w:hAnsi="Calibri"/>
+                <w:color w:val="1F2933"/>
+                <w:sz w:val="18"/>
+                <w:szCs w:val="18"/>
+              </w:rPr>
+              <w:t xml:space="preserve"> </w:t>
             </w:r>
           </w:p>
         </w:tc>
@@ -4668,7 +5274,7 @@
       <w:tr>
         <w:tc>
           <w:tcPr>
-            <w:tcW w:type="dxa" w:w="1900"/>
+            <w:tcW w:type="dxa" w:w="1560"/>
             <w:tcMar>
               <w:top w:type="dxa" w:w="60"/>
               <w:left w:type="dxa" w:w="90"/>
@@ -4696,7 +5302,7 @@
         </w:tc>
         <w:tc>
           <w:tcPr>
-            <w:tcW w:type="dxa" w:w="4560"/>
+            <w:tcW w:type="dxa" w:w="3560"/>
             <w:tcMar>
               <w:top w:type="dxa" w:w="60"/>
               <w:left w:type="dxa" w:w="90"/>
@@ -4722,27 +5328,32 @@
         </w:tc>
         <w:tc>
           <w:tcPr>
-            <w:tcW w:type="dxa" w:w="2900"/>
-            <w:tcMar>
-              <w:top w:type="dxa" w:w="60"/>
-              <w:left w:type="dxa" w:w="90"/>
-              <w:bottom w:type="dxa" w:w="60"/>
-              <w:right w:type="dxa" w:w="90"/>
-            </w:tcMar>
-            <w:vAlign w:val="top"/>
-          </w:tcPr>
-          <w:p>
-            <w:pPr>
-              <w:spacing w:after="0" w:before="0" w:line="264"/>
-            </w:pPr>
-            <w:r>
-              <w:rPr>
-                <w:rFonts w:ascii="Calibri" w:cs="Calibri" w:eastAsia="Calibri" w:hAnsi="Calibri"/>
-                <w:sz w:val="18"/>
-                <w:szCs w:val="18"/>
-              </w:rPr>
-              <w:t xml:space="preserve">☐ Agree    </w:t>
-            </w:r>
+            <w:tcW w:type="dxa" w:w="1440"/>
+            <w:tcMar>
+              <w:top w:type="dxa" w:w="60"/>
+              <w:left w:type="dxa" w:w="90"/>
+              <w:bottom w:type="dxa" w:w="60"/>
+              <w:right w:type="dxa" w:w="90"/>
+            </w:tcMar>
+            <w:vAlign w:val="top"/>
+          </w:tcPr>
+          <w:p>
+            <w:pPr>
+              <w:spacing w:after="30" w:before="0" w:line="264"/>
+            </w:pPr>
+            <w:r>
+              <w:rPr>
+                <w:rFonts w:ascii="Calibri" w:cs="Calibri" w:eastAsia="Calibri" w:hAnsi="Calibri"/>
+                <w:sz w:val="18"/>
+                <w:szCs w:val="18"/>
+              </w:rPr>
+              <w:t xml:space="preserve">☐ Agree</w:t>
+            </w:r>
+          </w:p>
+          <w:p>
+            <w:pPr>
+              <w:spacing w:after="0" w:before="0" w:line="264"/>
+            </w:pPr>
             <w:r>
               <w:rPr>
                 <w:rFonts w:ascii="Calibri" w:cs="Calibri" w:eastAsia="Calibri" w:hAnsi="Calibri"/>
@@ -4750,6 +5361,33 @@
                 <w:szCs w:val="18"/>
               </w:rPr>
               <w:t xml:space="preserve">☐ Needs-change</w:t>
+            </w:r>
+          </w:p>
+        </w:tc>
+        <w:tc>
+          <w:tcPr>
+            <w:tcW w:type="dxa" w:w="2800"/>
+            <w:shd w:fill="FFFDE7" w:color="auto" w:val="clear"/>
+            <w:tcMar>
+              <w:top w:type="dxa" w:w="60"/>
+              <w:left w:type="dxa" w:w="90"/>
+              <w:bottom w:type="dxa" w:w="60"/>
+              <w:right w:type="dxa" w:w="90"/>
+            </w:tcMar>
+            <w:vAlign w:val="top"/>
+          </w:tcPr>
+          <w:p>
+            <w:pPr>
+              <w:spacing w:after="0" w:before="0" w:line="264"/>
+            </w:pPr>
+            <w:r>
+              <w:rPr>
+                <w:rFonts w:ascii="Calibri" w:cs="Calibri" w:eastAsia="Calibri" w:hAnsi="Calibri"/>
+                <w:color w:val="1F2933"/>
+                <w:sz w:val="18"/>
+                <w:szCs w:val="18"/>
+              </w:rPr>
+              <w:t xml:space="preserve"> </w:t>
             </w:r>
           </w:p>
         </w:tc>
@@ -4757,7 +5395,7 @@
       <w:tr>
         <w:tc>
           <w:tcPr>
-            <w:tcW w:type="dxa" w:w="1900"/>
+            <w:tcW w:type="dxa" w:w="1560"/>
             <w:shd w:fill="F0F3F7" w:color="auto" w:val="clear"/>
             <w:tcMar>
               <w:top w:type="dxa" w:w="60"/>
@@ -4786,7 +5424,7 @@
         </w:tc>
         <w:tc>
           <w:tcPr>
-            <w:tcW w:type="dxa" w:w="4560"/>
+            <w:tcW w:type="dxa" w:w="3560"/>
             <w:shd w:fill="F0F3F7" w:color="auto" w:val="clear"/>
             <w:tcMar>
               <w:top w:type="dxa" w:w="60"/>
@@ -4813,7 +5451,7 @@
         </w:tc>
         <w:tc>
           <w:tcPr>
-            <w:tcW w:type="dxa" w:w="2900"/>
+            <w:tcW w:type="dxa" w:w="1440"/>
             <w:shd w:fill="F0F3F7" w:color="auto" w:val="clear"/>
             <w:tcMar>
               <w:top w:type="dxa" w:w="60"/>
@@ -4825,16 +5463,21 @@
           </w:tcPr>
           <w:p>
             <w:pPr>
-              <w:spacing w:after="0" w:before="0" w:line="264"/>
-            </w:pPr>
-            <w:r>
-              <w:rPr>
-                <w:rFonts w:ascii="Calibri" w:cs="Calibri" w:eastAsia="Calibri" w:hAnsi="Calibri"/>
-                <w:sz w:val="18"/>
-                <w:szCs w:val="18"/>
-              </w:rPr>
-              <w:t xml:space="preserve">☐ Agree    </w:t>
-            </w:r>
+              <w:spacing w:after="30" w:before="0" w:line="264"/>
+            </w:pPr>
+            <w:r>
+              <w:rPr>
+                <w:rFonts w:ascii="Calibri" w:cs="Calibri" w:eastAsia="Calibri" w:hAnsi="Calibri"/>
+                <w:sz w:val="18"/>
+                <w:szCs w:val="18"/>
+              </w:rPr>
+              <w:t xml:space="preserve">☐ Agree</w:t>
+            </w:r>
+          </w:p>
+          <w:p>
+            <w:pPr>
+              <w:spacing w:after="0" w:before="0" w:line="264"/>
+            </w:pPr>
             <w:r>
               <w:rPr>
                 <w:rFonts w:ascii="Calibri" w:cs="Calibri" w:eastAsia="Calibri" w:hAnsi="Calibri"/>
@@ -4842,6 +5485,33 @@
                 <w:szCs w:val="18"/>
               </w:rPr>
               <w:t xml:space="preserve">☐ Needs-change</w:t>
+            </w:r>
+          </w:p>
+        </w:tc>
+        <w:tc>
+          <w:tcPr>
+            <w:tcW w:type="dxa" w:w="2800"/>
+            <w:shd w:fill="FFFDE7" w:color="auto" w:val="clear"/>
+            <w:tcMar>
+              <w:top w:type="dxa" w:w="60"/>
+              <w:left w:type="dxa" w:w="90"/>
+              <w:bottom w:type="dxa" w:w="60"/>
+              <w:right w:type="dxa" w:w="90"/>
+            </w:tcMar>
+            <w:vAlign w:val="top"/>
+          </w:tcPr>
+          <w:p>
+            <w:pPr>
+              <w:spacing w:after="0" w:before="0" w:line="264"/>
+            </w:pPr>
+            <w:r>
+              <w:rPr>
+                <w:rFonts w:ascii="Calibri" w:cs="Calibri" w:eastAsia="Calibri" w:hAnsi="Calibri"/>
+                <w:color w:val="1F2933"/>
+                <w:sz w:val="18"/>
+                <w:szCs w:val="18"/>
+              </w:rPr>
+              <w:t xml:space="preserve"> </w:t>
             </w:r>
           </w:p>
         </w:tc>
@@ -4849,7 +5519,7 @@
       <w:tr>
         <w:tc>
           <w:tcPr>
-            <w:tcW w:type="dxa" w:w="1900"/>
+            <w:tcW w:type="dxa" w:w="1560"/>
             <w:tcMar>
               <w:top w:type="dxa" w:w="60"/>
               <w:left w:type="dxa" w:w="90"/>
@@ -4877,7 +5547,7 @@
         </w:tc>
         <w:tc>
           <w:tcPr>
-            <w:tcW w:type="dxa" w:w="4560"/>
+            <w:tcW w:type="dxa" w:w="3560"/>
             <w:tcMar>
               <w:top w:type="dxa" w:w="60"/>
               <w:left w:type="dxa" w:w="90"/>
@@ -4903,27 +5573,32 @@
         </w:tc>
         <w:tc>
           <w:tcPr>
-            <w:tcW w:type="dxa" w:w="2900"/>
-            <w:tcMar>
-              <w:top w:type="dxa" w:w="60"/>
-              <w:left w:type="dxa" w:w="90"/>
-              <w:bottom w:type="dxa" w:w="60"/>
-              <w:right w:type="dxa" w:w="90"/>
-            </w:tcMar>
-            <w:vAlign w:val="top"/>
-          </w:tcPr>
-          <w:p>
-            <w:pPr>
-              <w:spacing w:after="0" w:before="0" w:line="264"/>
-            </w:pPr>
-            <w:r>
-              <w:rPr>
-                <w:rFonts w:ascii="Calibri" w:cs="Calibri" w:eastAsia="Calibri" w:hAnsi="Calibri"/>
-                <w:sz w:val="18"/>
-                <w:szCs w:val="18"/>
-              </w:rPr>
-              <w:t xml:space="preserve">☐ Agree    </w:t>
-            </w:r>
+            <w:tcW w:type="dxa" w:w="1440"/>
+            <w:tcMar>
+              <w:top w:type="dxa" w:w="60"/>
+              <w:left w:type="dxa" w:w="90"/>
+              <w:bottom w:type="dxa" w:w="60"/>
+              <w:right w:type="dxa" w:w="90"/>
+            </w:tcMar>
+            <w:vAlign w:val="top"/>
+          </w:tcPr>
+          <w:p>
+            <w:pPr>
+              <w:spacing w:after="30" w:before="0" w:line="264"/>
+            </w:pPr>
+            <w:r>
+              <w:rPr>
+                <w:rFonts w:ascii="Calibri" w:cs="Calibri" w:eastAsia="Calibri" w:hAnsi="Calibri"/>
+                <w:sz w:val="18"/>
+                <w:szCs w:val="18"/>
+              </w:rPr>
+              <w:t xml:space="preserve">☐ Agree</w:t>
+            </w:r>
+          </w:p>
+          <w:p>
+            <w:pPr>
+              <w:spacing w:after="0" w:before="0" w:line="264"/>
+            </w:pPr>
             <w:r>
               <w:rPr>
                 <w:rFonts w:ascii="Calibri" w:cs="Calibri" w:eastAsia="Calibri" w:hAnsi="Calibri"/>
@@ -4931,6 +5606,33 @@
                 <w:szCs w:val="18"/>
               </w:rPr>
               <w:t xml:space="preserve">☐ Needs-change</w:t>
+            </w:r>
+          </w:p>
+        </w:tc>
+        <w:tc>
+          <w:tcPr>
+            <w:tcW w:type="dxa" w:w="2800"/>
+            <w:shd w:fill="FFFDE7" w:color="auto" w:val="clear"/>
+            <w:tcMar>
+              <w:top w:type="dxa" w:w="60"/>
+              <w:left w:type="dxa" w:w="90"/>
+              <w:bottom w:type="dxa" w:w="60"/>
+              <w:right w:type="dxa" w:w="90"/>
+            </w:tcMar>
+            <w:vAlign w:val="top"/>
+          </w:tcPr>
+          <w:p>
+            <w:pPr>
+              <w:spacing w:after="0" w:before="0" w:line="264"/>
+            </w:pPr>
+            <w:r>
+              <w:rPr>
+                <w:rFonts w:ascii="Calibri" w:cs="Calibri" w:eastAsia="Calibri" w:hAnsi="Calibri"/>
+                <w:color w:val="1F2933"/>
+                <w:sz w:val="18"/>
+                <w:szCs w:val="18"/>
+              </w:rPr>
+              <w:t xml:space="preserve"> </w:t>
             </w:r>
           </w:p>
         </w:tc>
@@ -4938,7 +5640,7 @@
       <w:tr>
         <w:tc>
           <w:tcPr>
-            <w:tcW w:type="dxa" w:w="1900"/>
+            <w:tcW w:type="dxa" w:w="1560"/>
             <w:shd w:fill="F0F3F7" w:color="auto" w:val="clear"/>
             <w:tcMar>
               <w:top w:type="dxa" w:w="60"/>
@@ -4967,7 +5669,7 @@
         </w:tc>
         <w:tc>
           <w:tcPr>
-            <w:tcW w:type="dxa" w:w="4560"/>
+            <w:tcW w:type="dxa" w:w="3560"/>
             <w:shd w:fill="F0F3F7" w:color="auto" w:val="clear"/>
             <w:tcMar>
               <w:top w:type="dxa" w:w="60"/>
@@ -4994,7 +5696,7 @@
         </w:tc>
         <w:tc>
           <w:tcPr>
-            <w:tcW w:type="dxa" w:w="2900"/>
+            <w:tcW w:type="dxa" w:w="1440"/>
             <w:shd w:fill="F0F3F7" w:color="auto" w:val="clear"/>
             <w:tcMar>
               <w:top w:type="dxa" w:w="60"/>
@@ -5006,16 +5708,21 @@
           </w:tcPr>
           <w:p>
             <w:pPr>
-              <w:spacing w:after="0" w:before="0" w:line="264"/>
-            </w:pPr>
-            <w:r>
-              <w:rPr>
-                <w:rFonts w:ascii="Calibri" w:cs="Calibri" w:eastAsia="Calibri" w:hAnsi="Calibri"/>
-                <w:sz w:val="18"/>
-                <w:szCs w:val="18"/>
-              </w:rPr>
-              <w:t xml:space="preserve">☐ Agree    </w:t>
-            </w:r>
+              <w:spacing w:after="30" w:before="0" w:line="264"/>
+            </w:pPr>
+            <w:r>
+              <w:rPr>
+                <w:rFonts w:ascii="Calibri" w:cs="Calibri" w:eastAsia="Calibri" w:hAnsi="Calibri"/>
+                <w:sz w:val="18"/>
+                <w:szCs w:val="18"/>
+              </w:rPr>
+              <w:t xml:space="preserve">☐ Agree</w:t>
+            </w:r>
+          </w:p>
+          <w:p>
+            <w:pPr>
+              <w:spacing w:after="0" w:before="0" w:line="264"/>
+            </w:pPr>
             <w:r>
               <w:rPr>
                 <w:rFonts w:ascii="Calibri" w:cs="Calibri" w:eastAsia="Calibri" w:hAnsi="Calibri"/>
@@ -5023,6 +5730,33 @@
                 <w:szCs w:val="18"/>
               </w:rPr>
               <w:t xml:space="preserve">☐ Needs-change</w:t>
+            </w:r>
+          </w:p>
+        </w:tc>
+        <w:tc>
+          <w:tcPr>
+            <w:tcW w:type="dxa" w:w="2800"/>
+            <w:shd w:fill="FFFDE7" w:color="auto" w:val="clear"/>
+            <w:tcMar>
+              <w:top w:type="dxa" w:w="60"/>
+              <w:left w:type="dxa" w:w="90"/>
+              <w:bottom w:type="dxa" w:w="60"/>
+              <w:right w:type="dxa" w:w="90"/>
+            </w:tcMar>
+            <w:vAlign w:val="top"/>
+          </w:tcPr>
+          <w:p>
+            <w:pPr>
+              <w:spacing w:after="0" w:before="0" w:line="264"/>
+            </w:pPr>
+            <w:r>
+              <w:rPr>
+                <w:rFonts w:ascii="Calibri" w:cs="Calibri" w:eastAsia="Calibri" w:hAnsi="Calibri"/>
+                <w:color w:val="1F2933"/>
+                <w:sz w:val="18"/>
+                <w:szCs w:val="18"/>
+              </w:rPr>
+              <w:t xml:space="preserve"> </w:t>
             </w:r>
           </w:p>
         </w:tc>
@@ -5030,7 +5764,7 @@
       <w:tr>
         <w:tc>
           <w:tcPr>
-            <w:tcW w:type="dxa" w:w="1900"/>
+            <w:tcW w:type="dxa" w:w="1560"/>
             <w:tcMar>
               <w:top w:type="dxa" w:w="60"/>
               <w:left w:type="dxa" w:w="90"/>
@@ -5058,7 +5792,7 @@
         </w:tc>
         <w:tc>
           <w:tcPr>
-            <w:tcW w:type="dxa" w:w="4560"/>
+            <w:tcW w:type="dxa" w:w="3560"/>
             <w:tcMar>
               <w:top w:type="dxa" w:w="60"/>
               <w:left w:type="dxa" w:w="90"/>
@@ -5084,27 +5818,32 @@
         </w:tc>
         <w:tc>
           <w:tcPr>
-            <w:tcW w:type="dxa" w:w="2900"/>
-            <w:tcMar>
-              <w:top w:type="dxa" w:w="60"/>
-              <w:left w:type="dxa" w:w="90"/>
-              <w:bottom w:type="dxa" w:w="60"/>
-              <w:right w:type="dxa" w:w="90"/>
-            </w:tcMar>
-            <w:vAlign w:val="top"/>
-          </w:tcPr>
-          <w:p>
-            <w:pPr>
-              <w:spacing w:after="0" w:before="0" w:line="264"/>
-            </w:pPr>
-            <w:r>
-              <w:rPr>
-                <w:rFonts w:ascii="Calibri" w:cs="Calibri" w:eastAsia="Calibri" w:hAnsi="Calibri"/>
-                <w:sz w:val="18"/>
-                <w:szCs w:val="18"/>
-              </w:rPr>
-              <w:t xml:space="preserve">☐ Agree    </w:t>
-            </w:r>
+            <w:tcW w:type="dxa" w:w="1440"/>
+            <w:tcMar>
+              <w:top w:type="dxa" w:w="60"/>
+              <w:left w:type="dxa" w:w="90"/>
+              <w:bottom w:type="dxa" w:w="60"/>
+              <w:right w:type="dxa" w:w="90"/>
+            </w:tcMar>
+            <w:vAlign w:val="top"/>
+          </w:tcPr>
+          <w:p>
+            <w:pPr>
+              <w:spacing w:after="30" w:before="0" w:line="264"/>
+            </w:pPr>
+            <w:r>
+              <w:rPr>
+                <w:rFonts w:ascii="Calibri" w:cs="Calibri" w:eastAsia="Calibri" w:hAnsi="Calibri"/>
+                <w:sz w:val="18"/>
+                <w:szCs w:val="18"/>
+              </w:rPr>
+              <w:t xml:space="preserve">☐ Agree</w:t>
+            </w:r>
+          </w:p>
+          <w:p>
+            <w:pPr>
+              <w:spacing w:after="0" w:before="0" w:line="264"/>
+            </w:pPr>
             <w:r>
               <w:rPr>
                 <w:rFonts w:ascii="Calibri" w:cs="Calibri" w:eastAsia="Calibri" w:hAnsi="Calibri"/>
@@ -5112,6 +5851,33 @@
                 <w:szCs w:val="18"/>
               </w:rPr>
               <w:t xml:space="preserve">☐ Needs-change</w:t>
+            </w:r>
+          </w:p>
+        </w:tc>
+        <w:tc>
+          <w:tcPr>
+            <w:tcW w:type="dxa" w:w="2800"/>
+            <w:shd w:fill="FFFDE7" w:color="auto" w:val="clear"/>
+            <w:tcMar>
+              <w:top w:type="dxa" w:w="60"/>
+              <w:left w:type="dxa" w:w="90"/>
+              <w:bottom w:type="dxa" w:w="60"/>
+              <w:right w:type="dxa" w:w="90"/>
+            </w:tcMar>
+            <w:vAlign w:val="top"/>
+          </w:tcPr>
+          <w:p>
+            <w:pPr>
+              <w:spacing w:after="0" w:before="0" w:line="264"/>
+            </w:pPr>
+            <w:r>
+              <w:rPr>
+                <w:rFonts w:ascii="Calibri" w:cs="Calibri" w:eastAsia="Calibri" w:hAnsi="Calibri"/>
+                <w:color w:val="1F2933"/>
+                <w:sz w:val="18"/>
+                <w:szCs w:val="18"/>
+              </w:rPr>
+              <w:t xml:space="preserve"> </w:t>
             </w:r>
           </w:p>
         </w:tc>
@@ -5119,7 +5885,7 @@
       <w:tr>
         <w:tc>
           <w:tcPr>
-            <w:tcW w:type="dxa" w:w="1900"/>
+            <w:tcW w:type="dxa" w:w="1560"/>
             <w:shd w:fill="F0F3F7" w:color="auto" w:val="clear"/>
             <w:tcMar>
               <w:top w:type="dxa" w:w="60"/>
@@ -5148,7 +5914,7 @@
         </w:tc>
         <w:tc>
           <w:tcPr>
-            <w:tcW w:type="dxa" w:w="4560"/>
+            <w:tcW w:type="dxa" w:w="3560"/>
             <w:shd w:fill="F0F3F7" w:color="auto" w:val="clear"/>
             <w:tcMar>
               <w:top w:type="dxa" w:w="60"/>
@@ -5175,7 +5941,7 @@
         </w:tc>
         <w:tc>
           <w:tcPr>
-            <w:tcW w:type="dxa" w:w="2900"/>
+            <w:tcW w:type="dxa" w:w="1440"/>
             <w:shd w:fill="F0F3F7" w:color="auto" w:val="clear"/>
             <w:tcMar>
               <w:top w:type="dxa" w:w="60"/>
@@ -5187,16 +5953,21 @@
           </w:tcPr>
           <w:p>
             <w:pPr>
-              <w:spacing w:after="0" w:before="0" w:line="264"/>
-            </w:pPr>
-            <w:r>
-              <w:rPr>
-                <w:rFonts w:ascii="Calibri" w:cs="Calibri" w:eastAsia="Calibri" w:hAnsi="Calibri"/>
-                <w:sz w:val="18"/>
-                <w:szCs w:val="18"/>
-              </w:rPr>
-              <w:t xml:space="preserve">☐ Agree    </w:t>
-            </w:r>
+              <w:spacing w:after="30" w:before="0" w:line="264"/>
+            </w:pPr>
+            <w:r>
+              <w:rPr>
+                <w:rFonts w:ascii="Calibri" w:cs="Calibri" w:eastAsia="Calibri" w:hAnsi="Calibri"/>
+                <w:sz w:val="18"/>
+                <w:szCs w:val="18"/>
+              </w:rPr>
+              <w:t xml:space="preserve">☐ Agree</w:t>
+            </w:r>
+          </w:p>
+          <w:p>
+            <w:pPr>
+              <w:spacing w:after="0" w:before="0" w:line="264"/>
+            </w:pPr>
             <w:r>
               <w:rPr>
                 <w:rFonts w:ascii="Calibri" w:cs="Calibri" w:eastAsia="Calibri" w:hAnsi="Calibri"/>
@@ -5204,6 +5975,33 @@
                 <w:szCs w:val="18"/>
               </w:rPr>
               <w:t xml:space="preserve">☐ Needs-change</w:t>
+            </w:r>
+          </w:p>
+        </w:tc>
+        <w:tc>
+          <w:tcPr>
+            <w:tcW w:type="dxa" w:w="2800"/>
+            <w:shd w:fill="FFFDE7" w:color="auto" w:val="clear"/>
+            <w:tcMar>
+              <w:top w:type="dxa" w:w="60"/>
+              <w:left w:type="dxa" w:w="90"/>
+              <w:bottom w:type="dxa" w:w="60"/>
+              <w:right w:type="dxa" w:w="90"/>
+            </w:tcMar>
+            <w:vAlign w:val="top"/>
+          </w:tcPr>
+          <w:p>
+            <w:pPr>
+              <w:spacing w:after="0" w:before="0" w:line="264"/>
+            </w:pPr>
+            <w:r>
+              <w:rPr>
+                <w:rFonts w:ascii="Calibri" w:cs="Calibri" w:eastAsia="Calibri" w:hAnsi="Calibri"/>
+                <w:color w:val="1F2933"/>
+                <w:sz w:val="18"/>
+                <w:szCs w:val="18"/>
+              </w:rPr>
+              <w:t xml:space="preserve"> </w:t>
             </w:r>
           </w:p>
         </w:tc>
@@ -5211,7 +6009,7 @@
       <w:tr>
         <w:tc>
           <w:tcPr>
-            <w:tcW w:type="dxa" w:w="1900"/>
+            <w:tcW w:type="dxa" w:w="1560"/>
             <w:tcMar>
               <w:top w:type="dxa" w:w="60"/>
               <w:left w:type="dxa" w:w="90"/>
@@ -5239,7 +6037,7 @@
         </w:tc>
         <w:tc>
           <w:tcPr>
-            <w:tcW w:type="dxa" w:w="4560"/>
+            <w:tcW w:type="dxa" w:w="3560"/>
             <w:tcMar>
               <w:top w:type="dxa" w:w="60"/>
               <w:left w:type="dxa" w:w="90"/>
@@ -5265,27 +6063,32 @@
         </w:tc>
         <w:tc>
           <w:tcPr>
-            <w:tcW w:type="dxa" w:w="2900"/>
-            <w:tcMar>
-              <w:top w:type="dxa" w:w="60"/>
-              <w:left w:type="dxa" w:w="90"/>
-              <w:bottom w:type="dxa" w:w="60"/>
-              <w:right w:type="dxa" w:w="90"/>
-            </w:tcMar>
-            <w:vAlign w:val="top"/>
-          </w:tcPr>
-          <w:p>
-            <w:pPr>
-              <w:spacing w:after="0" w:before="0" w:line="264"/>
-            </w:pPr>
-            <w:r>
-              <w:rPr>
-                <w:rFonts w:ascii="Calibri" w:cs="Calibri" w:eastAsia="Calibri" w:hAnsi="Calibri"/>
-                <w:sz w:val="18"/>
-                <w:szCs w:val="18"/>
-              </w:rPr>
-              <w:t xml:space="preserve">☐ Agree    </w:t>
-            </w:r>
+            <w:tcW w:type="dxa" w:w="1440"/>
+            <w:tcMar>
+              <w:top w:type="dxa" w:w="60"/>
+              <w:left w:type="dxa" w:w="90"/>
+              <w:bottom w:type="dxa" w:w="60"/>
+              <w:right w:type="dxa" w:w="90"/>
+            </w:tcMar>
+            <w:vAlign w:val="top"/>
+          </w:tcPr>
+          <w:p>
+            <w:pPr>
+              <w:spacing w:after="30" w:before="0" w:line="264"/>
+            </w:pPr>
+            <w:r>
+              <w:rPr>
+                <w:rFonts w:ascii="Calibri" w:cs="Calibri" w:eastAsia="Calibri" w:hAnsi="Calibri"/>
+                <w:sz w:val="18"/>
+                <w:szCs w:val="18"/>
+              </w:rPr>
+              <w:t xml:space="preserve">☐ Agree</w:t>
+            </w:r>
+          </w:p>
+          <w:p>
+            <w:pPr>
+              <w:spacing w:after="0" w:before="0" w:line="264"/>
+            </w:pPr>
             <w:r>
               <w:rPr>
                 <w:rFonts w:ascii="Calibri" w:cs="Calibri" w:eastAsia="Calibri" w:hAnsi="Calibri"/>
@@ -5293,6 +6096,33 @@
                 <w:szCs w:val="18"/>
               </w:rPr>
               <w:t xml:space="preserve">☐ Needs-change</w:t>
+            </w:r>
+          </w:p>
+        </w:tc>
+        <w:tc>
+          <w:tcPr>
+            <w:tcW w:type="dxa" w:w="2800"/>
+            <w:shd w:fill="FFFDE7" w:color="auto" w:val="clear"/>
+            <w:tcMar>
+              <w:top w:type="dxa" w:w="60"/>
+              <w:left w:type="dxa" w:w="90"/>
+              <w:bottom w:type="dxa" w:w="60"/>
+              <w:right w:type="dxa" w:w="90"/>
+            </w:tcMar>
+            <w:vAlign w:val="top"/>
+          </w:tcPr>
+          <w:p>
+            <w:pPr>
+              <w:spacing w:after="0" w:before="0" w:line="264"/>
+            </w:pPr>
+            <w:r>
+              <w:rPr>
+                <w:rFonts w:ascii="Calibri" w:cs="Calibri" w:eastAsia="Calibri" w:hAnsi="Calibri"/>
+                <w:color w:val="1F2933"/>
+                <w:sz w:val="18"/>
+                <w:szCs w:val="18"/>
+              </w:rPr>
+              <w:t xml:space="preserve"> </w:t>
             </w:r>
           </w:p>
         </w:tc>
@@ -5300,7 +6130,7 @@
       <w:tr>
         <w:tc>
           <w:tcPr>
-            <w:tcW w:type="dxa" w:w="1900"/>
+            <w:tcW w:type="dxa" w:w="1560"/>
             <w:shd w:fill="F0F3F7" w:color="auto" w:val="clear"/>
             <w:tcMar>
               <w:top w:type="dxa" w:w="60"/>
@@ -5329,7 +6159,7 @@
         </w:tc>
         <w:tc>
           <w:tcPr>
-            <w:tcW w:type="dxa" w:w="4560"/>
+            <w:tcW w:type="dxa" w:w="3560"/>
             <w:shd w:fill="F0F3F7" w:color="auto" w:val="clear"/>
             <w:tcMar>
               <w:top w:type="dxa" w:w="60"/>
@@ -5356,7 +6186,7 @@
         </w:tc>
         <w:tc>
           <w:tcPr>
-            <w:tcW w:type="dxa" w:w="2900"/>
+            <w:tcW w:type="dxa" w:w="1440"/>
             <w:shd w:fill="F0F3F7" w:color="auto" w:val="clear"/>
             <w:tcMar>
               <w:top w:type="dxa" w:w="60"/>
@@ -5368,16 +6198,21 @@
           </w:tcPr>
           <w:p>
             <w:pPr>
-              <w:spacing w:after="0" w:before="0" w:line="264"/>
-            </w:pPr>
-            <w:r>
-              <w:rPr>
-                <w:rFonts w:ascii="Calibri" w:cs="Calibri" w:eastAsia="Calibri" w:hAnsi="Calibri"/>
-                <w:sz w:val="18"/>
-                <w:szCs w:val="18"/>
-              </w:rPr>
-              <w:t xml:space="preserve">☐ Agree    </w:t>
-            </w:r>
+              <w:spacing w:after="30" w:before="0" w:line="264"/>
+            </w:pPr>
+            <w:r>
+              <w:rPr>
+                <w:rFonts w:ascii="Calibri" w:cs="Calibri" w:eastAsia="Calibri" w:hAnsi="Calibri"/>
+                <w:sz w:val="18"/>
+                <w:szCs w:val="18"/>
+              </w:rPr>
+              <w:t xml:space="preserve">☐ Agree</w:t>
+            </w:r>
+          </w:p>
+          <w:p>
+            <w:pPr>
+              <w:spacing w:after="0" w:before="0" w:line="264"/>
+            </w:pPr>
             <w:r>
               <w:rPr>
                 <w:rFonts w:ascii="Calibri" w:cs="Calibri" w:eastAsia="Calibri" w:hAnsi="Calibri"/>
@@ -5385,6 +6220,33 @@
                 <w:szCs w:val="18"/>
               </w:rPr>
               <w:t xml:space="preserve">☐ Needs-change</w:t>
+            </w:r>
+          </w:p>
+        </w:tc>
+        <w:tc>
+          <w:tcPr>
+            <w:tcW w:type="dxa" w:w="2800"/>
+            <w:shd w:fill="FFFDE7" w:color="auto" w:val="clear"/>
+            <w:tcMar>
+              <w:top w:type="dxa" w:w="60"/>
+              <w:left w:type="dxa" w:w="90"/>
+              <w:bottom w:type="dxa" w:w="60"/>
+              <w:right w:type="dxa" w:w="90"/>
+            </w:tcMar>
+            <w:vAlign w:val="top"/>
+          </w:tcPr>
+          <w:p>
+            <w:pPr>
+              <w:spacing w:after="0" w:before="0" w:line="264"/>
+            </w:pPr>
+            <w:r>
+              <w:rPr>
+                <w:rFonts w:ascii="Calibri" w:cs="Calibri" w:eastAsia="Calibri" w:hAnsi="Calibri"/>
+                <w:color w:val="1F2933"/>
+                <w:sz w:val="18"/>
+                <w:szCs w:val="18"/>
+              </w:rPr>
+              <w:t xml:space="preserve"> </w:t>
             </w:r>
           </w:p>
         </w:tc>
@@ -5392,7 +6254,7 @@
       <w:tr>
         <w:tc>
           <w:tcPr>
-            <w:tcW w:type="dxa" w:w="1900"/>
+            <w:tcW w:type="dxa" w:w="1560"/>
             <w:tcMar>
               <w:top w:type="dxa" w:w="60"/>
               <w:left w:type="dxa" w:w="90"/>
@@ -5420,7 +6282,7 @@
         </w:tc>
         <w:tc>
           <w:tcPr>
-            <w:tcW w:type="dxa" w:w="4560"/>
+            <w:tcW w:type="dxa" w:w="3560"/>
             <w:tcMar>
               <w:top w:type="dxa" w:w="60"/>
               <w:left w:type="dxa" w:w="90"/>
@@ -5446,27 +6308,32 @@
         </w:tc>
         <w:tc>
           <w:tcPr>
-            <w:tcW w:type="dxa" w:w="2900"/>
-            <w:tcMar>
-              <w:top w:type="dxa" w:w="60"/>
-              <w:left w:type="dxa" w:w="90"/>
-              <w:bottom w:type="dxa" w:w="60"/>
-              <w:right w:type="dxa" w:w="90"/>
-            </w:tcMar>
-            <w:vAlign w:val="top"/>
-          </w:tcPr>
-          <w:p>
-            <w:pPr>
-              <w:spacing w:after="0" w:before="0" w:line="264"/>
-            </w:pPr>
-            <w:r>
-              <w:rPr>
-                <w:rFonts w:ascii="Calibri" w:cs="Calibri" w:eastAsia="Calibri" w:hAnsi="Calibri"/>
-                <w:sz w:val="18"/>
-                <w:szCs w:val="18"/>
-              </w:rPr>
-              <w:t xml:space="preserve">☐ Agree    </w:t>
-            </w:r>
+            <w:tcW w:type="dxa" w:w="1440"/>
+            <w:tcMar>
+              <w:top w:type="dxa" w:w="60"/>
+              <w:left w:type="dxa" w:w="90"/>
+              <w:bottom w:type="dxa" w:w="60"/>
+              <w:right w:type="dxa" w:w="90"/>
+            </w:tcMar>
+            <w:vAlign w:val="top"/>
+          </w:tcPr>
+          <w:p>
+            <w:pPr>
+              <w:spacing w:after="30" w:before="0" w:line="264"/>
+            </w:pPr>
+            <w:r>
+              <w:rPr>
+                <w:rFonts w:ascii="Calibri" w:cs="Calibri" w:eastAsia="Calibri" w:hAnsi="Calibri"/>
+                <w:sz w:val="18"/>
+                <w:szCs w:val="18"/>
+              </w:rPr>
+              <w:t xml:space="preserve">☐ Agree</w:t>
+            </w:r>
+          </w:p>
+          <w:p>
+            <w:pPr>
+              <w:spacing w:after="0" w:before="0" w:line="264"/>
+            </w:pPr>
             <w:r>
               <w:rPr>
                 <w:rFonts w:ascii="Calibri" w:cs="Calibri" w:eastAsia="Calibri" w:hAnsi="Calibri"/>
@@ -5474,6 +6341,33 @@
                 <w:szCs w:val="18"/>
               </w:rPr>
               <w:t xml:space="preserve">☐ Needs-change</w:t>
+            </w:r>
+          </w:p>
+        </w:tc>
+        <w:tc>
+          <w:tcPr>
+            <w:tcW w:type="dxa" w:w="2800"/>
+            <w:shd w:fill="FFFDE7" w:color="auto" w:val="clear"/>
+            <w:tcMar>
+              <w:top w:type="dxa" w:w="60"/>
+              <w:left w:type="dxa" w:w="90"/>
+              <w:bottom w:type="dxa" w:w="60"/>
+              <w:right w:type="dxa" w:w="90"/>
+            </w:tcMar>
+            <w:vAlign w:val="top"/>
+          </w:tcPr>
+          <w:p>
+            <w:pPr>
+              <w:spacing w:after="0" w:before="0" w:line="264"/>
+            </w:pPr>
+            <w:r>
+              <w:rPr>
+                <w:rFonts w:ascii="Calibri" w:cs="Calibri" w:eastAsia="Calibri" w:hAnsi="Calibri"/>
+                <w:color w:val="1F2933"/>
+                <w:sz w:val="18"/>
+                <w:szCs w:val="18"/>
+              </w:rPr>
+              <w:t xml:space="preserve"> </w:t>
             </w:r>
           </w:p>
         </w:tc>
@@ -5481,7 +6375,7 @@
       <w:tr>
         <w:tc>
           <w:tcPr>
-            <w:tcW w:type="dxa" w:w="1900"/>
+            <w:tcW w:type="dxa" w:w="1560"/>
             <w:shd w:fill="F0F3F7" w:color="auto" w:val="clear"/>
             <w:tcMar>
               <w:top w:type="dxa" w:w="60"/>
@@ -5510,7 +6404,7 @@
         </w:tc>
         <w:tc>
           <w:tcPr>
-            <w:tcW w:type="dxa" w:w="4560"/>
+            <w:tcW w:type="dxa" w:w="3560"/>
             <w:shd w:fill="F0F3F7" w:color="auto" w:val="clear"/>
             <w:tcMar>
               <w:top w:type="dxa" w:w="60"/>
@@ -5537,7 +6431,7 @@
         </w:tc>
         <w:tc>
           <w:tcPr>
-            <w:tcW w:type="dxa" w:w="2900"/>
+            <w:tcW w:type="dxa" w:w="1440"/>
             <w:shd w:fill="F0F3F7" w:color="auto" w:val="clear"/>
             <w:tcMar>
               <w:top w:type="dxa" w:w="60"/>
@@ -5549,16 +6443,21 @@
           </w:tcPr>
           <w:p>
             <w:pPr>
-              <w:spacing w:after="0" w:before="0" w:line="264"/>
-            </w:pPr>
-            <w:r>
-              <w:rPr>
-                <w:rFonts w:ascii="Calibri" w:cs="Calibri" w:eastAsia="Calibri" w:hAnsi="Calibri"/>
-                <w:sz w:val="18"/>
-                <w:szCs w:val="18"/>
-              </w:rPr>
-              <w:t xml:space="preserve">☐ Agree    </w:t>
-            </w:r>
+              <w:spacing w:after="30" w:before="0" w:line="264"/>
+            </w:pPr>
+            <w:r>
+              <w:rPr>
+                <w:rFonts w:ascii="Calibri" w:cs="Calibri" w:eastAsia="Calibri" w:hAnsi="Calibri"/>
+                <w:sz w:val="18"/>
+                <w:szCs w:val="18"/>
+              </w:rPr>
+              <w:t xml:space="preserve">☐ Agree</w:t>
+            </w:r>
+          </w:p>
+          <w:p>
+            <w:pPr>
+              <w:spacing w:after="0" w:before="0" w:line="264"/>
+            </w:pPr>
             <w:r>
               <w:rPr>
                 <w:rFonts w:ascii="Calibri" w:cs="Calibri" w:eastAsia="Calibri" w:hAnsi="Calibri"/>
@@ -5566,6 +6465,33 @@
                 <w:szCs w:val="18"/>
               </w:rPr>
               <w:t xml:space="preserve">☐ Needs-change</w:t>
+            </w:r>
+          </w:p>
+        </w:tc>
+        <w:tc>
+          <w:tcPr>
+            <w:tcW w:type="dxa" w:w="2800"/>
+            <w:shd w:fill="FFFDE7" w:color="auto" w:val="clear"/>
+            <w:tcMar>
+              <w:top w:type="dxa" w:w="60"/>
+              <w:left w:type="dxa" w:w="90"/>
+              <w:bottom w:type="dxa" w:w="60"/>
+              <w:right w:type="dxa" w:w="90"/>
+            </w:tcMar>
+            <w:vAlign w:val="top"/>
+          </w:tcPr>
+          <w:p>
+            <w:pPr>
+              <w:spacing w:after="0" w:before="0" w:line="264"/>
+            </w:pPr>
+            <w:r>
+              <w:rPr>
+                <w:rFonts w:ascii="Calibri" w:cs="Calibri" w:eastAsia="Calibri" w:hAnsi="Calibri"/>
+                <w:color w:val="1F2933"/>
+                <w:sz w:val="18"/>
+                <w:szCs w:val="18"/>
+              </w:rPr>
+              <w:t xml:space="preserve"> </w:t>
             </w:r>
           </w:p>
         </w:tc>
@@ -5573,7 +6499,7 @@
       <w:tr>
         <w:tc>
           <w:tcPr>
-            <w:tcW w:type="dxa" w:w="1900"/>
+            <w:tcW w:type="dxa" w:w="1560"/>
             <w:tcMar>
               <w:top w:type="dxa" w:w="60"/>
               <w:left w:type="dxa" w:w="90"/>
@@ -5601,7 +6527,7 @@
         </w:tc>
         <w:tc>
           <w:tcPr>
-            <w:tcW w:type="dxa" w:w="4560"/>
+            <w:tcW w:type="dxa" w:w="3560"/>
             <w:tcMar>
               <w:top w:type="dxa" w:w="60"/>
               <w:left w:type="dxa" w:w="90"/>
@@ -5627,27 +6553,32 @@
         </w:tc>
         <w:tc>
           <w:tcPr>
-            <w:tcW w:type="dxa" w:w="2900"/>
-            <w:tcMar>
-              <w:top w:type="dxa" w:w="60"/>
-              <w:left w:type="dxa" w:w="90"/>
-              <w:bottom w:type="dxa" w:w="60"/>
-              <w:right w:type="dxa" w:w="90"/>
-            </w:tcMar>
-            <w:vAlign w:val="top"/>
-          </w:tcPr>
-          <w:p>
-            <w:pPr>
-              <w:spacing w:after="0" w:before="0" w:line="264"/>
-            </w:pPr>
-            <w:r>
-              <w:rPr>
-                <w:rFonts w:ascii="Calibri" w:cs="Calibri" w:eastAsia="Calibri" w:hAnsi="Calibri"/>
-                <w:sz w:val="18"/>
-                <w:szCs w:val="18"/>
-              </w:rPr>
-              <w:t xml:space="preserve">☐ Agree    </w:t>
-            </w:r>
+            <w:tcW w:type="dxa" w:w="1440"/>
+            <w:tcMar>
+              <w:top w:type="dxa" w:w="60"/>
+              <w:left w:type="dxa" w:w="90"/>
+              <w:bottom w:type="dxa" w:w="60"/>
+              <w:right w:type="dxa" w:w="90"/>
+            </w:tcMar>
+            <w:vAlign w:val="top"/>
+          </w:tcPr>
+          <w:p>
+            <w:pPr>
+              <w:spacing w:after="30" w:before="0" w:line="264"/>
+            </w:pPr>
+            <w:r>
+              <w:rPr>
+                <w:rFonts w:ascii="Calibri" w:cs="Calibri" w:eastAsia="Calibri" w:hAnsi="Calibri"/>
+                <w:sz w:val="18"/>
+                <w:szCs w:val="18"/>
+              </w:rPr>
+              <w:t xml:space="preserve">☐ Agree</w:t>
+            </w:r>
+          </w:p>
+          <w:p>
+            <w:pPr>
+              <w:spacing w:after="0" w:before="0" w:line="264"/>
+            </w:pPr>
             <w:r>
               <w:rPr>
                 <w:rFonts w:ascii="Calibri" w:cs="Calibri" w:eastAsia="Calibri" w:hAnsi="Calibri"/>
@@ -5655,6 +6586,33 @@
                 <w:szCs w:val="18"/>
               </w:rPr>
               <w:t xml:space="preserve">☐ Needs-change</w:t>
+            </w:r>
+          </w:p>
+        </w:tc>
+        <w:tc>
+          <w:tcPr>
+            <w:tcW w:type="dxa" w:w="2800"/>
+            <w:shd w:fill="FFFDE7" w:color="auto" w:val="clear"/>
+            <w:tcMar>
+              <w:top w:type="dxa" w:w="60"/>
+              <w:left w:type="dxa" w:w="90"/>
+              <w:bottom w:type="dxa" w:w="60"/>
+              <w:right w:type="dxa" w:w="90"/>
+            </w:tcMar>
+            <w:vAlign w:val="top"/>
+          </w:tcPr>
+          <w:p>
+            <w:pPr>
+              <w:spacing w:after="0" w:before="0" w:line="264"/>
+            </w:pPr>
+            <w:r>
+              <w:rPr>
+                <w:rFonts w:ascii="Calibri" w:cs="Calibri" w:eastAsia="Calibri" w:hAnsi="Calibri"/>
+                <w:color w:val="1F2933"/>
+                <w:sz w:val="18"/>
+                <w:szCs w:val="18"/>
+              </w:rPr>
+              <w:t xml:space="preserve"> </w:t>
             </w:r>
           </w:p>
         </w:tc>
@@ -5673,7 +6631,7 @@
           <w:sz w:val="18"/>
           <w:szCs w:val="18"/>
         </w:rPr>
-        <w:t xml:space="preserve">Group notes / required changes: </w:t>
+        <w:t xml:space="preserve">Additional notes for this group (optional): </w:t>
       </w:r>
       <w:r>
         <w:rPr>
@@ -5732,9 +6690,10 @@
         </w:tblBorders>
       </w:tblPr>
       <w:tblGrid>
-        <w:gridCol w:w="1900"/>
-        <w:gridCol w:w="4560"/>
-        <w:gridCol w:w="2900"/>
+        <w:gridCol w:w="1560"/>
+        <w:gridCol w:w="3560"/>
+        <w:gridCol w:w="1440"/>
+        <w:gridCol w:w="2800"/>
       </w:tblGrid>
       <w:tr>
         <w:trPr>
@@ -5742,7 +6701,7 @@
         </w:trPr>
         <w:tc>
           <w:tcPr>
-            <w:tcW w:type="dxa" w:w="1900"/>
+            <w:tcW w:type="dxa" w:w="1560"/>
             <w:shd w:fill="1F3A5F" w:color="auto" w:val="clear"/>
             <w:tcMar>
               <w:top w:type="dxa" w:w="60"/>
@@ -5771,7 +6730,7 @@
         </w:tc>
         <w:tc>
           <w:tcPr>
-            <w:tcW w:type="dxa" w:w="4560"/>
+            <w:tcW w:type="dxa" w:w="3560"/>
             <w:shd w:fill="1F3A5F" w:color="auto" w:val="clear"/>
             <w:tcMar>
               <w:top w:type="dxa" w:w="60"/>
@@ -5800,7 +6759,7 @@
         </w:tc>
         <w:tc>
           <w:tcPr>
-            <w:tcW w:type="dxa" w:w="2900"/>
+            <w:tcW w:type="dxa" w:w="1440"/>
             <w:shd w:fill="1F3A5F" w:color="auto" w:val="clear"/>
             <w:tcMar>
               <w:top w:type="dxa" w:w="60"/>
@@ -5823,7 +6782,36 @@
                 <w:sz w:val="18"/>
                 <w:szCs w:val="18"/>
               </w:rPr>
-              <w:t xml:space="preserve">Verdict (mark one)</w:t>
+              <w:t xml:space="preserve">Verdict</w:t>
+            </w:r>
+          </w:p>
+        </w:tc>
+        <w:tc>
+          <w:tcPr>
+            <w:tcW w:type="dxa" w:w="2800"/>
+            <w:shd w:fill="1F3A5F" w:color="auto" w:val="clear"/>
+            <w:tcMar>
+              <w:top w:type="dxa" w:w="60"/>
+              <w:left w:type="dxa" w:w="90"/>
+              <w:bottom w:type="dxa" w:w="60"/>
+              <w:right w:type="dxa" w:w="90"/>
+            </w:tcMar>
+            <w:vAlign w:val="top"/>
+          </w:tcPr>
+          <w:p>
+            <w:pPr>
+              <w:spacing w:after="0" w:before="0" w:line="264"/>
+            </w:pPr>
+            <w:r>
+              <w:rPr>
+                <w:rFonts w:ascii="Calibri" w:cs="Calibri" w:eastAsia="Calibri" w:hAnsi="Calibri"/>
+                <w:b/>
+                <w:bCs/>
+                <w:color w:val="FFFFFF"/>
+                <w:sz w:val="18"/>
+                <w:szCs w:val="18"/>
+              </w:rPr>
+              <w:t xml:space="preserve">If Needs-change: state the required change</w:t>
             </w:r>
           </w:p>
         </w:tc>
@@ -5831,7 +6819,7 @@
       <w:tr>
         <w:tc>
           <w:tcPr>
-            <w:tcW w:type="dxa" w:w="1900"/>
+            <w:tcW w:type="dxa" w:w="1560"/>
             <w:tcMar>
               <w:top w:type="dxa" w:w="60"/>
               <w:left w:type="dxa" w:w="90"/>
@@ -5859,7 +6847,7 @@
         </w:tc>
         <w:tc>
           <w:tcPr>
-            <w:tcW w:type="dxa" w:w="4560"/>
+            <w:tcW w:type="dxa" w:w="3560"/>
             <w:tcMar>
               <w:top w:type="dxa" w:w="60"/>
               <w:left w:type="dxa" w:w="90"/>
@@ -5885,27 +6873,32 @@
         </w:tc>
         <w:tc>
           <w:tcPr>
-            <w:tcW w:type="dxa" w:w="2900"/>
-            <w:tcMar>
-              <w:top w:type="dxa" w:w="60"/>
-              <w:left w:type="dxa" w:w="90"/>
-              <w:bottom w:type="dxa" w:w="60"/>
-              <w:right w:type="dxa" w:w="90"/>
-            </w:tcMar>
-            <w:vAlign w:val="top"/>
-          </w:tcPr>
-          <w:p>
-            <w:pPr>
-              <w:spacing w:after="0" w:before="0" w:line="264"/>
-            </w:pPr>
-            <w:r>
-              <w:rPr>
-                <w:rFonts w:ascii="Calibri" w:cs="Calibri" w:eastAsia="Calibri" w:hAnsi="Calibri"/>
-                <w:sz w:val="18"/>
-                <w:szCs w:val="18"/>
-              </w:rPr>
-              <w:t xml:space="preserve">☐ Agree    </w:t>
-            </w:r>
+            <w:tcW w:type="dxa" w:w="1440"/>
+            <w:tcMar>
+              <w:top w:type="dxa" w:w="60"/>
+              <w:left w:type="dxa" w:w="90"/>
+              <w:bottom w:type="dxa" w:w="60"/>
+              <w:right w:type="dxa" w:w="90"/>
+            </w:tcMar>
+            <w:vAlign w:val="top"/>
+          </w:tcPr>
+          <w:p>
+            <w:pPr>
+              <w:spacing w:after="30" w:before="0" w:line="264"/>
+            </w:pPr>
+            <w:r>
+              <w:rPr>
+                <w:rFonts w:ascii="Calibri" w:cs="Calibri" w:eastAsia="Calibri" w:hAnsi="Calibri"/>
+                <w:sz w:val="18"/>
+                <w:szCs w:val="18"/>
+              </w:rPr>
+              <w:t xml:space="preserve">☐ Agree</w:t>
+            </w:r>
+          </w:p>
+          <w:p>
+            <w:pPr>
+              <w:spacing w:after="0" w:before="0" w:line="264"/>
+            </w:pPr>
             <w:r>
               <w:rPr>
                 <w:rFonts w:ascii="Calibri" w:cs="Calibri" w:eastAsia="Calibri" w:hAnsi="Calibri"/>
@@ -5913,6 +6906,33 @@
                 <w:szCs w:val="18"/>
               </w:rPr>
               <w:t xml:space="preserve">☐ Needs-change</w:t>
+            </w:r>
+          </w:p>
+        </w:tc>
+        <w:tc>
+          <w:tcPr>
+            <w:tcW w:type="dxa" w:w="2800"/>
+            <w:shd w:fill="FFFDE7" w:color="auto" w:val="clear"/>
+            <w:tcMar>
+              <w:top w:type="dxa" w:w="60"/>
+              <w:left w:type="dxa" w:w="90"/>
+              <w:bottom w:type="dxa" w:w="60"/>
+              <w:right w:type="dxa" w:w="90"/>
+            </w:tcMar>
+            <w:vAlign w:val="top"/>
+          </w:tcPr>
+          <w:p>
+            <w:pPr>
+              <w:spacing w:after="0" w:before="0" w:line="264"/>
+            </w:pPr>
+            <w:r>
+              <w:rPr>
+                <w:rFonts w:ascii="Calibri" w:cs="Calibri" w:eastAsia="Calibri" w:hAnsi="Calibri"/>
+                <w:color w:val="1F2933"/>
+                <w:sz w:val="18"/>
+                <w:szCs w:val="18"/>
+              </w:rPr>
+              <w:t xml:space="preserve"> </w:t>
             </w:r>
           </w:p>
         </w:tc>
@@ -5920,7 +6940,7 @@
       <w:tr>
         <w:tc>
           <w:tcPr>
-            <w:tcW w:type="dxa" w:w="1900"/>
+            <w:tcW w:type="dxa" w:w="1560"/>
             <w:shd w:fill="F0F3F7" w:color="auto" w:val="clear"/>
             <w:tcMar>
               <w:top w:type="dxa" w:w="60"/>
@@ -5949,7 +6969,7 @@
         </w:tc>
         <w:tc>
           <w:tcPr>
-            <w:tcW w:type="dxa" w:w="4560"/>
+            <w:tcW w:type="dxa" w:w="3560"/>
             <w:shd w:fill="F0F3F7" w:color="auto" w:val="clear"/>
             <w:tcMar>
               <w:top w:type="dxa" w:w="60"/>
@@ -5976,7 +6996,7 @@
         </w:tc>
         <w:tc>
           <w:tcPr>
-            <w:tcW w:type="dxa" w:w="2900"/>
+            <w:tcW w:type="dxa" w:w="1440"/>
             <w:shd w:fill="F0F3F7" w:color="auto" w:val="clear"/>
             <w:tcMar>
               <w:top w:type="dxa" w:w="60"/>
@@ -5988,16 +7008,21 @@
           </w:tcPr>
           <w:p>
             <w:pPr>
-              <w:spacing w:after="0" w:before="0" w:line="264"/>
-            </w:pPr>
-            <w:r>
-              <w:rPr>
-                <w:rFonts w:ascii="Calibri" w:cs="Calibri" w:eastAsia="Calibri" w:hAnsi="Calibri"/>
-                <w:sz w:val="18"/>
-                <w:szCs w:val="18"/>
-              </w:rPr>
-              <w:t xml:space="preserve">☐ Agree    </w:t>
-            </w:r>
+              <w:spacing w:after="30" w:before="0" w:line="264"/>
+            </w:pPr>
+            <w:r>
+              <w:rPr>
+                <w:rFonts w:ascii="Calibri" w:cs="Calibri" w:eastAsia="Calibri" w:hAnsi="Calibri"/>
+                <w:sz w:val="18"/>
+                <w:szCs w:val="18"/>
+              </w:rPr>
+              <w:t xml:space="preserve">☐ Agree</w:t>
+            </w:r>
+          </w:p>
+          <w:p>
+            <w:pPr>
+              <w:spacing w:after="0" w:before="0" w:line="264"/>
+            </w:pPr>
             <w:r>
               <w:rPr>
                 <w:rFonts w:ascii="Calibri" w:cs="Calibri" w:eastAsia="Calibri" w:hAnsi="Calibri"/>
@@ -6005,6 +7030,33 @@
                 <w:szCs w:val="18"/>
               </w:rPr>
               <w:t xml:space="preserve">☐ Needs-change</w:t>
+            </w:r>
+          </w:p>
+        </w:tc>
+        <w:tc>
+          <w:tcPr>
+            <w:tcW w:type="dxa" w:w="2800"/>
+            <w:shd w:fill="FFFDE7" w:color="auto" w:val="clear"/>
+            <w:tcMar>
+              <w:top w:type="dxa" w:w="60"/>
+              <w:left w:type="dxa" w:w="90"/>
+              <w:bottom w:type="dxa" w:w="60"/>
+              <w:right w:type="dxa" w:w="90"/>
+            </w:tcMar>
+            <w:vAlign w:val="top"/>
+          </w:tcPr>
+          <w:p>
+            <w:pPr>
+              <w:spacing w:after="0" w:before="0" w:line="264"/>
+            </w:pPr>
+            <w:r>
+              <w:rPr>
+                <w:rFonts w:ascii="Calibri" w:cs="Calibri" w:eastAsia="Calibri" w:hAnsi="Calibri"/>
+                <w:color w:val="1F2933"/>
+                <w:sz w:val="18"/>
+                <w:szCs w:val="18"/>
+              </w:rPr>
+              <w:t xml:space="preserve"> </w:t>
             </w:r>
           </w:p>
         </w:tc>
@@ -6012,7 +7064,7 @@
       <w:tr>
         <w:tc>
           <w:tcPr>
-            <w:tcW w:type="dxa" w:w="1900"/>
+            <w:tcW w:type="dxa" w:w="1560"/>
             <w:tcMar>
               <w:top w:type="dxa" w:w="60"/>
               <w:left w:type="dxa" w:w="90"/>
@@ -6040,7 +7092,7 @@
         </w:tc>
         <w:tc>
           <w:tcPr>
-            <w:tcW w:type="dxa" w:w="4560"/>
+            <w:tcW w:type="dxa" w:w="3560"/>
             <w:tcMar>
               <w:top w:type="dxa" w:w="60"/>
               <w:left w:type="dxa" w:w="90"/>
@@ -6066,27 +7118,32 @@
         </w:tc>
         <w:tc>
           <w:tcPr>
-            <w:tcW w:type="dxa" w:w="2900"/>
-            <w:tcMar>
-              <w:top w:type="dxa" w:w="60"/>
-              <w:left w:type="dxa" w:w="90"/>
-              <w:bottom w:type="dxa" w:w="60"/>
-              <w:right w:type="dxa" w:w="90"/>
-            </w:tcMar>
-            <w:vAlign w:val="top"/>
-          </w:tcPr>
-          <w:p>
-            <w:pPr>
-              <w:spacing w:after="0" w:before="0" w:line="264"/>
-            </w:pPr>
-            <w:r>
-              <w:rPr>
-                <w:rFonts w:ascii="Calibri" w:cs="Calibri" w:eastAsia="Calibri" w:hAnsi="Calibri"/>
-                <w:sz w:val="18"/>
-                <w:szCs w:val="18"/>
-              </w:rPr>
-              <w:t xml:space="preserve">☐ Agree    </w:t>
-            </w:r>
+            <w:tcW w:type="dxa" w:w="1440"/>
+            <w:tcMar>
+              <w:top w:type="dxa" w:w="60"/>
+              <w:left w:type="dxa" w:w="90"/>
+              <w:bottom w:type="dxa" w:w="60"/>
+              <w:right w:type="dxa" w:w="90"/>
+            </w:tcMar>
+            <w:vAlign w:val="top"/>
+          </w:tcPr>
+          <w:p>
+            <w:pPr>
+              <w:spacing w:after="30" w:before="0" w:line="264"/>
+            </w:pPr>
+            <w:r>
+              <w:rPr>
+                <w:rFonts w:ascii="Calibri" w:cs="Calibri" w:eastAsia="Calibri" w:hAnsi="Calibri"/>
+                <w:sz w:val="18"/>
+                <w:szCs w:val="18"/>
+              </w:rPr>
+              <w:t xml:space="preserve">☐ Agree</w:t>
+            </w:r>
+          </w:p>
+          <w:p>
+            <w:pPr>
+              <w:spacing w:after="0" w:before="0" w:line="264"/>
+            </w:pPr>
             <w:r>
               <w:rPr>
                 <w:rFonts w:ascii="Calibri" w:cs="Calibri" w:eastAsia="Calibri" w:hAnsi="Calibri"/>
@@ -6094,6 +7151,33 @@
                 <w:szCs w:val="18"/>
               </w:rPr>
               <w:t xml:space="preserve">☐ Needs-change</w:t>
+            </w:r>
+          </w:p>
+        </w:tc>
+        <w:tc>
+          <w:tcPr>
+            <w:tcW w:type="dxa" w:w="2800"/>
+            <w:shd w:fill="FFFDE7" w:color="auto" w:val="clear"/>
+            <w:tcMar>
+              <w:top w:type="dxa" w:w="60"/>
+              <w:left w:type="dxa" w:w="90"/>
+              <w:bottom w:type="dxa" w:w="60"/>
+              <w:right w:type="dxa" w:w="90"/>
+            </w:tcMar>
+            <w:vAlign w:val="top"/>
+          </w:tcPr>
+          <w:p>
+            <w:pPr>
+              <w:spacing w:after="0" w:before="0" w:line="264"/>
+            </w:pPr>
+            <w:r>
+              <w:rPr>
+                <w:rFonts w:ascii="Calibri" w:cs="Calibri" w:eastAsia="Calibri" w:hAnsi="Calibri"/>
+                <w:color w:val="1F2933"/>
+                <w:sz w:val="18"/>
+                <w:szCs w:val="18"/>
+              </w:rPr>
+              <w:t xml:space="preserve"> </w:t>
             </w:r>
           </w:p>
         </w:tc>
@@ -6101,7 +7185,7 @@
       <w:tr>
         <w:tc>
           <w:tcPr>
-            <w:tcW w:type="dxa" w:w="1900"/>
+            <w:tcW w:type="dxa" w:w="1560"/>
             <w:shd w:fill="F0F3F7" w:color="auto" w:val="clear"/>
             <w:tcMar>
               <w:top w:type="dxa" w:w="60"/>
@@ -6130,7 +7214,7 @@
         </w:tc>
         <w:tc>
           <w:tcPr>
-            <w:tcW w:type="dxa" w:w="4560"/>
+            <w:tcW w:type="dxa" w:w="3560"/>
             <w:shd w:fill="F0F3F7" w:color="auto" w:val="clear"/>
             <w:tcMar>
               <w:top w:type="dxa" w:w="60"/>
@@ -6157,7 +7241,7 @@
         </w:tc>
         <w:tc>
           <w:tcPr>
-            <w:tcW w:type="dxa" w:w="2900"/>
+            <w:tcW w:type="dxa" w:w="1440"/>
             <w:shd w:fill="F0F3F7" w:color="auto" w:val="clear"/>
             <w:tcMar>
               <w:top w:type="dxa" w:w="60"/>
@@ -6169,16 +7253,21 @@
           </w:tcPr>
           <w:p>
             <w:pPr>
-              <w:spacing w:after="0" w:before="0" w:line="264"/>
-            </w:pPr>
-            <w:r>
-              <w:rPr>
-                <w:rFonts w:ascii="Calibri" w:cs="Calibri" w:eastAsia="Calibri" w:hAnsi="Calibri"/>
-                <w:sz w:val="18"/>
-                <w:szCs w:val="18"/>
-              </w:rPr>
-              <w:t xml:space="preserve">☐ Agree    </w:t>
-            </w:r>
+              <w:spacing w:after="30" w:before="0" w:line="264"/>
+            </w:pPr>
+            <w:r>
+              <w:rPr>
+                <w:rFonts w:ascii="Calibri" w:cs="Calibri" w:eastAsia="Calibri" w:hAnsi="Calibri"/>
+                <w:sz w:val="18"/>
+                <w:szCs w:val="18"/>
+              </w:rPr>
+              <w:t xml:space="preserve">☐ Agree</w:t>
+            </w:r>
+          </w:p>
+          <w:p>
+            <w:pPr>
+              <w:spacing w:after="0" w:before="0" w:line="264"/>
+            </w:pPr>
             <w:r>
               <w:rPr>
                 <w:rFonts w:ascii="Calibri" w:cs="Calibri" w:eastAsia="Calibri" w:hAnsi="Calibri"/>
@@ -6186,6 +7275,33 @@
                 <w:szCs w:val="18"/>
               </w:rPr>
               <w:t xml:space="preserve">☐ Needs-change</w:t>
+            </w:r>
+          </w:p>
+        </w:tc>
+        <w:tc>
+          <w:tcPr>
+            <w:tcW w:type="dxa" w:w="2800"/>
+            <w:shd w:fill="FFFDE7" w:color="auto" w:val="clear"/>
+            <w:tcMar>
+              <w:top w:type="dxa" w:w="60"/>
+              <w:left w:type="dxa" w:w="90"/>
+              <w:bottom w:type="dxa" w:w="60"/>
+              <w:right w:type="dxa" w:w="90"/>
+            </w:tcMar>
+            <w:vAlign w:val="top"/>
+          </w:tcPr>
+          <w:p>
+            <w:pPr>
+              <w:spacing w:after="0" w:before="0" w:line="264"/>
+            </w:pPr>
+            <w:r>
+              <w:rPr>
+                <w:rFonts w:ascii="Calibri" w:cs="Calibri" w:eastAsia="Calibri" w:hAnsi="Calibri"/>
+                <w:color w:val="1F2933"/>
+                <w:sz w:val="18"/>
+                <w:szCs w:val="18"/>
+              </w:rPr>
+              <w:t xml:space="preserve"> </w:t>
             </w:r>
           </w:p>
         </w:tc>
@@ -6193,7 +7309,7 @@
       <w:tr>
         <w:tc>
           <w:tcPr>
-            <w:tcW w:type="dxa" w:w="1900"/>
+            <w:tcW w:type="dxa" w:w="1560"/>
             <w:tcMar>
               <w:top w:type="dxa" w:w="60"/>
               <w:left w:type="dxa" w:w="90"/>
@@ -6221,7 +7337,7 @@
         </w:tc>
         <w:tc>
           <w:tcPr>
-            <w:tcW w:type="dxa" w:w="4560"/>
+            <w:tcW w:type="dxa" w:w="3560"/>
             <w:tcMar>
               <w:top w:type="dxa" w:w="60"/>
               <w:left w:type="dxa" w:w="90"/>
@@ -6247,27 +7363,32 @@
         </w:tc>
         <w:tc>
           <w:tcPr>
-            <w:tcW w:type="dxa" w:w="2900"/>
-            <w:tcMar>
-              <w:top w:type="dxa" w:w="60"/>
-              <w:left w:type="dxa" w:w="90"/>
-              <w:bottom w:type="dxa" w:w="60"/>
-              <w:right w:type="dxa" w:w="90"/>
-            </w:tcMar>
-            <w:vAlign w:val="top"/>
-          </w:tcPr>
-          <w:p>
-            <w:pPr>
-              <w:spacing w:after="0" w:before="0" w:line="264"/>
-            </w:pPr>
-            <w:r>
-              <w:rPr>
-                <w:rFonts w:ascii="Calibri" w:cs="Calibri" w:eastAsia="Calibri" w:hAnsi="Calibri"/>
-                <w:sz w:val="18"/>
-                <w:szCs w:val="18"/>
-              </w:rPr>
-              <w:t xml:space="preserve">☐ Agree    </w:t>
-            </w:r>
+            <w:tcW w:type="dxa" w:w="1440"/>
+            <w:tcMar>
+              <w:top w:type="dxa" w:w="60"/>
+              <w:left w:type="dxa" w:w="90"/>
+              <w:bottom w:type="dxa" w:w="60"/>
+              <w:right w:type="dxa" w:w="90"/>
+            </w:tcMar>
+            <w:vAlign w:val="top"/>
+          </w:tcPr>
+          <w:p>
+            <w:pPr>
+              <w:spacing w:after="30" w:before="0" w:line="264"/>
+            </w:pPr>
+            <w:r>
+              <w:rPr>
+                <w:rFonts w:ascii="Calibri" w:cs="Calibri" w:eastAsia="Calibri" w:hAnsi="Calibri"/>
+                <w:sz w:val="18"/>
+                <w:szCs w:val="18"/>
+              </w:rPr>
+              <w:t xml:space="preserve">☐ Agree</w:t>
+            </w:r>
+          </w:p>
+          <w:p>
+            <w:pPr>
+              <w:spacing w:after="0" w:before="0" w:line="264"/>
+            </w:pPr>
             <w:r>
               <w:rPr>
                 <w:rFonts w:ascii="Calibri" w:cs="Calibri" w:eastAsia="Calibri" w:hAnsi="Calibri"/>
@@ -6275,6 +7396,33 @@
                 <w:szCs w:val="18"/>
               </w:rPr>
               <w:t xml:space="preserve">☐ Needs-change</w:t>
+            </w:r>
+          </w:p>
+        </w:tc>
+        <w:tc>
+          <w:tcPr>
+            <w:tcW w:type="dxa" w:w="2800"/>
+            <w:shd w:fill="FFFDE7" w:color="auto" w:val="clear"/>
+            <w:tcMar>
+              <w:top w:type="dxa" w:w="60"/>
+              <w:left w:type="dxa" w:w="90"/>
+              <w:bottom w:type="dxa" w:w="60"/>
+              <w:right w:type="dxa" w:w="90"/>
+            </w:tcMar>
+            <w:vAlign w:val="top"/>
+          </w:tcPr>
+          <w:p>
+            <w:pPr>
+              <w:spacing w:after="0" w:before="0" w:line="264"/>
+            </w:pPr>
+            <w:r>
+              <w:rPr>
+                <w:rFonts w:ascii="Calibri" w:cs="Calibri" w:eastAsia="Calibri" w:hAnsi="Calibri"/>
+                <w:color w:val="1F2933"/>
+                <w:sz w:val="18"/>
+                <w:szCs w:val="18"/>
+              </w:rPr>
+              <w:t xml:space="preserve"> </w:t>
             </w:r>
           </w:p>
         </w:tc>
@@ -6282,7 +7430,7 @@
       <w:tr>
         <w:tc>
           <w:tcPr>
-            <w:tcW w:type="dxa" w:w="1900"/>
+            <w:tcW w:type="dxa" w:w="1560"/>
             <w:shd w:fill="F0F3F7" w:color="auto" w:val="clear"/>
             <w:tcMar>
               <w:top w:type="dxa" w:w="60"/>
@@ -6311,7 +7459,7 @@
         </w:tc>
         <w:tc>
           <w:tcPr>
-            <w:tcW w:type="dxa" w:w="4560"/>
+            <w:tcW w:type="dxa" w:w="3560"/>
             <w:shd w:fill="F0F3F7" w:color="auto" w:val="clear"/>
             <w:tcMar>
               <w:top w:type="dxa" w:w="60"/>
@@ -6338,7 +7486,7 @@
         </w:tc>
         <w:tc>
           <w:tcPr>
-            <w:tcW w:type="dxa" w:w="2900"/>
+            <w:tcW w:type="dxa" w:w="1440"/>
             <w:shd w:fill="F0F3F7" w:color="auto" w:val="clear"/>
             <w:tcMar>
               <w:top w:type="dxa" w:w="60"/>
@@ -6350,16 +7498,21 @@
           </w:tcPr>
           <w:p>
             <w:pPr>
-              <w:spacing w:after="0" w:before="0" w:line="264"/>
-            </w:pPr>
-            <w:r>
-              <w:rPr>
-                <w:rFonts w:ascii="Calibri" w:cs="Calibri" w:eastAsia="Calibri" w:hAnsi="Calibri"/>
-                <w:sz w:val="18"/>
-                <w:szCs w:val="18"/>
-              </w:rPr>
-              <w:t xml:space="preserve">☐ Agree    </w:t>
-            </w:r>
+              <w:spacing w:after="30" w:before="0" w:line="264"/>
+            </w:pPr>
+            <w:r>
+              <w:rPr>
+                <w:rFonts w:ascii="Calibri" w:cs="Calibri" w:eastAsia="Calibri" w:hAnsi="Calibri"/>
+                <w:sz w:val="18"/>
+                <w:szCs w:val="18"/>
+              </w:rPr>
+              <w:t xml:space="preserve">☐ Agree</w:t>
+            </w:r>
+          </w:p>
+          <w:p>
+            <w:pPr>
+              <w:spacing w:after="0" w:before="0" w:line="264"/>
+            </w:pPr>
             <w:r>
               <w:rPr>
                 <w:rFonts w:ascii="Calibri" w:cs="Calibri" w:eastAsia="Calibri" w:hAnsi="Calibri"/>
@@ -6367,6 +7520,33 @@
                 <w:szCs w:val="18"/>
               </w:rPr>
               <w:t xml:space="preserve">☐ Needs-change</w:t>
+            </w:r>
+          </w:p>
+        </w:tc>
+        <w:tc>
+          <w:tcPr>
+            <w:tcW w:type="dxa" w:w="2800"/>
+            <w:shd w:fill="FFFDE7" w:color="auto" w:val="clear"/>
+            <w:tcMar>
+              <w:top w:type="dxa" w:w="60"/>
+              <w:left w:type="dxa" w:w="90"/>
+              <w:bottom w:type="dxa" w:w="60"/>
+              <w:right w:type="dxa" w:w="90"/>
+            </w:tcMar>
+            <w:vAlign w:val="top"/>
+          </w:tcPr>
+          <w:p>
+            <w:pPr>
+              <w:spacing w:after="0" w:before="0" w:line="264"/>
+            </w:pPr>
+            <w:r>
+              <w:rPr>
+                <w:rFonts w:ascii="Calibri" w:cs="Calibri" w:eastAsia="Calibri" w:hAnsi="Calibri"/>
+                <w:color w:val="1F2933"/>
+                <w:sz w:val="18"/>
+                <w:szCs w:val="18"/>
+              </w:rPr>
+              <w:t xml:space="preserve"> </w:t>
             </w:r>
           </w:p>
         </w:tc>
@@ -6374,7 +7554,7 @@
       <w:tr>
         <w:tc>
           <w:tcPr>
-            <w:tcW w:type="dxa" w:w="1900"/>
+            <w:tcW w:type="dxa" w:w="1560"/>
             <w:tcMar>
               <w:top w:type="dxa" w:w="60"/>
               <w:left w:type="dxa" w:w="90"/>
@@ -6402,7 +7582,7 @@
         </w:tc>
         <w:tc>
           <w:tcPr>
-            <w:tcW w:type="dxa" w:w="4560"/>
+            <w:tcW w:type="dxa" w:w="3560"/>
             <w:tcMar>
               <w:top w:type="dxa" w:w="60"/>
               <w:left w:type="dxa" w:w="90"/>
@@ -6428,27 +7608,32 @@
         </w:tc>
         <w:tc>
           <w:tcPr>
-            <w:tcW w:type="dxa" w:w="2900"/>
-            <w:tcMar>
-              <w:top w:type="dxa" w:w="60"/>
-              <w:left w:type="dxa" w:w="90"/>
-              <w:bottom w:type="dxa" w:w="60"/>
-              <w:right w:type="dxa" w:w="90"/>
-            </w:tcMar>
-            <w:vAlign w:val="top"/>
-          </w:tcPr>
-          <w:p>
-            <w:pPr>
-              <w:spacing w:after="0" w:before="0" w:line="264"/>
-            </w:pPr>
-            <w:r>
-              <w:rPr>
-                <w:rFonts w:ascii="Calibri" w:cs="Calibri" w:eastAsia="Calibri" w:hAnsi="Calibri"/>
-                <w:sz w:val="18"/>
-                <w:szCs w:val="18"/>
-              </w:rPr>
-              <w:t xml:space="preserve">☐ Agree    </w:t>
-            </w:r>
+            <w:tcW w:type="dxa" w:w="1440"/>
+            <w:tcMar>
+              <w:top w:type="dxa" w:w="60"/>
+              <w:left w:type="dxa" w:w="90"/>
+              <w:bottom w:type="dxa" w:w="60"/>
+              <w:right w:type="dxa" w:w="90"/>
+            </w:tcMar>
+            <w:vAlign w:val="top"/>
+          </w:tcPr>
+          <w:p>
+            <w:pPr>
+              <w:spacing w:after="30" w:before="0" w:line="264"/>
+            </w:pPr>
+            <w:r>
+              <w:rPr>
+                <w:rFonts w:ascii="Calibri" w:cs="Calibri" w:eastAsia="Calibri" w:hAnsi="Calibri"/>
+                <w:sz w:val="18"/>
+                <w:szCs w:val="18"/>
+              </w:rPr>
+              <w:t xml:space="preserve">☐ Agree</w:t>
+            </w:r>
+          </w:p>
+          <w:p>
+            <w:pPr>
+              <w:spacing w:after="0" w:before="0" w:line="264"/>
+            </w:pPr>
             <w:r>
               <w:rPr>
                 <w:rFonts w:ascii="Calibri" w:cs="Calibri" w:eastAsia="Calibri" w:hAnsi="Calibri"/>
@@ -6456,6 +7641,33 @@
                 <w:szCs w:val="18"/>
               </w:rPr>
               <w:t xml:space="preserve">☐ Needs-change</w:t>
+            </w:r>
+          </w:p>
+        </w:tc>
+        <w:tc>
+          <w:tcPr>
+            <w:tcW w:type="dxa" w:w="2800"/>
+            <w:shd w:fill="FFFDE7" w:color="auto" w:val="clear"/>
+            <w:tcMar>
+              <w:top w:type="dxa" w:w="60"/>
+              <w:left w:type="dxa" w:w="90"/>
+              <w:bottom w:type="dxa" w:w="60"/>
+              <w:right w:type="dxa" w:w="90"/>
+            </w:tcMar>
+            <w:vAlign w:val="top"/>
+          </w:tcPr>
+          <w:p>
+            <w:pPr>
+              <w:spacing w:after="0" w:before="0" w:line="264"/>
+            </w:pPr>
+            <w:r>
+              <w:rPr>
+                <w:rFonts w:ascii="Calibri" w:cs="Calibri" w:eastAsia="Calibri" w:hAnsi="Calibri"/>
+                <w:color w:val="1F2933"/>
+                <w:sz w:val="18"/>
+                <w:szCs w:val="18"/>
+              </w:rPr>
+              <w:t xml:space="preserve"> </w:t>
             </w:r>
           </w:p>
         </w:tc>
@@ -6463,7 +7675,7 @@
       <w:tr>
         <w:tc>
           <w:tcPr>
-            <w:tcW w:type="dxa" w:w="1900"/>
+            <w:tcW w:type="dxa" w:w="1560"/>
             <w:shd w:fill="F0F3F7" w:color="auto" w:val="clear"/>
             <w:tcMar>
               <w:top w:type="dxa" w:w="60"/>
@@ -6492,7 +7704,7 @@
         </w:tc>
         <w:tc>
           <w:tcPr>
-            <w:tcW w:type="dxa" w:w="4560"/>
+            <w:tcW w:type="dxa" w:w="3560"/>
             <w:shd w:fill="F0F3F7" w:color="auto" w:val="clear"/>
             <w:tcMar>
               <w:top w:type="dxa" w:w="60"/>
@@ -6519,7 +7731,7 @@
         </w:tc>
         <w:tc>
           <w:tcPr>
-            <w:tcW w:type="dxa" w:w="2900"/>
+            <w:tcW w:type="dxa" w:w="1440"/>
             <w:shd w:fill="F0F3F7" w:color="auto" w:val="clear"/>
             <w:tcMar>
               <w:top w:type="dxa" w:w="60"/>
@@ -6531,16 +7743,21 @@
           </w:tcPr>
           <w:p>
             <w:pPr>
-              <w:spacing w:after="0" w:before="0" w:line="264"/>
-            </w:pPr>
-            <w:r>
-              <w:rPr>
-                <w:rFonts w:ascii="Calibri" w:cs="Calibri" w:eastAsia="Calibri" w:hAnsi="Calibri"/>
-                <w:sz w:val="18"/>
-                <w:szCs w:val="18"/>
-              </w:rPr>
-              <w:t xml:space="preserve">☐ Agree    </w:t>
-            </w:r>
+              <w:spacing w:after="30" w:before="0" w:line="264"/>
+            </w:pPr>
+            <w:r>
+              <w:rPr>
+                <w:rFonts w:ascii="Calibri" w:cs="Calibri" w:eastAsia="Calibri" w:hAnsi="Calibri"/>
+                <w:sz w:val="18"/>
+                <w:szCs w:val="18"/>
+              </w:rPr>
+              <w:t xml:space="preserve">☐ Agree</w:t>
+            </w:r>
+          </w:p>
+          <w:p>
+            <w:pPr>
+              <w:spacing w:after="0" w:before="0" w:line="264"/>
+            </w:pPr>
             <w:r>
               <w:rPr>
                 <w:rFonts w:ascii="Calibri" w:cs="Calibri" w:eastAsia="Calibri" w:hAnsi="Calibri"/>
@@ -6548,6 +7765,33 @@
                 <w:szCs w:val="18"/>
               </w:rPr>
               <w:t xml:space="preserve">☐ Needs-change</w:t>
+            </w:r>
+          </w:p>
+        </w:tc>
+        <w:tc>
+          <w:tcPr>
+            <w:tcW w:type="dxa" w:w="2800"/>
+            <w:shd w:fill="FFFDE7" w:color="auto" w:val="clear"/>
+            <w:tcMar>
+              <w:top w:type="dxa" w:w="60"/>
+              <w:left w:type="dxa" w:w="90"/>
+              <w:bottom w:type="dxa" w:w="60"/>
+              <w:right w:type="dxa" w:w="90"/>
+            </w:tcMar>
+            <w:vAlign w:val="top"/>
+          </w:tcPr>
+          <w:p>
+            <w:pPr>
+              <w:spacing w:after="0" w:before="0" w:line="264"/>
+            </w:pPr>
+            <w:r>
+              <w:rPr>
+                <w:rFonts w:ascii="Calibri" w:cs="Calibri" w:eastAsia="Calibri" w:hAnsi="Calibri"/>
+                <w:color w:val="1F2933"/>
+                <w:sz w:val="18"/>
+                <w:szCs w:val="18"/>
+              </w:rPr>
+              <w:t xml:space="preserve"> </w:t>
             </w:r>
           </w:p>
         </w:tc>
@@ -6555,7 +7799,7 @@
       <w:tr>
         <w:tc>
           <w:tcPr>
-            <w:tcW w:type="dxa" w:w="1900"/>
+            <w:tcW w:type="dxa" w:w="1560"/>
             <w:tcMar>
               <w:top w:type="dxa" w:w="60"/>
               <w:left w:type="dxa" w:w="90"/>
@@ -6583,7 +7827,7 @@
         </w:tc>
         <w:tc>
           <w:tcPr>
-            <w:tcW w:type="dxa" w:w="4560"/>
+            <w:tcW w:type="dxa" w:w="3560"/>
             <w:tcMar>
               <w:top w:type="dxa" w:w="60"/>
               <w:left w:type="dxa" w:w="90"/>
@@ -6609,27 +7853,32 @@
         </w:tc>
         <w:tc>
           <w:tcPr>
-            <w:tcW w:type="dxa" w:w="2900"/>
-            <w:tcMar>
-              <w:top w:type="dxa" w:w="60"/>
-              <w:left w:type="dxa" w:w="90"/>
-              <w:bottom w:type="dxa" w:w="60"/>
-              <w:right w:type="dxa" w:w="90"/>
-            </w:tcMar>
-            <w:vAlign w:val="top"/>
-          </w:tcPr>
-          <w:p>
-            <w:pPr>
-              <w:spacing w:after="0" w:before="0" w:line="264"/>
-            </w:pPr>
-            <w:r>
-              <w:rPr>
-                <w:rFonts w:ascii="Calibri" w:cs="Calibri" w:eastAsia="Calibri" w:hAnsi="Calibri"/>
-                <w:sz w:val="18"/>
-                <w:szCs w:val="18"/>
-              </w:rPr>
-              <w:t xml:space="preserve">☐ Agree    </w:t>
-            </w:r>
+            <w:tcW w:type="dxa" w:w="1440"/>
+            <w:tcMar>
+              <w:top w:type="dxa" w:w="60"/>
+              <w:left w:type="dxa" w:w="90"/>
+              <w:bottom w:type="dxa" w:w="60"/>
+              <w:right w:type="dxa" w:w="90"/>
+            </w:tcMar>
+            <w:vAlign w:val="top"/>
+          </w:tcPr>
+          <w:p>
+            <w:pPr>
+              <w:spacing w:after="30" w:before="0" w:line="264"/>
+            </w:pPr>
+            <w:r>
+              <w:rPr>
+                <w:rFonts w:ascii="Calibri" w:cs="Calibri" w:eastAsia="Calibri" w:hAnsi="Calibri"/>
+                <w:sz w:val="18"/>
+                <w:szCs w:val="18"/>
+              </w:rPr>
+              <w:t xml:space="preserve">☐ Agree</w:t>
+            </w:r>
+          </w:p>
+          <w:p>
+            <w:pPr>
+              <w:spacing w:after="0" w:before="0" w:line="264"/>
+            </w:pPr>
             <w:r>
               <w:rPr>
                 <w:rFonts w:ascii="Calibri" w:cs="Calibri" w:eastAsia="Calibri" w:hAnsi="Calibri"/>
@@ -6637,6 +7886,33 @@
                 <w:szCs w:val="18"/>
               </w:rPr>
               <w:t xml:space="preserve">☐ Needs-change</w:t>
+            </w:r>
+          </w:p>
+        </w:tc>
+        <w:tc>
+          <w:tcPr>
+            <w:tcW w:type="dxa" w:w="2800"/>
+            <w:shd w:fill="FFFDE7" w:color="auto" w:val="clear"/>
+            <w:tcMar>
+              <w:top w:type="dxa" w:w="60"/>
+              <w:left w:type="dxa" w:w="90"/>
+              <w:bottom w:type="dxa" w:w="60"/>
+              <w:right w:type="dxa" w:w="90"/>
+            </w:tcMar>
+            <w:vAlign w:val="top"/>
+          </w:tcPr>
+          <w:p>
+            <w:pPr>
+              <w:spacing w:after="0" w:before="0" w:line="264"/>
+            </w:pPr>
+            <w:r>
+              <w:rPr>
+                <w:rFonts w:ascii="Calibri" w:cs="Calibri" w:eastAsia="Calibri" w:hAnsi="Calibri"/>
+                <w:color w:val="1F2933"/>
+                <w:sz w:val="18"/>
+                <w:szCs w:val="18"/>
+              </w:rPr>
+              <w:t xml:space="preserve"> </w:t>
             </w:r>
           </w:p>
         </w:tc>
@@ -6644,7 +7920,7 @@
       <w:tr>
         <w:tc>
           <w:tcPr>
-            <w:tcW w:type="dxa" w:w="1900"/>
+            <w:tcW w:type="dxa" w:w="1560"/>
             <w:shd w:fill="F0F3F7" w:color="auto" w:val="clear"/>
             <w:tcMar>
               <w:top w:type="dxa" w:w="60"/>
@@ -6673,7 +7949,7 @@
         </w:tc>
         <w:tc>
           <w:tcPr>
-            <w:tcW w:type="dxa" w:w="4560"/>
+            <w:tcW w:type="dxa" w:w="3560"/>
             <w:shd w:fill="F0F3F7" w:color="auto" w:val="clear"/>
             <w:tcMar>
               <w:top w:type="dxa" w:w="60"/>
@@ -6700,7 +7976,7 @@
         </w:tc>
         <w:tc>
           <w:tcPr>
-            <w:tcW w:type="dxa" w:w="2900"/>
+            <w:tcW w:type="dxa" w:w="1440"/>
             <w:shd w:fill="F0F3F7" w:color="auto" w:val="clear"/>
             <w:tcMar>
               <w:top w:type="dxa" w:w="60"/>
@@ -6712,16 +7988,21 @@
           </w:tcPr>
           <w:p>
             <w:pPr>
-              <w:spacing w:after="0" w:before="0" w:line="264"/>
-            </w:pPr>
-            <w:r>
-              <w:rPr>
-                <w:rFonts w:ascii="Calibri" w:cs="Calibri" w:eastAsia="Calibri" w:hAnsi="Calibri"/>
-                <w:sz w:val="18"/>
-                <w:szCs w:val="18"/>
-              </w:rPr>
-              <w:t xml:space="preserve">☐ Agree    </w:t>
-            </w:r>
+              <w:spacing w:after="30" w:before="0" w:line="264"/>
+            </w:pPr>
+            <w:r>
+              <w:rPr>
+                <w:rFonts w:ascii="Calibri" w:cs="Calibri" w:eastAsia="Calibri" w:hAnsi="Calibri"/>
+                <w:sz w:val="18"/>
+                <w:szCs w:val="18"/>
+              </w:rPr>
+              <w:t xml:space="preserve">☐ Agree</w:t>
+            </w:r>
+          </w:p>
+          <w:p>
+            <w:pPr>
+              <w:spacing w:after="0" w:before="0" w:line="264"/>
+            </w:pPr>
             <w:r>
               <w:rPr>
                 <w:rFonts w:ascii="Calibri" w:cs="Calibri" w:eastAsia="Calibri" w:hAnsi="Calibri"/>
@@ -6729,6 +8010,33 @@
                 <w:szCs w:val="18"/>
               </w:rPr>
               <w:t xml:space="preserve">☐ Needs-change</w:t>
+            </w:r>
+          </w:p>
+        </w:tc>
+        <w:tc>
+          <w:tcPr>
+            <w:tcW w:type="dxa" w:w="2800"/>
+            <w:shd w:fill="FFFDE7" w:color="auto" w:val="clear"/>
+            <w:tcMar>
+              <w:top w:type="dxa" w:w="60"/>
+              <w:left w:type="dxa" w:w="90"/>
+              <w:bottom w:type="dxa" w:w="60"/>
+              <w:right w:type="dxa" w:w="90"/>
+            </w:tcMar>
+            <w:vAlign w:val="top"/>
+          </w:tcPr>
+          <w:p>
+            <w:pPr>
+              <w:spacing w:after="0" w:before="0" w:line="264"/>
+            </w:pPr>
+            <w:r>
+              <w:rPr>
+                <w:rFonts w:ascii="Calibri" w:cs="Calibri" w:eastAsia="Calibri" w:hAnsi="Calibri"/>
+                <w:color w:val="1F2933"/>
+                <w:sz w:val="18"/>
+                <w:szCs w:val="18"/>
+              </w:rPr>
+              <w:t xml:space="preserve"> </w:t>
             </w:r>
           </w:p>
         </w:tc>
@@ -6736,7 +8044,7 @@
       <w:tr>
         <w:tc>
           <w:tcPr>
-            <w:tcW w:type="dxa" w:w="1900"/>
+            <w:tcW w:type="dxa" w:w="1560"/>
             <w:tcMar>
               <w:top w:type="dxa" w:w="60"/>
               <w:left w:type="dxa" w:w="90"/>
@@ -6764,7 +8072,7 @@
         </w:tc>
         <w:tc>
           <w:tcPr>
-            <w:tcW w:type="dxa" w:w="4560"/>
+            <w:tcW w:type="dxa" w:w="3560"/>
             <w:tcMar>
               <w:top w:type="dxa" w:w="60"/>
               <w:left w:type="dxa" w:w="90"/>
@@ -6790,27 +8098,32 @@
         </w:tc>
         <w:tc>
           <w:tcPr>
-            <w:tcW w:type="dxa" w:w="2900"/>
-            <w:tcMar>
-              <w:top w:type="dxa" w:w="60"/>
-              <w:left w:type="dxa" w:w="90"/>
-              <w:bottom w:type="dxa" w:w="60"/>
-              <w:right w:type="dxa" w:w="90"/>
-            </w:tcMar>
-            <w:vAlign w:val="top"/>
-          </w:tcPr>
-          <w:p>
-            <w:pPr>
-              <w:spacing w:after="0" w:before="0" w:line="264"/>
-            </w:pPr>
-            <w:r>
-              <w:rPr>
-                <w:rFonts w:ascii="Calibri" w:cs="Calibri" w:eastAsia="Calibri" w:hAnsi="Calibri"/>
-                <w:sz w:val="18"/>
-                <w:szCs w:val="18"/>
-              </w:rPr>
-              <w:t xml:space="preserve">☐ Agree    </w:t>
-            </w:r>
+            <w:tcW w:type="dxa" w:w="1440"/>
+            <w:tcMar>
+              <w:top w:type="dxa" w:w="60"/>
+              <w:left w:type="dxa" w:w="90"/>
+              <w:bottom w:type="dxa" w:w="60"/>
+              <w:right w:type="dxa" w:w="90"/>
+            </w:tcMar>
+            <w:vAlign w:val="top"/>
+          </w:tcPr>
+          <w:p>
+            <w:pPr>
+              <w:spacing w:after="30" w:before="0" w:line="264"/>
+            </w:pPr>
+            <w:r>
+              <w:rPr>
+                <w:rFonts w:ascii="Calibri" w:cs="Calibri" w:eastAsia="Calibri" w:hAnsi="Calibri"/>
+                <w:sz w:val="18"/>
+                <w:szCs w:val="18"/>
+              </w:rPr>
+              <w:t xml:space="preserve">☐ Agree</w:t>
+            </w:r>
+          </w:p>
+          <w:p>
+            <w:pPr>
+              <w:spacing w:after="0" w:before="0" w:line="264"/>
+            </w:pPr>
             <w:r>
               <w:rPr>
                 <w:rFonts w:ascii="Calibri" w:cs="Calibri" w:eastAsia="Calibri" w:hAnsi="Calibri"/>
@@ -6818,6 +8131,33 @@
                 <w:szCs w:val="18"/>
               </w:rPr>
               <w:t xml:space="preserve">☐ Needs-change</w:t>
+            </w:r>
+          </w:p>
+        </w:tc>
+        <w:tc>
+          <w:tcPr>
+            <w:tcW w:type="dxa" w:w="2800"/>
+            <w:shd w:fill="FFFDE7" w:color="auto" w:val="clear"/>
+            <w:tcMar>
+              <w:top w:type="dxa" w:w="60"/>
+              <w:left w:type="dxa" w:w="90"/>
+              <w:bottom w:type="dxa" w:w="60"/>
+              <w:right w:type="dxa" w:w="90"/>
+            </w:tcMar>
+            <w:vAlign w:val="top"/>
+          </w:tcPr>
+          <w:p>
+            <w:pPr>
+              <w:spacing w:after="0" w:before="0" w:line="264"/>
+            </w:pPr>
+            <w:r>
+              <w:rPr>
+                <w:rFonts w:ascii="Calibri" w:cs="Calibri" w:eastAsia="Calibri" w:hAnsi="Calibri"/>
+                <w:color w:val="1F2933"/>
+                <w:sz w:val="18"/>
+                <w:szCs w:val="18"/>
+              </w:rPr>
+              <w:t xml:space="preserve"> </w:t>
             </w:r>
           </w:p>
         </w:tc>
@@ -6825,7 +8165,7 @@
       <w:tr>
         <w:tc>
           <w:tcPr>
-            <w:tcW w:type="dxa" w:w="1900"/>
+            <w:tcW w:type="dxa" w:w="1560"/>
             <w:shd w:fill="F0F3F7" w:color="auto" w:val="clear"/>
             <w:tcMar>
               <w:top w:type="dxa" w:w="60"/>
@@ -6854,7 +8194,7 @@
         </w:tc>
         <w:tc>
           <w:tcPr>
-            <w:tcW w:type="dxa" w:w="4560"/>
+            <w:tcW w:type="dxa" w:w="3560"/>
             <w:shd w:fill="F0F3F7" w:color="auto" w:val="clear"/>
             <w:tcMar>
               <w:top w:type="dxa" w:w="60"/>
@@ -6881,7 +8221,7 @@
         </w:tc>
         <w:tc>
           <w:tcPr>
-            <w:tcW w:type="dxa" w:w="2900"/>
+            <w:tcW w:type="dxa" w:w="1440"/>
             <w:shd w:fill="F0F3F7" w:color="auto" w:val="clear"/>
             <w:tcMar>
               <w:top w:type="dxa" w:w="60"/>
@@ -6893,16 +8233,21 @@
           </w:tcPr>
           <w:p>
             <w:pPr>
-              <w:spacing w:after="0" w:before="0" w:line="264"/>
-            </w:pPr>
-            <w:r>
-              <w:rPr>
-                <w:rFonts w:ascii="Calibri" w:cs="Calibri" w:eastAsia="Calibri" w:hAnsi="Calibri"/>
-                <w:sz w:val="18"/>
-                <w:szCs w:val="18"/>
-              </w:rPr>
-              <w:t xml:space="preserve">☐ Agree    </w:t>
-            </w:r>
+              <w:spacing w:after="30" w:before="0" w:line="264"/>
+            </w:pPr>
+            <w:r>
+              <w:rPr>
+                <w:rFonts w:ascii="Calibri" w:cs="Calibri" w:eastAsia="Calibri" w:hAnsi="Calibri"/>
+                <w:sz w:val="18"/>
+                <w:szCs w:val="18"/>
+              </w:rPr>
+              <w:t xml:space="preserve">☐ Agree</w:t>
+            </w:r>
+          </w:p>
+          <w:p>
+            <w:pPr>
+              <w:spacing w:after="0" w:before="0" w:line="264"/>
+            </w:pPr>
             <w:r>
               <w:rPr>
                 <w:rFonts w:ascii="Calibri" w:cs="Calibri" w:eastAsia="Calibri" w:hAnsi="Calibri"/>
@@ -6910,6 +8255,33 @@
                 <w:szCs w:val="18"/>
               </w:rPr>
               <w:t xml:space="preserve">☐ Needs-change</w:t>
+            </w:r>
+          </w:p>
+        </w:tc>
+        <w:tc>
+          <w:tcPr>
+            <w:tcW w:type="dxa" w:w="2800"/>
+            <w:shd w:fill="FFFDE7" w:color="auto" w:val="clear"/>
+            <w:tcMar>
+              <w:top w:type="dxa" w:w="60"/>
+              <w:left w:type="dxa" w:w="90"/>
+              <w:bottom w:type="dxa" w:w="60"/>
+              <w:right w:type="dxa" w:w="90"/>
+            </w:tcMar>
+            <w:vAlign w:val="top"/>
+          </w:tcPr>
+          <w:p>
+            <w:pPr>
+              <w:spacing w:after="0" w:before="0" w:line="264"/>
+            </w:pPr>
+            <w:r>
+              <w:rPr>
+                <w:rFonts w:ascii="Calibri" w:cs="Calibri" w:eastAsia="Calibri" w:hAnsi="Calibri"/>
+                <w:color w:val="1F2933"/>
+                <w:sz w:val="18"/>
+                <w:szCs w:val="18"/>
+              </w:rPr>
+              <w:t xml:space="preserve"> </w:t>
             </w:r>
           </w:p>
         </w:tc>
@@ -6917,7 +8289,7 @@
       <w:tr>
         <w:tc>
           <w:tcPr>
-            <w:tcW w:type="dxa" w:w="1900"/>
+            <w:tcW w:type="dxa" w:w="1560"/>
             <w:tcMar>
               <w:top w:type="dxa" w:w="60"/>
               <w:left w:type="dxa" w:w="90"/>
@@ -6945,7 +8317,7 @@
         </w:tc>
         <w:tc>
           <w:tcPr>
-            <w:tcW w:type="dxa" w:w="4560"/>
+            <w:tcW w:type="dxa" w:w="3560"/>
             <w:tcMar>
               <w:top w:type="dxa" w:w="60"/>
               <w:left w:type="dxa" w:w="90"/>
@@ -6971,27 +8343,32 @@
         </w:tc>
         <w:tc>
           <w:tcPr>
-            <w:tcW w:type="dxa" w:w="2900"/>
-            <w:tcMar>
-              <w:top w:type="dxa" w:w="60"/>
-              <w:left w:type="dxa" w:w="90"/>
-              <w:bottom w:type="dxa" w:w="60"/>
-              <w:right w:type="dxa" w:w="90"/>
-            </w:tcMar>
-            <w:vAlign w:val="top"/>
-          </w:tcPr>
-          <w:p>
-            <w:pPr>
-              <w:spacing w:after="0" w:before="0" w:line="264"/>
-            </w:pPr>
-            <w:r>
-              <w:rPr>
-                <w:rFonts w:ascii="Calibri" w:cs="Calibri" w:eastAsia="Calibri" w:hAnsi="Calibri"/>
-                <w:sz w:val="18"/>
-                <w:szCs w:val="18"/>
-              </w:rPr>
-              <w:t xml:space="preserve">☐ Agree    </w:t>
-            </w:r>
+            <w:tcW w:type="dxa" w:w="1440"/>
+            <w:tcMar>
+              <w:top w:type="dxa" w:w="60"/>
+              <w:left w:type="dxa" w:w="90"/>
+              <w:bottom w:type="dxa" w:w="60"/>
+              <w:right w:type="dxa" w:w="90"/>
+            </w:tcMar>
+            <w:vAlign w:val="top"/>
+          </w:tcPr>
+          <w:p>
+            <w:pPr>
+              <w:spacing w:after="30" w:before="0" w:line="264"/>
+            </w:pPr>
+            <w:r>
+              <w:rPr>
+                <w:rFonts w:ascii="Calibri" w:cs="Calibri" w:eastAsia="Calibri" w:hAnsi="Calibri"/>
+                <w:sz w:val="18"/>
+                <w:szCs w:val="18"/>
+              </w:rPr>
+              <w:t xml:space="preserve">☐ Agree</w:t>
+            </w:r>
+          </w:p>
+          <w:p>
+            <w:pPr>
+              <w:spacing w:after="0" w:before="0" w:line="264"/>
+            </w:pPr>
             <w:r>
               <w:rPr>
                 <w:rFonts w:ascii="Calibri" w:cs="Calibri" w:eastAsia="Calibri" w:hAnsi="Calibri"/>
@@ -6999,6 +8376,33 @@
                 <w:szCs w:val="18"/>
               </w:rPr>
               <w:t xml:space="preserve">☐ Needs-change</w:t>
+            </w:r>
+          </w:p>
+        </w:tc>
+        <w:tc>
+          <w:tcPr>
+            <w:tcW w:type="dxa" w:w="2800"/>
+            <w:shd w:fill="FFFDE7" w:color="auto" w:val="clear"/>
+            <w:tcMar>
+              <w:top w:type="dxa" w:w="60"/>
+              <w:left w:type="dxa" w:w="90"/>
+              <w:bottom w:type="dxa" w:w="60"/>
+              <w:right w:type="dxa" w:w="90"/>
+            </w:tcMar>
+            <w:vAlign w:val="top"/>
+          </w:tcPr>
+          <w:p>
+            <w:pPr>
+              <w:spacing w:after="0" w:before="0" w:line="264"/>
+            </w:pPr>
+            <w:r>
+              <w:rPr>
+                <w:rFonts w:ascii="Calibri" w:cs="Calibri" w:eastAsia="Calibri" w:hAnsi="Calibri"/>
+                <w:color w:val="1F2933"/>
+                <w:sz w:val="18"/>
+                <w:szCs w:val="18"/>
+              </w:rPr>
+              <w:t xml:space="preserve"> </w:t>
             </w:r>
           </w:p>
         </w:tc>
@@ -7006,7 +8410,7 @@
       <w:tr>
         <w:tc>
           <w:tcPr>
-            <w:tcW w:type="dxa" w:w="1900"/>
+            <w:tcW w:type="dxa" w:w="1560"/>
             <w:shd w:fill="F0F3F7" w:color="auto" w:val="clear"/>
             <w:tcMar>
               <w:top w:type="dxa" w:w="60"/>
@@ -7035,7 +8439,7 @@
         </w:tc>
         <w:tc>
           <w:tcPr>
-            <w:tcW w:type="dxa" w:w="4560"/>
+            <w:tcW w:type="dxa" w:w="3560"/>
             <w:shd w:fill="F0F3F7" w:color="auto" w:val="clear"/>
             <w:tcMar>
               <w:top w:type="dxa" w:w="60"/>
@@ -7062,7 +8466,7 @@
         </w:tc>
         <w:tc>
           <w:tcPr>
-            <w:tcW w:type="dxa" w:w="2900"/>
+            <w:tcW w:type="dxa" w:w="1440"/>
             <w:shd w:fill="F0F3F7" w:color="auto" w:val="clear"/>
             <w:tcMar>
               <w:top w:type="dxa" w:w="60"/>
@@ -7074,16 +8478,21 @@
           </w:tcPr>
           <w:p>
             <w:pPr>
-              <w:spacing w:after="0" w:before="0" w:line="264"/>
-            </w:pPr>
-            <w:r>
-              <w:rPr>
-                <w:rFonts w:ascii="Calibri" w:cs="Calibri" w:eastAsia="Calibri" w:hAnsi="Calibri"/>
-                <w:sz w:val="18"/>
-                <w:szCs w:val="18"/>
-              </w:rPr>
-              <w:t xml:space="preserve">☐ Agree    </w:t>
-            </w:r>
+              <w:spacing w:after="30" w:before="0" w:line="264"/>
+            </w:pPr>
+            <w:r>
+              <w:rPr>
+                <w:rFonts w:ascii="Calibri" w:cs="Calibri" w:eastAsia="Calibri" w:hAnsi="Calibri"/>
+                <w:sz w:val="18"/>
+                <w:szCs w:val="18"/>
+              </w:rPr>
+              <w:t xml:space="preserve">☐ Agree</w:t>
+            </w:r>
+          </w:p>
+          <w:p>
+            <w:pPr>
+              <w:spacing w:after="0" w:before="0" w:line="264"/>
+            </w:pPr>
             <w:r>
               <w:rPr>
                 <w:rFonts w:ascii="Calibri" w:cs="Calibri" w:eastAsia="Calibri" w:hAnsi="Calibri"/>
@@ -7091,6 +8500,33 @@
                 <w:szCs w:val="18"/>
               </w:rPr>
               <w:t xml:space="preserve">☐ Needs-change</w:t>
+            </w:r>
+          </w:p>
+        </w:tc>
+        <w:tc>
+          <w:tcPr>
+            <w:tcW w:type="dxa" w:w="2800"/>
+            <w:shd w:fill="FFFDE7" w:color="auto" w:val="clear"/>
+            <w:tcMar>
+              <w:top w:type="dxa" w:w="60"/>
+              <w:left w:type="dxa" w:w="90"/>
+              <w:bottom w:type="dxa" w:w="60"/>
+              <w:right w:type="dxa" w:w="90"/>
+            </w:tcMar>
+            <w:vAlign w:val="top"/>
+          </w:tcPr>
+          <w:p>
+            <w:pPr>
+              <w:spacing w:after="0" w:before="0" w:line="264"/>
+            </w:pPr>
+            <w:r>
+              <w:rPr>
+                <w:rFonts w:ascii="Calibri" w:cs="Calibri" w:eastAsia="Calibri" w:hAnsi="Calibri"/>
+                <w:color w:val="1F2933"/>
+                <w:sz w:val="18"/>
+                <w:szCs w:val="18"/>
+              </w:rPr>
+              <w:t xml:space="preserve"> </w:t>
             </w:r>
           </w:p>
         </w:tc>
@@ -7098,7 +8534,7 @@
       <w:tr>
         <w:tc>
           <w:tcPr>
-            <w:tcW w:type="dxa" w:w="1900"/>
+            <w:tcW w:type="dxa" w:w="1560"/>
             <w:tcMar>
               <w:top w:type="dxa" w:w="60"/>
               <w:left w:type="dxa" w:w="90"/>
@@ -7126,7 +8562,7 @@
         </w:tc>
         <w:tc>
           <w:tcPr>
-            <w:tcW w:type="dxa" w:w="4560"/>
+            <w:tcW w:type="dxa" w:w="3560"/>
             <w:tcMar>
               <w:top w:type="dxa" w:w="60"/>
               <w:left w:type="dxa" w:w="90"/>
@@ -7152,27 +8588,32 @@
         </w:tc>
         <w:tc>
           <w:tcPr>
-            <w:tcW w:type="dxa" w:w="2900"/>
-            <w:tcMar>
-              <w:top w:type="dxa" w:w="60"/>
-              <w:left w:type="dxa" w:w="90"/>
-              <w:bottom w:type="dxa" w:w="60"/>
-              <w:right w:type="dxa" w:w="90"/>
-            </w:tcMar>
-            <w:vAlign w:val="top"/>
-          </w:tcPr>
-          <w:p>
-            <w:pPr>
-              <w:spacing w:after="0" w:before="0" w:line="264"/>
-            </w:pPr>
-            <w:r>
-              <w:rPr>
-                <w:rFonts w:ascii="Calibri" w:cs="Calibri" w:eastAsia="Calibri" w:hAnsi="Calibri"/>
-                <w:sz w:val="18"/>
-                <w:szCs w:val="18"/>
-              </w:rPr>
-              <w:t xml:space="preserve">☐ Agree    </w:t>
-            </w:r>
+            <w:tcW w:type="dxa" w:w="1440"/>
+            <w:tcMar>
+              <w:top w:type="dxa" w:w="60"/>
+              <w:left w:type="dxa" w:w="90"/>
+              <w:bottom w:type="dxa" w:w="60"/>
+              <w:right w:type="dxa" w:w="90"/>
+            </w:tcMar>
+            <w:vAlign w:val="top"/>
+          </w:tcPr>
+          <w:p>
+            <w:pPr>
+              <w:spacing w:after="30" w:before="0" w:line="264"/>
+            </w:pPr>
+            <w:r>
+              <w:rPr>
+                <w:rFonts w:ascii="Calibri" w:cs="Calibri" w:eastAsia="Calibri" w:hAnsi="Calibri"/>
+                <w:sz w:val="18"/>
+                <w:szCs w:val="18"/>
+              </w:rPr>
+              <w:t xml:space="preserve">☐ Agree</w:t>
+            </w:r>
+          </w:p>
+          <w:p>
+            <w:pPr>
+              <w:spacing w:after="0" w:before="0" w:line="264"/>
+            </w:pPr>
             <w:r>
               <w:rPr>
                 <w:rFonts w:ascii="Calibri" w:cs="Calibri" w:eastAsia="Calibri" w:hAnsi="Calibri"/>
@@ -7180,6 +8621,33 @@
                 <w:szCs w:val="18"/>
               </w:rPr>
               <w:t xml:space="preserve">☐ Needs-change</w:t>
+            </w:r>
+          </w:p>
+        </w:tc>
+        <w:tc>
+          <w:tcPr>
+            <w:tcW w:type="dxa" w:w="2800"/>
+            <w:shd w:fill="FFFDE7" w:color="auto" w:val="clear"/>
+            <w:tcMar>
+              <w:top w:type="dxa" w:w="60"/>
+              <w:left w:type="dxa" w:w="90"/>
+              <w:bottom w:type="dxa" w:w="60"/>
+              <w:right w:type="dxa" w:w="90"/>
+            </w:tcMar>
+            <w:vAlign w:val="top"/>
+          </w:tcPr>
+          <w:p>
+            <w:pPr>
+              <w:spacing w:after="0" w:before="0" w:line="264"/>
+            </w:pPr>
+            <w:r>
+              <w:rPr>
+                <w:rFonts w:ascii="Calibri" w:cs="Calibri" w:eastAsia="Calibri" w:hAnsi="Calibri"/>
+                <w:color w:val="1F2933"/>
+                <w:sz w:val="18"/>
+                <w:szCs w:val="18"/>
+              </w:rPr>
+              <w:t xml:space="preserve"> </w:t>
             </w:r>
           </w:p>
         </w:tc>
@@ -7187,7 +8655,7 @@
       <w:tr>
         <w:tc>
           <w:tcPr>
-            <w:tcW w:type="dxa" w:w="1900"/>
+            <w:tcW w:type="dxa" w:w="1560"/>
             <w:shd w:fill="F0F3F7" w:color="auto" w:val="clear"/>
             <w:tcMar>
               <w:top w:type="dxa" w:w="60"/>
@@ -7216,7 +8684,7 @@
         </w:tc>
         <w:tc>
           <w:tcPr>
-            <w:tcW w:type="dxa" w:w="4560"/>
+            <w:tcW w:type="dxa" w:w="3560"/>
             <w:shd w:fill="F0F3F7" w:color="auto" w:val="clear"/>
             <w:tcMar>
               <w:top w:type="dxa" w:w="60"/>
@@ -7243,7 +8711,7 @@
         </w:tc>
         <w:tc>
           <w:tcPr>
-            <w:tcW w:type="dxa" w:w="2900"/>
+            <w:tcW w:type="dxa" w:w="1440"/>
             <w:shd w:fill="F0F3F7" w:color="auto" w:val="clear"/>
             <w:tcMar>
               <w:top w:type="dxa" w:w="60"/>
@@ -7255,16 +8723,21 @@
           </w:tcPr>
           <w:p>
             <w:pPr>
-              <w:spacing w:after="0" w:before="0" w:line="264"/>
-            </w:pPr>
-            <w:r>
-              <w:rPr>
-                <w:rFonts w:ascii="Calibri" w:cs="Calibri" w:eastAsia="Calibri" w:hAnsi="Calibri"/>
-                <w:sz w:val="18"/>
-                <w:szCs w:val="18"/>
-              </w:rPr>
-              <w:t xml:space="preserve">☐ Agree    </w:t>
-            </w:r>
+              <w:spacing w:after="30" w:before="0" w:line="264"/>
+            </w:pPr>
+            <w:r>
+              <w:rPr>
+                <w:rFonts w:ascii="Calibri" w:cs="Calibri" w:eastAsia="Calibri" w:hAnsi="Calibri"/>
+                <w:sz w:val="18"/>
+                <w:szCs w:val="18"/>
+              </w:rPr>
+              <w:t xml:space="preserve">☐ Agree</w:t>
+            </w:r>
+          </w:p>
+          <w:p>
+            <w:pPr>
+              <w:spacing w:after="0" w:before="0" w:line="264"/>
+            </w:pPr>
             <w:r>
               <w:rPr>
                 <w:rFonts w:ascii="Calibri" w:cs="Calibri" w:eastAsia="Calibri" w:hAnsi="Calibri"/>
@@ -7272,6 +8745,33 @@
                 <w:szCs w:val="18"/>
               </w:rPr>
               <w:t xml:space="preserve">☐ Needs-change</w:t>
+            </w:r>
+          </w:p>
+        </w:tc>
+        <w:tc>
+          <w:tcPr>
+            <w:tcW w:type="dxa" w:w="2800"/>
+            <w:shd w:fill="FFFDE7" w:color="auto" w:val="clear"/>
+            <w:tcMar>
+              <w:top w:type="dxa" w:w="60"/>
+              <w:left w:type="dxa" w:w="90"/>
+              <w:bottom w:type="dxa" w:w="60"/>
+              <w:right w:type="dxa" w:w="90"/>
+            </w:tcMar>
+            <w:vAlign w:val="top"/>
+          </w:tcPr>
+          <w:p>
+            <w:pPr>
+              <w:spacing w:after="0" w:before="0" w:line="264"/>
+            </w:pPr>
+            <w:r>
+              <w:rPr>
+                <w:rFonts w:ascii="Calibri" w:cs="Calibri" w:eastAsia="Calibri" w:hAnsi="Calibri"/>
+                <w:color w:val="1F2933"/>
+                <w:sz w:val="18"/>
+                <w:szCs w:val="18"/>
+              </w:rPr>
+              <w:t xml:space="preserve"> </w:t>
             </w:r>
           </w:p>
         </w:tc>
@@ -7279,7 +8779,7 @@
       <w:tr>
         <w:tc>
           <w:tcPr>
-            <w:tcW w:type="dxa" w:w="1900"/>
+            <w:tcW w:type="dxa" w:w="1560"/>
             <w:tcMar>
               <w:top w:type="dxa" w:w="60"/>
               <w:left w:type="dxa" w:w="90"/>
@@ -7307,7 +8807,7 @@
         </w:tc>
         <w:tc>
           <w:tcPr>
-            <w:tcW w:type="dxa" w:w="4560"/>
+            <w:tcW w:type="dxa" w:w="3560"/>
             <w:tcMar>
               <w:top w:type="dxa" w:w="60"/>
               <w:left w:type="dxa" w:w="90"/>
@@ -7333,27 +8833,32 @@
         </w:tc>
         <w:tc>
           <w:tcPr>
-            <w:tcW w:type="dxa" w:w="2900"/>
-            <w:tcMar>
-              <w:top w:type="dxa" w:w="60"/>
-              <w:left w:type="dxa" w:w="90"/>
-              <w:bottom w:type="dxa" w:w="60"/>
-              <w:right w:type="dxa" w:w="90"/>
-            </w:tcMar>
-            <w:vAlign w:val="top"/>
-          </w:tcPr>
-          <w:p>
-            <w:pPr>
-              <w:spacing w:after="0" w:before="0" w:line="264"/>
-            </w:pPr>
-            <w:r>
-              <w:rPr>
-                <w:rFonts w:ascii="Calibri" w:cs="Calibri" w:eastAsia="Calibri" w:hAnsi="Calibri"/>
-                <w:sz w:val="18"/>
-                <w:szCs w:val="18"/>
-              </w:rPr>
-              <w:t xml:space="preserve">☐ Agree    </w:t>
-            </w:r>
+            <w:tcW w:type="dxa" w:w="1440"/>
+            <w:tcMar>
+              <w:top w:type="dxa" w:w="60"/>
+              <w:left w:type="dxa" w:w="90"/>
+              <w:bottom w:type="dxa" w:w="60"/>
+              <w:right w:type="dxa" w:w="90"/>
+            </w:tcMar>
+            <w:vAlign w:val="top"/>
+          </w:tcPr>
+          <w:p>
+            <w:pPr>
+              <w:spacing w:after="30" w:before="0" w:line="264"/>
+            </w:pPr>
+            <w:r>
+              <w:rPr>
+                <w:rFonts w:ascii="Calibri" w:cs="Calibri" w:eastAsia="Calibri" w:hAnsi="Calibri"/>
+                <w:sz w:val="18"/>
+                <w:szCs w:val="18"/>
+              </w:rPr>
+              <w:t xml:space="preserve">☐ Agree</w:t>
+            </w:r>
+          </w:p>
+          <w:p>
+            <w:pPr>
+              <w:spacing w:after="0" w:before="0" w:line="264"/>
+            </w:pPr>
             <w:r>
               <w:rPr>
                 <w:rFonts w:ascii="Calibri" w:cs="Calibri" w:eastAsia="Calibri" w:hAnsi="Calibri"/>
@@ -7361,6 +8866,33 @@
                 <w:szCs w:val="18"/>
               </w:rPr>
               <w:t xml:space="preserve">☐ Needs-change</w:t>
+            </w:r>
+          </w:p>
+        </w:tc>
+        <w:tc>
+          <w:tcPr>
+            <w:tcW w:type="dxa" w:w="2800"/>
+            <w:shd w:fill="FFFDE7" w:color="auto" w:val="clear"/>
+            <w:tcMar>
+              <w:top w:type="dxa" w:w="60"/>
+              <w:left w:type="dxa" w:w="90"/>
+              <w:bottom w:type="dxa" w:w="60"/>
+              <w:right w:type="dxa" w:w="90"/>
+            </w:tcMar>
+            <w:vAlign w:val="top"/>
+          </w:tcPr>
+          <w:p>
+            <w:pPr>
+              <w:spacing w:after="0" w:before="0" w:line="264"/>
+            </w:pPr>
+            <w:r>
+              <w:rPr>
+                <w:rFonts w:ascii="Calibri" w:cs="Calibri" w:eastAsia="Calibri" w:hAnsi="Calibri"/>
+                <w:color w:val="1F2933"/>
+                <w:sz w:val="18"/>
+                <w:szCs w:val="18"/>
+              </w:rPr>
+              <w:t xml:space="preserve"> </w:t>
             </w:r>
           </w:p>
         </w:tc>
@@ -7368,7 +8900,7 @@
       <w:tr>
         <w:tc>
           <w:tcPr>
-            <w:tcW w:type="dxa" w:w="1900"/>
+            <w:tcW w:type="dxa" w:w="1560"/>
             <w:shd w:fill="F0F3F7" w:color="auto" w:val="clear"/>
             <w:tcMar>
               <w:top w:type="dxa" w:w="60"/>
@@ -7397,7 +8929,7 @@
         </w:tc>
         <w:tc>
           <w:tcPr>
-            <w:tcW w:type="dxa" w:w="4560"/>
+            <w:tcW w:type="dxa" w:w="3560"/>
             <w:shd w:fill="F0F3F7" w:color="auto" w:val="clear"/>
             <w:tcMar>
               <w:top w:type="dxa" w:w="60"/>
@@ -7424,7 +8956,7 @@
         </w:tc>
         <w:tc>
           <w:tcPr>
-            <w:tcW w:type="dxa" w:w="2900"/>
+            <w:tcW w:type="dxa" w:w="1440"/>
             <w:shd w:fill="F0F3F7" w:color="auto" w:val="clear"/>
             <w:tcMar>
               <w:top w:type="dxa" w:w="60"/>
@@ -7436,16 +8968,21 @@
           </w:tcPr>
           <w:p>
             <w:pPr>
-              <w:spacing w:after="0" w:before="0" w:line="264"/>
-            </w:pPr>
-            <w:r>
-              <w:rPr>
-                <w:rFonts w:ascii="Calibri" w:cs="Calibri" w:eastAsia="Calibri" w:hAnsi="Calibri"/>
-                <w:sz w:val="18"/>
-                <w:szCs w:val="18"/>
-              </w:rPr>
-              <w:t xml:space="preserve">☐ Agree    </w:t>
-            </w:r>
+              <w:spacing w:after="30" w:before="0" w:line="264"/>
+            </w:pPr>
+            <w:r>
+              <w:rPr>
+                <w:rFonts w:ascii="Calibri" w:cs="Calibri" w:eastAsia="Calibri" w:hAnsi="Calibri"/>
+                <w:sz w:val="18"/>
+                <w:szCs w:val="18"/>
+              </w:rPr>
+              <w:t xml:space="preserve">☐ Agree</w:t>
+            </w:r>
+          </w:p>
+          <w:p>
+            <w:pPr>
+              <w:spacing w:after="0" w:before="0" w:line="264"/>
+            </w:pPr>
             <w:r>
               <w:rPr>
                 <w:rFonts w:ascii="Calibri" w:cs="Calibri" w:eastAsia="Calibri" w:hAnsi="Calibri"/>
@@ -7453,6 +8990,33 @@
                 <w:szCs w:val="18"/>
               </w:rPr>
               <w:t xml:space="preserve">☐ Needs-change</w:t>
+            </w:r>
+          </w:p>
+        </w:tc>
+        <w:tc>
+          <w:tcPr>
+            <w:tcW w:type="dxa" w:w="2800"/>
+            <w:shd w:fill="FFFDE7" w:color="auto" w:val="clear"/>
+            <w:tcMar>
+              <w:top w:type="dxa" w:w="60"/>
+              <w:left w:type="dxa" w:w="90"/>
+              <w:bottom w:type="dxa" w:w="60"/>
+              <w:right w:type="dxa" w:w="90"/>
+            </w:tcMar>
+            <w:vAlign w:val="top"/>
+          </w:tcPr>
+          <w:p>
+            <w:pPr>
+              <w:spacing w:after="0" w:before="0" w:line="264"/>
+            </w:pPr>
+            <w:r>
+              <w:rPr>
+                <w:rFonts w:ascii="Calibri" w:cs="Calibri" w:eastAsia="Calibri" w:hAnsi="Calibri"/>
+                <w:color w:val="1F2933"/>
+                <w:sz w:val="18"/>
+                <w:szCs w:val="18"/>
+              </w:rPr>
+              <w:t xml:space="preserve"> </w:t>
             </w:r>
           </w:p>
         </w:tc>
@@ -7471,7 +9035,7 @@
           <w:sz w:val="18"/>
           <w:szCs w:val="18"/>
         </w:rPr>
-        <w:t xml:space="preserve">Group notes / required changes: </w:t>
+        <w:t xml:space="preserve">Additional notes for this group (optional): </w:t>
       </w:r>
       <w:r>
         <w:rPr>
@@ -7525,9 +9089,10 @@
         </w:tblBorders>
       </w:tblPr>
       <w:tblGrid>
-        <w:gridCol w:w="1900"/>
-        <w:gridCol w:w="4560"/>
-        <w:gridCol w:w="2900"/>
+        <w:gridCol w:w="1560"/>
+        <w:gridCol w:w="3560"/>
+        <w:gridCol w:w="1440"/>
+        <w:gridCol w:w="2800"/>
       </w:tblGrid>
       <w:tr>
         <w:trPr>
@@ -7535,7 +9100,7 @@
         </w:trPr>
         <w:tc>
           <w:tcPr>
-            <w:tcW w:type="dxa" w:w="1900"/>
+            <w:tcW w:type="dxa" w:w="1560"/>
             <w:shd w:fill="1F3A5F" w:color="auto" w:val="clear"/>
             <w:tcMar>
               <w:top w:type="dxa" w:w="60"/>
@@ -7564,7 +9129,7 @@
         </w:tc>
         <w:tc>
           <w:tcPr>
-            <w:tcW w:type="dxa" w:w="4560"/>
+            <w:tcW w:type="dxa" w:w="3560"/>
             <w:shd w:fill="1F3A5F" w:color="auto" w:val="clear"/>
             <w:tcMar>
               <w:top w:type="dxa" w:w="60"/>
@@ -7593,7 +9158,7 @@
         </w:tc>
         <w:tc>
           <w:tcPr>
-            <w:tcW w:type="dxa" w:w="2900"/>
+            <w:tcW w:type="dxa" w:w="1440"/>
             <w:shd w:fill="1F3A5F" w:color="auto" w:val="clear"/>
             <w:tcMar>
               <w:top w:type="dxa" w:w="60"/>
@@ -7616,7 +9181,36 @@
                 <w:sz w:val="18"/>
                 <w:szCs w:val="18"/>
               </w:rPr>
-              <w:t xml:space="preserve">Verdict (mark one)</w:t>
+              <w:t xml:space="preserve">Verdict</w:t>
+            </w:r>
+          </w:p>
+        </w:tc>
+        <w:tc>
+          <w:tcPr>
+            <w:tcW w:type="dxa" w:w="2800"/>
+            <w:shd w:fill="1F3A5F" w:color="auto" w:val="clear"/>
+            <w:tcMar>
+              <w:top w:type="dxa" w:w="60"/>
+              <w:left w:type="dxa" w:w="90"/>
+              <w:bottom w:type="dxa" w:w="60"/>
+              <w:right w:type="dxa" w:w="90"/>
+            </w:tcMar>
+            <w:vAlign w:val="top"/>
+          </w:tcPr>
+          <w:p>
+            <w:pPr>
+              <w:spacing w:after="0" w:before="0" w:line="264"/>
+            </w:pPr>
+            <w:r>
+              <w:rPr>
+                <w:rFonts w:ascii="Calibri" w:cs="Calibri" w:eastAsia="Calibri" w:hAnsi="Calibri"/>
+                <w:b/>
+                <w:bCs/>
+                <w:color w:val="FFFFFF"/>
+                <w:sz w:val="18"/>
+                <w:szCs w:val="18"/>
+              </w:rPr>
+              <w:t xml:space="preserve">If Needs-change: state the required change</w:t>
             </w:r>
           </w:p>
         </w:tc>
@@ -7624,7 +9218,7 @@
       <w:tr>
         <w:tc>
           <w:tcPr>
-            <w:tcW w:type="dxa" w:w="1900"/>
+            <w:tcW w:type="dxa" w:w="1560"/>
             <w:tcMar>
               <w:top w:type="dxa" w:w="60"/>
               <w:left w:type="dxa" w:w="90"/>
@@ -7652,7 +9246,7 @@
         </w:tc>
         <w:tc>
           <w:tcPr>
-            <w:tcW w:type="dxa" w:w="4560"/>
+            <w:tcW w:type="dxa" w:w="3560"/>
             <w:tcMar>
               <w:top w:type="dxa" w:w="60"/>
               <w:left w:type="dxa" w:w="90"/>
@@ -7678,27 +9272,32 @@
         </w:tc>
         <w:tc>
           <w:tcPr>
-            <w:tcW w:type="dxa" w:w="2900"/>
-            <w:tcMar>
-              <w:top w:type="dxa" w:w="60"/>
-              <w:left w:type="dxa" w:w="90"/>
-              <w:bottom w:type="dxa" w:w="60"/>
-              <w:right w:type="dxa" w:w="90"/>
-            </w:tcMar>
-            <w:vAlign w:val="top"/>
-          </w:tcPr>
-          <w:p>
-            <w:pPr>
-              <w:spacing w:after="0" w:before="0" w:line="264"/>
-            </w:pPr>
-            <w:r>
-              <w:rPr>
-                <w:rFonts w:ascii="Calibri" w:cs="Calibri" w:eastAsia="Calibri" w:hAnsi="Calibri"/>
-                <w:sz w:val="18"/>
-                <w:szCs w:val="18"/>
-              </w:rPr>
-              <w:t xml:space="preserve">☐ Agree    </w:t>
-            </w:r>
+            <w:tcW w:type="dxa" w:w="1440"/>
+            <w:tcMar>
+              <w:top w:type="dxa" w:w="60"/>
+              <w:left w:type="dxa" w:w="90"/>
+              <w:bottom w:type="dxa" w:w="60"/>
+              <w:right w:type="dxa" w:w="90"/>
+            </w:tcMar>
+            <w:vAlign w:val="top"/>
+          </w:tcPr>
+          <w:p>
+            <w:pPr>
+              <w:spacing w:after="30" w:before="0" w:line="264"/>
+            </w:pPr>
+            <w:r>
+              <w:rPr>
+                <w:rFonts w:ascii="Calibri" w:cs="Calibri" w:eastAsia="Calibri" w:hAnsi="Calibri"/>
+                <w:sz w:val="18"/>
+                <w:szCs w:val="18"/>
+              </w:rPr>
+              <w:t xml:space="preserve">☐ Agree</w:t>
+            </w:r>
+          </w:p>
+          <w:p>
+            <w:pPr>
+              <w:spacing w:after="0" w:before="0" w:line="264"/>
+            </w:pPr>
             <w:r>
               <w:rPr>
                 <w:rFonts w:ascii="Calibri" w:cs="Calibri" w:eastAsia="Calibri" w:hAnsi="Calibri"/>
@@ -7706,6 +9305,33 @@
                 <w:szCs w:val="18"/>
               </w:rPr>
               <w:t xml:space="preserve">☐ Needs-change</w:t>
+            </w:r>
+          </w:p>
+        </w:tc>
+        <w:tc>
+          <w:tcPr>
+            <w:tcW w:type="dxa" w:w="2800"/>
+            <w:shd w:fill="FFFDE7" w:color="auto" w:val="clear"/>
+            <w:tcMar>
+              <w:top w:type="dxa" w:w="60"/>
+              <w:left w:type="dxa" w:w="90"/>
+              <w:bottom w:type="dxa" w:w="60"/>
+              <w:right w:type="dxa" w:w="90"/>
+            </w:tcMar>
+            <w:vAlign w:val="top"/>
+          </w:tcPr>
+          <w:p>
+            <w:pPr>
+              <w:spacing w:after="0" w:before="0" w:line="264"/>
+            </w:pPr>
+            <w:r>
+              <w:rPr>
+                <w:rFonts w:ascii="Calibri" w:cs="Calibri" w:eastAsia="Calibri" w:hAnsi="Calibri"/>
+                <w:color w:val="1F2933"/>
+                <w:sz w:val="18"/>
+                <w:szCs w:val="18"/>
+              </w:rPr>
+              <w:t xml:space="preserve"> </w:t>
             </w:r>
           </w:p>
         </w:tc>
@@ -7713,7 +9339,7 @@
       <w:tr>
         <w:tc>
           <w:tcPr>
-            <w:tcW w:type="dxa" w:w="1900"/>
+            <w:tcW w:type="dxa" w:w="1560"/>
             <w:shd w:fill="F0F3F7" w:color="auto" w:val="clear"/>
             <w:tcMar>
               <w:top w:type="dxa" w:w="60"/>
@@ -7742,7 +9368,7 @@
         </w:tc>
         <w:tc>
           <w:tcPr>
-            <w:tcW w:type="dxa" w:w="4560"/>
+            <w:tcW w:type="dxa" w:w="3560"/>
             <w:shd w:fill="F0F3F7" w:color="auto" w:val="clear"/>
             <w:tcMar>
               <w:top w:type="dxa" w:w="60"/>
@@ -7769,7 +9395,7 @@
         </w:tc>
         <w:tc>
           <w:tcPr>
-            <w:tcW w:type="dxa" w:w="2900"/>
+            <w:tcW w:type="dxa" w:w="1440"/>
             <w:shd w:fill="F0F3F7" w:color="auto" w:val="clear"/>
             <w:tcMar>
               <w:top w:type="dxa" w:w="60"/>
@@ -7781,16 +9407,21 @@
           </w:tcPr>
           <w:p>
             <w:pPr>
-              <w:spacing w:after="0" w:before="0" w:line="264"/>
-            </w:pPr>
-            <w:r>
-              <w:rPr>
-                <w:rFonts w:ascii="Calibri" w:cs="Calibri" w:eastAsia="Calibri" w:hAnsi="Calibri"/>
-                <w:sz w:val="18"/>
-                <w:szCs w:val="18"/>
-              </w:rPr>
-              <w:t xml:space="preserve">☐ Agree    </w:t>
-            </w:r>
+              <w:spacing w:after="30" w:before="0" w:line="264"/>
+            </w:pPr>
+            <w:r>
+              <w:rPr>
+                <w:rFonts w:ascii="Calibri" w:cs="Calibri" w:eastAsia="Calibri" w:hAnsi="Calibri"/>
+                <w:sz w:val="18"/>
+                <w:szCs w:val="18"/>
+              </w:rPr>
+              <w:t xml:space="preserve">☐ Agree</w:t>
+            </w:r>
+          </w:p>
+          <w:p>
+            <w:pPr>
+              <w:spacing w:after="0" w:before="0" w:line="264"/>
+            </w:pPr>
             <w:r>
               <w:rPr>
                 <w:rFonts w:ascii="Calibri" w:cs="Calibri" w:eastAsia="Calibri" w:hAnsi="Calibri"/>
@@ -7798,6 +9429,33 @@
                 <w:szCs w:val="18"/>
               </w:rPr>
               <w:t xml:space="preserve">☐ Needs-change</w:t>
+            </w:r>
+          </w:p>
+        </w:tc>
+        <w:tc>
+          <w:tcPr>
+            <w:tcW w:type="dxa" w:w="2800"/>
+            <w:shd w:fill="FFFDE7" w:color="auto" w:val="clear"/>
+            <w:tcMar>
+              <w:top w:type="dxa" w:w="60"/>
+              <w:left w:type="dxa" w:w="90"/>
+              <w:bottom w:type="dxa" w:w="60"/>
+              <w:right w:type="dxa" w:w="90"/>
+            </w:tcMar>
+            <w:vAlign w:val="top"/>
+          </w:tcPr>
+          <w:p>
+            <w:pPr>
+              <w:spacing w:after="0" w:before="0" w:line="264"/>
+            </w:pPr>
+            <w:r>
+              <w:rPr>
+                <w:rFonts w:ascii="Calibri" w:cs="Calibri" w:eastAsia="Calibri" w:hAnsi="Calibri"/>
+                <w:color w:val="1F2933"/>
+                <w:sz w:val="18"/>
+                <w:szCs w:val="18"/>
+              </w:rPr>
+              <w:t xml:space="preserve"> </w:t>
             </w:r>
           </w:p>
         </w:tc>
@@ -7805,7 +9463,7 @@
       <w:tr>
         <w:tc>
           <w:tcPr>
-            <w:tcW w:type="dxa" w:w="1900"/>
+            <w:tcW w:type="dxa" w:w="1560"/>
             <w:tcMar>
               <w:top w:type="dxa" w:w="60"/>
               <w:left w:type="dxa" w:w="90"/>
@@ -7833,7 +9491,7 @@
         </w:tc>
         <w:tc>
           <w:tcPr>
-            <w:tcW w:type="dxa" w:w="4560"/>
+            <w:tcW w:type="dxa" w:w="3560"/>
             <w:tcMar>
               <w:top w:type="dxa" w:w="60"/>
               <w:left w:type="dxa" w:w="90"/>
@@ -7859,27 +9517,32 @@
         </w:tc>
         <w:tc>
           <w:tcPr>
-            <w:tcW w:type="dxa" w:w="2900"/>
-            <w:tcMar>
-              <w:top w:type="dxa" w:w="60"/>
-              <w:left w:type="dxa" w:w="90"/>
-              <w:bottom w:type="dxa" w:w="60"/>
-              <w:right w:type="dxa" w:w="90"/>
-            </w:tcMar>
-            <w:vAlign w:val="top"/>
-          </w:tcPr>
-          <w:p>
-            <w:pPr>
-              <w:spacing w:after="0" w:before="0" w:line="264"/>
-            </w:pPr>
-            <w:r>
-              <w:rPr>
-                <w:rFonts w:ascii="Calibri" w:cs="Calibri" w:eastAsia="Calibri" w:hAnsi="Calibri"/>
-                <w:sz w:val="18"/>
-                <w:szCs w:val="18"/>
-              </w:rPr>
-              <w:t xml:space="preserve">☐ Agree    </w:t>
-            </w:r>
+            <w:tcW w:type="dxa" w:w="1440"/>
+            <w:tcMar>
+              <w:top w:type="dxa" w:w="60"/>
+              <w:left w:type="dxa" w:w="90"/>
+              <w:bottom w:type="dxa" w:w="60"/>
+              <w:right w:type="dxa" w:w="90"/>
+            </w:tcMar>
+            <w:vAlign w:val="top"/>
+          </w:tcPr>
+          <w:p>
+            <w:pPr>
+              <w:spacing w:after="30" w:before="0" w:line="264"/>
+            </w:pPr>
+            <w:r>
+              <w:rPr>
+                <w:rFonts w:ascii="Calibri" w:cs="Calibri" w:eastAsia="Calibri" w:hAnsi="Calibri"/>
+                <w:sz w:val="18"/>
+                <w:szCs w:val="18"/>
+              </w:rPr>
+              <w:t xml:space="preserve">☐ Agree</w:t>
+            </w:r>
+          </w:p>
+          <w:p>
+            <w:pPr>
+              <w:spacing w:after="0" w:before="0" w:line="264"/>
+            </w:pPr>
             <w:r>
               <w:rPr>
                 <w:rFonts w:ascii="Calibri" w:cs="Calibri" w:eastAsia="Calibri" w:hAnsi="Calibri"/>
@@ -7887,6 +9550,33 @@
                 <w:szCs w:val="18"/>
               </w:rPr>
               <w:t xml:space="preserve">☐ Needs-change</w:t>
+            </w:r>
+          </w:p>
+        </w:tc>
+        <w:tc>
+          <w:tcPr>
+            <w:tcW w:type="dxa" w:w="2800"/>
+            <w:shd w:fill="FFFDE7" w:color="auto" w:val="clear"/>
+            <w:tcMar>
+              <w:top w:type="dxa" w:w="60"/>
+              <w:left w:type="dxa" w:w="90"/>
+              <w:bottom w:type="dxa" w:w="60"/>
+              <w:right w:type="dxa" w:w="90"/>
+            </w:tcMar>
+            <w:vAlign w:val="top"/>
+          </w:tcPr>
+          <w:p>
+            <w:pPr>
+              <w:spacing w:after="0" w:before="0" w:line="264"/>
+            </w:pPr>
+            <w:r>
+              <w:rPr>
+                <w:rFonts w:ascii="Calibri" w:cs="Calibri" w:eastAsia="Calibri" w:hAnsi="Calibri"/>
+                <w:color w:val="1F2933"/>
+                <w:sz w:val="18"/>
+                <w:szCs w:val="18"/>
+              </w:rPr>
+              <w:t xml:space="preserve"> </w:t>
             </w:r>
           </w:p>
         </w:tc>
@@ -7894,7 +9584,7 @@
       <w:tr>
         <w:tc>
           <w:tcPr>
-            <w:tcW w:type="dxa" w:w="1900"/>
+            <w:tcW w:type="dxa" w:w="1560"/>
             <w:shd w:fill="F0F3F7" w:color="auto" w:val="clear"/>
             <w:tcMar>
               <w:top w:type="dxa" w:w="60"/>
@@ -7923,7 +9613,7 @@
         </w:tc>
         <w:tc>
           <w:tcPr>
-            <w:tcW w:type="dxa" w:w="4560"/>
+            <w:tcW w:type="dxa" w:w="3560"/>
             <w:shd w:fill="F0F3F7" w:color="auto" w:val="clear"/>
             <w:tcMar>
               <w:top w:type="dxa" w:w="60"/>
@@ -7950,7 +9640,7 @@
         </w:tc>
         <w:tc>
           <w:tcPr>
-            <w:tcW w:type="dxa" w:w="2900"/>
+            <w:tcW w:type="dxa" w:w="1440"/>
             <w:shd w:fill="F0F3F7" w:color="auto" w:val="clear"/>
             <w:tcMar>
               <w:top w:type="dxa" w:w="60"/>
@@ -7962,16 +9652,21 @@
           </w:tcPr>
           <w:p>
             <w:pPr>
-              <w:spacing w:after="0" w:before="0" w:line="264"/>
-            </w:pPr>
-            <w:r>
-              <w:rPr>
-                <w:rFonts w:ascii="Calibri" w:cs="Calibri" w:eastAsia="Calibri" w:hAnsi="Calibri"/>
-                <w:sz w:val="18"/>
-                <w:szCs w:val="18"/>
-              </w:rPr>
-              <w:t xml:space="preserve">☐ Agree    </w:t>
-            </w:r>
+              <w:spacing w:after="30" w:before="0" w:line="264"/>
+            </w:pPr>
+            <w:r>
+              <w:rPr>
+                <w:rFonts w:ascii="Calibri" w:cs="Calibri" w:eastAsia="Calibri" w:hAnsi="Calibri"/>
+                <w:sz w:val="18"/>
+                <w:szCs w:val="18"/>
+              </w:rPr>
+              <w:t xml:space="preserve">☐ Agree</w:t>
+            </w:r>
+          </w:p>
+          <w:p>
+            <w:pPr>
+              <w:spacing w:after="0" w:before="0" w:line="264"/>
+            </w:pPr>
             <w:r>
               <w:rPr>
                 <w:rFonts w:ascii="Calibri" w:cs="Calibri" w:eastAsia="Calibri" w:hAnsi="Calibri"/>
@@ -7979,6 +9674,33 @@
                 <w:szCs w:val="18"/>
               </w:rPr>
               <w:t xml:space="preserve">☐ Needs-change</w:t>
+            </w:r>
+          </w:p>
+        </w:tc>
+        <w:tc>
+          <w:tcPr>
+            <w:tcW w:type="dxa" w:w="2800"/>
+            <w:shd w:fill="FFFDE7" w:color="auto" w:val="clear"/>
+            <w:tcMar>
+              <w:top w:type="dxa" w:w="60"/>
+              <w:left w:type="dxa" w:w="90"/>
+              <w:bottom w:type="dxa" w:w="60"/>
+              <w:right w:type="dxa" w:w="90"/>
+            </w:tcMar>
+            <w:vAlign w:val="top"/>
+          </w:tcPr>
+          <w:p>
+            <w:pPr>
+              <w:spacing w:after="0" w:before="0" w:line="264"/>
+            </w:pPr>
+            <w:r>
+              <w:rPr>
+                <w:rFonts w:ascii="Calibri" w:cs="Calibri" w:eastAsia="Calibri" w:hAnsi="Calibri"/>
+                <w:color w:val="1F2933"/>
+                <w:sz w:val="18"/>
+                <w:szCs w:val="18"/>
+              </w:rPr>
+              <w:t xml:space="preserve"> </w:t>
             </w:r>
           </w:p>
         </w:tc>
@@ -7986,7 +9708,7 @@
       <w:tr>
         <w:tc>
           <w:tcPr>
-            <w:tcW w:type="dxa" w:w="1900"/>
+            <w:tcW w:type="dxa" w:w="1560"/>
             <w:tcMar>
               <w:top w:type="dxa" w:w="60"/>
               <w:left w:type="dxa" w:w="90"/>
@@ -8014,7 +9736,7 @@
         </w:tc>
         <w:tc>
           <w:tcPr>
-            <w:tcW w:type="dxa" w:w="4560"/>
+            <w:tcW w:type="dxa" w:w="3560"/>
             <w:tcMar>
               <w:top w:type="dxa" w:w="60"/>
               <w:left w:type="dxa" w:w="90"/>
@@ -8040,27 +9762,32 @@
         </w:tc>
         <w:tc>
           <w:tcPr>
-            <w:tcW w:type="dxa" w:w="2900"/>
-            <w:tcMar>
-              <w:top w:type="dxa" w:w="60"/>
-              <w:left w:type="dxa" w:w="90"/>
-              <w:bottom w:type="dxa" w:w="60"/>
-              <w:right w:type="dxa" w:w="90"/>
-            </w:tcMar>
-            <w:vAlign w:val="top"/>
-          </w:tcPr>
-          <w:p>
-            <w:pPr>
-              <w:spacing w:after="0" w:before="0" w:line="264"/>
-            </w:pPr>
-            <w:r>
-              <w:rPr>
-                <w:rFonts w:ascii="Calibri" w:cs="Calibri" w:eastAsia="Calibri" w:hAnsi="Calibri"/>
-                <w:sz w:val="18"/>
-                <w:szCs w:val="18"/>
-              </w:rPr>
-              <w:t xml:space="preserve">☐ Agree    </w:t>
-            </w:r>
+            <w:tcW w:type="dxa" w:w="1440"/>
+            <w:tcMar>
+              <w:top w:type="dxa" w:w="60"/>
+              <w:left w:type="dxa" w:w="90"/>
+              <w:bottom w:type="dxa" w:w="60"/>
+              <w:right w:type="dxa" w:w="90"/>
+            </w:tcMar>
+            <w:vAlign w:val="top"/>
+          </w:tcPr>
+          <w:p>
+            <w:pPr>
+              <w:spacing w:after="30" w:before="0" w:line="264"/>
+            </w:pPr>
+            <w:r>
+              <w:rPr>
+                <w:rFonts w:ascii="Calibri" w:cs="Calibri" w:eastAsia="Calibri" w:hAnsi="Calibri"/>
+                <w:sz w:val="18"/>
+                <w:szCs w:val="18"/>
+              </w:rPr>
+              <w:t xml:space="preserve">☐ Agree</w:t>
+            </w:r>
+          </w:p>
+          <w:p>
+            <w:pPr>
+              <w:spacing w:after="0" w:before="0" w:line="264"/>
+            </w:pPr>
             <w:r>
               <w:rPr>
                 <w:rFonts w:ascii="Calibri" w:cs="Calibri" w:eastAsia="Calibri" w:hAnsi="Calibri"/>
@@ -8068,6 +9795,33 @@
                 <w:szCs w:val="18"/>
               </w:rPr>
               <w:t xml:space="preserve">☐ Needs-change</w:t>
+            </w:r>
+          </w:p>
+        </w:tc>
+        <w:tc>
+          <w:tcPr>
+            <w:tcW w:type="dxa" w:w="2800"/>
+            <w:shd w:fill="FFFDE7" w:color="auto" w:val="clear"/>
+            <w:tcMar>
+              <w:top w:type="dxa" w:w="60"/>
+              <w:left w:type="dxa" w:w="90"/>
+              <w:bottom w:type="dxa" w:w="60"/>
+              <w:right w:type="dxa" w:w="90"/>
+            </w:tcMar>
+            <w:vAlign w:val="top"/>
+          </w:tcPr>
+          <w:p>
+            <w:pPr>
+              <w:spacing w:after="0" w:before="0" w:line="264"/>
+            </w:pPr>
+            <w:r>
+              <w:rPr>
+                <w:rFonts w:ascii="Calibri" w:cs="Calibri" w:eastAsia="Calibri" w:hAnsi="Calibri"/>
+                <w:color w:val="1F2933"/>
+                <w:sz w:val="18"/>
+                <w:szCs w:val="18"/>
+              </w:rPr>
+              <w:t xml:space="preserve"> </w:t>
             </w:r>
           </w:p>
         </w:tc>
@@ -8075,7 +9829,7 @@
       <w:tr>
         <w:tc>
           <w:tcPr>
-            <w:tcW w:type="dxa" w:w="1900"/>
+            <w:tcW w:type="dxa" w:w="1560"/>
             <w:shd w:fill="F0F3F7" w:color="auto" w:val="clear"/>
             <w:tcMar>
               <w:top w:type="dxa" w:w="60"/>
@@ -8104,7 +9858,7 @@
         </w:tc>
         <w:tc>
           <w:tcPr>
-            <w:tcW w:type="dxa" w:w="4560"/>
+            <w:tcW w:type="dxa" w:w="3560"/>
             <w:shd w:fill="F0F3F7" w:color="auto" w:val="clear"/>
             <w:tcMar>
               <w:top w:type="dxa" w:w="60"/>
@@ -8131,7 +9885,7 @@
         </w:tc>
         <w:tc>
           <w:tcPr>
-            <w:tcW w:type="dxa" w:w="2900"/>
+            <w:tcW w:type="dxa" w:w="1440"/>
             <w:shd w:fill="F0F3F7" w:color="auto" w:val="clear"/>
             <w:tcMar>
               <w:top w:type="dxa" w:w="60"/>
@@ -8143,16 +9897,21 @@
           </w:tcPr>
           <w:p>
             <w:pPr>
-              <w:spacing w:after="0" w:before="0" w:line="264"/>
-            </w:pPr>
-            <w:r>
-              <w:rPr>
-                <w:rFonts w:ascii="Calibri" w:cs="Calibri" w:eastAsia="Calibri" w:hAnsi="Calibri"/>
-                <w:sz w:val="18"/>
-                <w:szCs w:val="18"/>
-              </w:rPr>
-              <w:t xml:space="preserve">☐ Agree    </w:t>
-            </w:r>
+              <w:spacing w:after="30" w:before="0" w:line="264"/>
+            </w:pPr>
+            <w:r>
+              <w:rPr>
+                <w:rFonts w:ascii="Calibri" w:cs="Calibri" w:eastAsia="Calibri" w:hAnsi="Calibri"/>
+                <w:sz w:val="18"/>
+                <w:szCs w:val="18"/>
+              </w:rPr>
+              <w:t xml:space="preserve">☐ Agree</w:t>
+            </w:r>
+          </w:p>
+          <w:p>
+            <w:pPr>
+              <w:spacing w:after="0" w:before="0" w:line="264"/>
+            </w:pPr>
             <w:r>
               <w:rPr>
                 <w:rFonts w:ascii="Calibri" w:cs="Calibri" w:eastAsia="Calibri" w:hAnsi="Calibri"/>
@@ -8160,6 +9919,33 @@
                 <w:szCs w:val="18"/>
               </w:rPr>
               <w:t xml:space="preserve">☐ Needs-change</w:t>
+            </w:r>
+          </w:p>
+        </w:tc>
+        <w:tc>
+          <w:tcPr>
+            <w:tcW w:type="dxa" w:w="2800"/>
+            <w:shd w:fill="FFFDE7" w:color="auto" w:val="clear"/>
+            <w:tcMar>
+              <w:top w:type="dxa" w:w="60"/>
+              <w:left w:type="dxa" w:w="90"/>
+              <w:bottom w:type="dxa" w:w="60"/>
+              <w:right w:type="dxa" w:w="90"/>
+            </w:tcMar>
+            <w:vAlign w:val="top"/>
+          </w:tcPr>
+          <w:p>
+            <w:pPr>
+              <w:spacing w:after="0" w:before="0" w:line="264"/>
+            </w:pPr>
+            <w:r>
+              <w:rPr>
+                <w:rFonts w:ascii="Calibri" w:cs="Calibri" w:eastAsia="Calibri" w:hAnsi="Calibri"/>
+                <w:color w:val="1F2933"/>
+                <w:sz w:val="18"/>
+                <w:szCs w:val="18"/>
+              </w:rPr>
+              <w:t xml:space="preserve"> </w:t>
             </w:r>
           </w:p>
         </w:tc>
@@ -8167,7 +9953,7 @@
       <w:tr>
         <w:tc>
           <w:tcPr>
-            <w:tcW w:type="dxa" w:w="1900"/>
+            <w:tcW w:type="dxa" w:w="1560"/>
             <w:tcMar>
               <w:top w:type="dxa" w:w="60"/>
               <w:left w:type="dxa" w:w="90"/>
@@ -8195,7 +9981,7 @@
         </w:tc>
         <w:tc>
           <w:tcPr>
-            <w:tcW w:type="dxa" w:w="4560"/>
+            <w:tcW w:type="dxa" w:w="3560"/>
             <w:tcMar>
               <w:top w:type="dxa" w:w="60"/>
               <w:left w:type="dxa" w:w="90"/>
@@ -8221,27 +10007,32 @@
         </w:tc>
         <w:tc>
           <w:tcPr>
-            <w:tcW w:type="dxa" w:w="2900"/>
-            <w:tcMar>
-              <w:top w:type="dxa" w:w="60"/>
-              <w:left w:type="dxa" w:w="90"/>
-              <w:bottom w:type="dxa" w:w="60"/>
-              <w:right w:type="dxa" w:w="90"/>
-            </w:tcMar>
-            <w:vAlign w:val="top"/>
-          </w:tcPr>
-          <w:p>
-            <w:pPr>
-              <w:spacing w:after="0" w:before="0" w:line="264"/>
-            </w:pPr>
-            <w:r>
-              <w:rPr>
-                <w:rFonts w:ascii="Calibri" w:cs="Calibri" w:eastAsia="Calibri" w:hAnsi="Calibri"/>
-                <w:sz w:val="18"/>
-                <w:szCs w:val="18"/>
-              </w:rPr>
-              <w:t xml:space="preserve">☐ Agree    </w:t>
-            </w:r>
+            <w:tcW w:type="dxa" w:w="1440"/>
+            <w:tcMar>
+              <w:top w:type="dxa" w:w="60"/>
+              <w:left w:type="dxa" w:w="90"/>
+              <w:bottom w:type="dxa" w:w="60"/>
+              <w:right w:type="dxa" w:w="90"/>
+            </w:tcMar>
+            <w:vAlign w:val="top"/>
+          </w:tcPr>
+          <w:p>
+            <w:pPr>
+              <w:spacing w:after="30" w:before="0" w:line="264"/>
+            </w:pPr>
+            <w:r>
+              <w:rPr>
+                <w:rFonts w:ascii="Calibri" w:cs="Calibri" w:eastAsia="Calibri" w:hAnsi="Calibri"/>
+                <w:sz w:val="18"/>
+                <w:szCs w:val="18"/>
+              </w:rPr>
+              <w:t xml:space="preserve">☐ Agree</w:t>
+            </w:r>
+          </w:p>
+          <w:p>
+            <w:pPr>
+              <w:spacing w:after="0" w:before="0" w:line="264"/>
+            </w:pPr>
             <w:r>
               <w:rPr>
                 <w:rFonts w:ascii="Calibri" w:cs="Calibri" w:eastAsia="Calibri" w:hAnsi="Calibri"/>
@@ -8249,6 +10040,33 @@
                 <w:szCs w:val="18"/>
               </w:rPr>
               <w:t xml:space="preserve">☐ Needs-change</w:t>
+            </w:r>
+          </w:p>
+        </w:tc>
+        <w:tc>
+          <w:tcPr>
+            <w:tcW w:type="dxa" w:w="2800"/>
+            <w:shd w:fill="FFFDE7" w:color="auto" w:val="clear"/>
+            <w:tcMar>
+              <w:top w:type="dxa" w:w="60"/>
+              <w:left w:type="dxa" w:w="90"/>
+              <w:bottom w:type="dxa" w:w="60"/>
+              <w:right w:type="dxa" w:w="90"/>
+            </w:tcMar>
+            <w:vAlign w:val="top"/>
+          </w:tcPr>
+          <w:p>
+            <w:pPr>
+              <w:spacing w:after="0" w:before="0" w:line="264"/>
+            </w:pPr>
+            <w:r>
+              <w:rPr>
+                <w:rFonts w:ascii="Calibri" w:cs="Calibri" w:eastAsia="Calibri" w:hAnsi="Calibri"/>
+                <w:color w:val="1F2933"/>
+                <w:sz w:val="18"/>
+                <w:szCs w:val="18"/>
+              </w:rPr>
+              <w:t xml:space="preserve"> </w:t>
             </w:r>
           </w:p>
         </w:tc>
@@ -8256,7 +10074,7 @@
       <w:tr>
         <w:tc>
           <w:tcPr>
-            <w:tcW w:type="dxa" w:w="1900"/>
+            <w:tcW w:type="dxa" w:w="1560"/>
             <w:shd w:fill="F0F3F7" w:color="auto" w:val="clear"/>
             <w:tcMar>
               <w:top w:type="dxa" w:w="60"/>
@@ -8285,7 +10103,7 @@
         </w:tc>
         <w:tc>
           <w:tcPr>
-            <w:tcW w:type="dxa" w:w="4560"/>
+            <w:tcW w:type="dxa" w:w="3560"/>
             <w:shd w:fill="F0F3F7" w:color="auto" w:val="clear"/>
             <w:tcMar>
               <w:top w:type="dxa" w:w="60"/>
@@ -8312,7 +10130,7 @@
         </w:tc>
         <w:tc>
           <w:tcPr>
-            <w:tcW w:type="dxa" w:w="2900"/>
+            <w:tcW w:type="dxa" w:w="1440"/>
             <w:shd w:fill="F0F3F7" w:color="auto" w:val="clear"/>
             <w:tcMar>
               <w:top w:type="dxa" w:w="60"/>
@@ -8324,16 +10142,21 @@
           </w:tcPr>
           <w:p>
             <w:pPr>
-              <w:spacing w:after="0" w:before="0" w:line="264"/>
-            </w:pPr>
-            <w:r>
-              <w:rPr>
-                <w:rFonts w:ascii="Calibri" w:cs="Calibri" w:eastAsia="Calibri" w:hAnsi="Calibri"/>
-                <w:sz w:val="18"/>
-                <w:szCs w:val="18"/>
-              </w:rPr>
-              <w:t xml:space="preserve">☐ Agree    </w:t>
-            </w:r>
+              <w:spacing w:after="30" w:before="0" w:line="264"/>
+            </w:pPr>
+            <w:r>
+              <w:rPr>
+                <w:rFonts w:ascii="Calibri" w:cs="Calibri" w:eastAsia="Calibri" w:hAnsi="Calibri"/>
+                <w:sz w:val="18"/>
+                <w:szCs w:val="18"/>
+              </w:rPr>
+              <w:t xml:space="preserve">☐ Agree</w:t>
+            </w:r>
+          </w:p>
+          <w:p>
+            <w:pPr>
+              <w:spacing w:after="0" w:before="0" w:line="264"/>
+            </w:pPr>
             <w:r>
               <w:rPr>
                 <w:rFonts w:ascii="Calibri" w:cs="Calibri" w:eastAsia="Calibri" w:hAnsi="Calibri"/>
@@ -8341,6 +10164,33 @@
                 <w:szCs w:val="18"/>
               </w:rPr>
               <w:t xml:space="preserve">☐ Needs-change</w:t>
+            </w:r>
+          </w:p>
+        </w:tc>
+        <w:tc>
+          <w:tcPr>
+            <w:tcW w:type="dxa" w:w="2800"/>
+            <w:shd w:fill="FFFDE7" w:color="auto" w:val="clear"/>
+            <w:tcMar>
+              <w:top w:type="dxa" w:w="60"/>
+              <w:left w:type="dxa" w:w="90"/>
+              <w:bottom w:type="dxa" w:w="60"/>
+              <w:right w:type="dxa" w:w="90"/>
+            </w:tcMar>
+            <w:vAlign w:val="top"/>
+          </w:tcPr>
+          <w:p>
+            <w:pPr>
+              <w:spacing w:after="0" w:before="0" w:line="264"/>
+            </w:pPr>
+            <w:r>
+              <w:rPr>
+                <w:rFonts w:ascii="Calibri" w:cs="Calibri" w:eastAsia="Calibri" w:hAnsi="Calibri"/>
+                <w:color w:val="1F2933"/>
+                <w:sz w:val="18"/>
+                <w:szCs w:val="18"/>
+              </w:rPr>
+              <w:t xml:space="preserve"> </w:t>
             </w:r>
           </w:p>
         </w:tc>
@@ -8348,7 +10198,7 @@
       <w:tr>
         <w:tc>
           <w:tcPr>
-            <w:tcW w:type="dxa" w:w="1900"/>
+            <w:tcW w:type="dxa" w:w="1560"/>
             <w:tcMar>
               <w:top w:type="dxa" w:w="60"/>
               <w:left w:type="dxa" w:w="90"/>
@@ -8376,7 +10226,7 @@
         </w:tc>
         <w:tc>
           <w:tcPr>
-            <w:tcW w:type="dxa" w:w="4560"/>
+            <w:tcW w:type="dxa" w:w="3560"/>
             <w:tcMar>
               <w:top w:type="dxa" w:w="60"/>
               <w:left w:type="dxa" w:w="90"/>
@@ -8402,27 +10252,32 @@
         </w:tc>
         <w:tc>
           <w:tcPr>
-            <w:tcW w:type="dxa" w:w="2900"/>
-            <w:tcMar>
-              <w:top w:type="dxa" w:w="60"/>
-              <w:left w:type="dxa" w:w="90"/>
-              <w:bottom w:type="dxa" w:w="60"/>
-              <w:right w:type="dxa" w:w="90"/>
-            </w:tcMar>
-            <w:vAlign w:val="top"/>
-          </w:tcPr>
-          <w:p>
-            <w:pPr>
-              <w:spacing w:after="0" w:before="0" w:line="264"/>
-            </w:pPr>
-            <w:r>
-              <w:rPr>
-                <w:rFonts w:ascii="Calibri" w:cs="Calibri" w:eastAsia="Calibri" w:hAnsi="Calibri"/>
-                <w:sz w:val="18"/>
-                <w:szCs w:val="18"/>
-              </w:rPr>
-              <w:t xml:space="preserve">☐ Agree    </w:t>
-            </w:r>
+            <w:tcW w:type="dxa" w:w="1440"/>
+            <w:tcMar>
+              <w:top w:type="dxa" w:w="60"/>
+              <w:left w:type="dxa" w:w="90"/>
+              <w:bottom w:type="dxa" w:w="60"/>
+              <w:right w:type="dxa" w:w="90"/>
+            </w:tcMar>
+            <w:vAlign w:val="top"/>
+          </w:tcPr>
+          <w:p>
+            <w:pPr>
+              <w:spacing w:after="30" w:before="0" w:line="264"/>
+            </w:pPr>
+            <w:r>
+              <w:rPr>
+                <w:rFonts w:ascii="Calibri" w:cs="Calibri" w:eastAsia="Calibri" w:hAnsi="Calibri"/>
+                <w:sz w:val="18"/>
+                <w:szCs w:val="18"/>
+              </w:rPr>
+              <w:t xml:space="preserve">☐ Agree</w:t>
+            </w:r>
+          </w:p>
+          <w:p>
+            <w:pPr>
+              <w:spacing w:after="0" w:before="0" w:line="264"/>
+            </w:pPr>
             <w:r>
               <w:rPr>
                 <w:rFonts w:ascii="Calibri" w:cs="Calibri" w:eastAsia="Calibri" w:hAnsi="Calibri"/>
@@ -8430,6 +10285,33 @@
                 <w:szCs w:val="18"/>
               </w:rPr>
               <w:t xml:space="preserve">☐ Needs-change</w:t>
+            </w:r>
+          </w:p>
+        </w:tc>
+        <w:tc>
+          <w:tcPr>
+            <w:tcW w:type="dxa" w:w="2800"/>
+            <w:shd w:fill="FFFDE7" w:color="auto" w:val="clear"/>
+            <w:tcMar>
+              <w:top w:type="dxa" w:w="60"/>
+              <w:left w:type="dxa" w:w="90"/>
+              <w:bottom w:type="dxa" w:w="60"/>
+              <w:right w:type="dxa" w:w="90"/>
+            </w:tcMar>
+            <w:vAlign w:val="top"/>
+          </w:tcPr>
+          <w:p>
+            <w:pPr>
+              <w:spacing w:after="0" w:before="0" w:line="264"/>
+            </w:pPr>
+            <w:r>
+              <w:rPr>
+                <w:rFonts w:ascii="Calibri" w:cs="Calibri" w:eastAsia="Calibri" w:hAnsi="Calibri"/>
+                <w:color w:val="1F2933"/>
+                <w:sz w:val="18"/>
+                <w:szCs w:val="18"/>
+              </w:rPr>
+              <w:t xml:space="preserve"> </w:t>
             </w:r>
           </w:p>
         </w:tc>
@@ -8448,7 +10330,7 @@
           <w:sz w:val="18"/>
           <w:szCs w:val="18"/>
         </w:rPr>
-        <w:t xml:space="preserve">Group notes / required changes: </w:t>
+        <w:t xml:space="preserve">Additional notes for this group (optional): </w:t>
       </w:r>
       <w:r>
         <w:rPr>
@@ -8507,9 +10389,10 @@
         </w:tblBorders>
       </w:tblPr>
       <w:tblGrid>
-        <w:gridCol w:w="1900"/>
-        <w:gridCol w:w="4560"/>
-        <w:gridCol w:w="2900"/>
+        <w:gridCol w:w="1560"/>
+        <w:gridCol w:w="3560"/>
+        <w:gridCol w:w="1440"/>
+        <w:gridCol w:w="2800"/>
       </w:tblGrid>
       <w:tr>
         <w:trPr>
@@ -8517,7 +10400,7 @@
         </w:trPr>
         <w:tc>
           <w:tcPr>
-            <w:tcW w:type="dxa" w:w="1900"/>
+            <w:tcW w:type="dxa" w:w="1560"/>
             <w:shd w:fill="1F3A5F" w:color="auto" w:val="clear"/>
             <w:tcMar>
               <w:top w:type="dxa" w:w="60"/>
@@ -8546,7 +10429,7 @@
         </w:tc>
         <w:tc>
           <w:tcPr>
-            <w:tcW w:type="dxa" w:w="4560"/>
+            <w:tcW w:type="dxa" w:w="3560"/>
             <w:shd w:fill="1F3A5F" w:color="auto" w:val="clear"/>
             <w:tcMar>
               <w:top w:type="dxa" w:w="60"/>
@@ -8575,7 +10458,7 @@
         </w:tc>
         <w:tc>
           <w:tcPr>
-            <w:tcW w:type="dxa" w:w="2900"/>
+            <w:tcW w:type="dxa" w:w="1440"/>
             <w:shd w:fill="1F3A5F" w:color="auto" w:val="clear"/>
             <w:tcMar>
               <w:top w:type="dxa" w:w="60"/>
@@ -8598,7 +10481,36 @@
                 <w:sz w:val="18"/>
                 <w:szCs w:val="18"/>
               </w:rPr>
-              <w:t xml:space="preserve">Verdict (mark one)</w:t>
+              <w:t xml:space="preserve">Verdict</w:t>
+            </w:r>
+          </w:p>
+        </w:tc>
+        <w:tc>
+          <w:tcPr>
+            <w:tcW w:type="dxa" w:w="2800"/>
+            <w:shd w:fill="1F3A5F" w:color="auto" w:val="clear"/>
+            <w:tcMar>
+              <w:top w:type="dxa" w:w="60"/>
+              <w:left w:type="dxa" w:w="90"/>
+              <w:bottom w:type="dxa" w:w="60"/>
+              <w:right w:type="dxa" w:w="90"/>
+            </w:tcMar>
+            <w:vAlign w:val="top"/>
+          </w:tcPr>
+          <w:p>
+            <w:pPr>
+              <w:spacing w:after="0" w:before="0" w:line="264"/>
+            </w:pPr>
+            <w:r>
+              <w:rPr>
+                <w:rFonts w:ascii="Calibri" w:cs="Calibri" w:eastAsia="Calibri" w:hAnsi="Calibri"/>
+                <w:b/>
+                <w:bCs/>
+                <w:color w:val="FFFFFF"/>
+                <w:sz w:val="18"/>
+                <w:szCs w:val="18"/>
+              </w:rPr>
+              <w:t xml:space="preserve">If Needs-change: state the required change</w:t>
             </w:r>
           </w:p>
         </w:tc>
@@ -8606,7 +10518,7 @@
       <w:tr>
         <w:tc>
           <w:tcPr>
-            <w:tcW w:type="dxa" w:w="1900"/>
+            <w:tcW w:type="dxa" w:w="1560"/>
             <w:tcMar>
               <w:top w:type="dxa" w:w="60"/>
               <w:left w:type="dxa" w:w="90"/>
@@ -8634,7 +10546,7 @@
         </w:tc>
         <w:tc>
           <w:tcPr>
-            <w:tcW w:type="dxa" w:w="4560"/>
+            <w:tcW w:type="dxa" w:w="3560"/>
             <w:tcMar>
               <w:top w:type="dxa" w:w="60"/>
               <w:left w:type="dxa" w:w="90"/>
@@ -8660,27 +10572,32 @@
         </w:tc>
         <w:tc>
           <w:tcPr>
-            <w:tcW w:type="dxa" w:w="2900"/>
-            <w:tcMar>
-              <w:top w:type="dxa" w:w="60"/>
-              <w:left w:type="dxa" w:w="90"/>
-              <w:bottom w:type="dxa" w:w="60"/>
-              <w:right w:type="dxa" w:w="90"/>
-            </w:tcMar>
-            <w:vAlign w:val="top"/>
-          </w:tcPr>
-          <w:p>
-            <w:pPr>
-              <w:spacing w:after="0" w:before="0" w:line="264"/>
-            </w:pPr>
-            <w:r>
-              <w:rPr>
-                <w:rFonts w:ascii="Calibri" w:cs="Calibri" w:eastAsia="Calibri" w:hAnsi="Calibri"/>
-                <w:sz w:val="18"/>
-                <w:szCs w:val="18"/>
-              </w:rPr>
-              <w:t xml:space="preserve">☐ Agree    </w:t>
-            </w:r>
+            <w:tcW w:type="dxa" w:w="1440"/>
+            <w:tcMar>
+              <w:top w:type="dxa" w:w="60"/>
+              <w:left w:type="dxa" w:w="90"/>
+              <w:bottom w:type="dxa" w:w="60"/>
+              <w:right w:type="dxa" w:w="90"/>
+            </w:tcMar>
+            <w:vAlign w:val="top"/>
+          </w:tcPr>
+          <w:p>
+            <w:pPr>
+              <w:spacing w:after="30" w:before="0" w:line="264"/>
+            </w:pPr>
+            <w:r>
+              <w:rPr>
+                <w:rFonts w:ascii="Calibri" w:cs="Calibri" w:eastAsia="Calibri" w:hAnsi="Calibri"/>
+                <w:sz w:val="18"/>
+                <w:szCs w:val="18"/>
+              </w:rPr>
+              <w:t xml:space="preserve">☐ Agree</w:t>
+            </w:r>
+          </w:p>
+          <w:p>
+            <w:pPr>
+              <w:spacing w:after="0" w:before="0" w:line="264"/>
+            </w:pPr>
             <w:r>
               <w:rPr>
                 <w:rFonts w:ascii="Calibri" w:cs="Calibri" w:eastAsia="Calibri" w:hAnsi="Calibri"/>
@@ -8688,6 +10605,33 @@
                 <w:szCs w:val="18"/>
               </w:rPr>
               <w:t xml:space="preserve">☐ Needs-change</w:t>
+            </w:r>
+          </w:p>
+        </w:tc>
+        <w:tc>
+          <w:tcPr>
+            <w:tcW w:type="dxa" w:w="2800"/>
+            <w:shd w:fill="FFFDE7" w:color="auto" w:val="clear"/>
+            <w:tcMar>
+              <w:top w:type="dxa" w:w="60"/>
+              <w:left w:type="dxa" w:w="90"/>
+              <w:bottom w:type="dxa" w:w="60"/>
+              <w:right w:type="dxa" w:w="90"/>
+            </w:tcMar>
+            <w:vAlign w:val="top"/>
+          </w:tcPr>
+          <w:p>
+            <w:pPr>
+              <w:spacing w:after="0" w:before="0" w:line="264"/>
+            </w:pPr>
+            <w:r>
+              <w:rPr>
+                <w:rFonts w:ascii="Calibri" w:cs="Calibri" w:eastAsia="Calibri" w:hAnsi="Calibri"/>
+                <w:color w:val="1F2933"/>
+                <w:sz w:val="18"/>
+                <w:szCs w:val="18"/>
+              </w:rPr>
+              <w:t xml:space="preserve"> </w:t>
             </w:r>
           </w:p>
         </w:tc>
@@ -8695,7 +10639,7 @@
       <w:tr>
         <w:tc>
           <w:tcPr>
-            <w:tcW w:type="dxa" w:w="1900"/>
+            <w:tcW w:type="dxa" w:w="1560"/>
             <w:shd w:fill="F0F3F7" w:color="auto" w:val="clear"/>
             <w:tcMar>
               <w:top w:type="dxa" w:w="60"/>
@@ -8724,7 +10668,7 @@
         </w:tc>
         <w:tc>
           <w:tcPr>
-            <w:tcW w:type="dxa" w:w="4560"/>
+            <w:tcW w:type="dxa" w:w="3560"/>
             <w:shd w:fill="F0F3F7" w:color="auto" w:val="clear"/>
             <w:tcMar>
               <w:top w:type="dxa" w:w="60"/>
@@ -8751,7 +10695,7 @@
         </w:tc>
         <w:tc>
           <w:tcPr>
-            <w:tcW w:type="dxa" w:w="2900"/>
+            <w:tcW w:type="dxa" w:w="1440"/>
             <w:shd w:fill="F0F3F7" w:color="auto" w:val="clear"/>
             <w:tcMar>
               <w:top w:type="dxa" w:w="60"/>
@@ -8763,16 +10707,21 @@
           </w:tcPr>
           <w:p>
             <w:pPr>
-              <w:spacing w:after="0" w:before="0" w:line="264"/>
-            </w:pPr>
-            <w:r>
-              <w:rPr>
-                <w:rFonts w:ascii="Calibri" w:cs="Calibri" w:eastAsia="Calibri" w:hAnsi="Calibri"/>
-                <w:sz w:val="18"/>
-                <w:szCs w:val="18"/>
-              </w:rPr>
-              <w:t xml:space="preserve">☐ Agree    </w:t>
-            </w:r>
+              <w:spacing w:after="30" w:before="0" w:line="264"/>
+            </w:pPr>
+            <w:r>
+              <w:rPr>
+                <w:rFonts w:ascii="Calibri" w:cs="Calibri" w:eastAsia="Calibri" w:hAnsi="Calibri"/>
+                <w:sz w:val="18"/>
+                <w:szCs w:val="18"/>
+              </w:rPr>
+              <w:t xml:space="preserve">☐ Agree</w:t>
+            </w:r>
+          </w:p>
+          <w:p>
+            <w:pPr>
+              <w:spacing w:after="0" w:before="0" w:line="264"/>
+            </w:pPr>
             <w:r>
               <w:rPr>
                 <w:rFonts w:ascii="Calibri" w:cs="Calibri" w:eastAsia="Calibri" w:hAnsi="Calibri"/>
@@ -8780,6 +10729,33 @@
                 <w:szCs w:val="18"/>
               </w:rPr>
               <w:t xml:space="preserve">☐ Needs-change</w:t>
+            </w:r>
+          </w:p>
+        </w:tc>
+        <w:tc>
+          <w:tcPr>
+            <w:tcW w:type="dxa" w:w="2800"/>
+            <w:shd w:fill="FFFDE7" w:color="auto" w:val="clear"/>
+            <w:tcMar>
+              <w:top w:type="dxa" w:w="60"/>
+              <w:left w:type="dxa" w:w="90"/>
+              <w:bottom w:type="dxa" w:w="60"/>
+              <w:right w:type="dxa" w:w="90"/>
+            </w:tcMar>
+            <w:vAlign w:val="top"/>
+          </w:tcPr>
+          <w:p>
+            <w:pPr>
+              <w:spacing w:after="0" w:before="0" w:line="264"/>
+            </w:pPr>
+            <w:r>
+              <w:rPr>
+                <w:rFonts w:ascii="Calibri" w:cs="Calibri" w:eastAsia="Calibri" w:hAnsi="Calibri"/>
+                <w:color w:val="1F2933"/>
+                <w:sz w:val="18"/>
+                <w:szCs w:val="18"/>
+              </w:rPr>
+              <w:t xml:space="preserve"> </w:t>
             </w:r>
           </w:p>
         </w:tc>
@@ -8787,7 +10763,7 @@
       <w:tr>
         <w:tc>
           <w:tcPr>
-            <w:tcW w:type="dxa" w:w="1900"/>
+            <w:tcW w:type="dxa" w:w="1560"/>
             <w:tcMar>
               <w:top w:type="dxa" w:w="60"/>
               <w:left w:type="dxa" w:w="90"/>
@@ -8815,7 +10791,7 @@
         </w:tc>
         <w:tc>
           <w:tcPr>
-            <w:tcW w:type="dxa" w:w="4560"/>
+            <w:tcW w:type="dxa" w:w="3560"/>
             <w:tcMar>
               <w:top w:type="dxa" w:w="60"/>
               <w:left w:type="dxa" w:w="90"/>
@@ -8841,27 +10817,32 @@
         </w:tc>
         <w:tc>
           <w:tcPr>
-            <w:tcW w:type="dxa" w:w="2900"/>
-            <w:tcMar>
-              <w:top w:type="dxa" w:w="60"/>
-              <w:left w:type="dxa" w:w="90"/>
-              <w:bottom w:type="dxa" w:w="60"/>
-              <w:right w:type="dxa" w:w="90"/>
-            </w:tcMar>
-            <w:vAlign w:val="top"/>
-          </w:tcPr>
-          <w:p>
-            <w:pPr>
-              <w:spacing w:after="0" w:before="0" w:line="264"/>
-            </w:pPr>
-            <w:r>
-              <w:rPr>
-                <w:rFonts w:ascii="Calibri" w:cs="Calibri" w:eastAsia="Calibri" w:hAnsi="Calibri"/>
-                <w:sz w:val="18"/>
-                <w:szCs w:val="18"/>
-              </w:rPr>
-              <w:t xml:space="preserve">☐ Agree    </w:t>
-            </w:r>
+            <w:tcW w:type="dxa" w:w="1440"/>
+            <w:tcMar>
+              <w:top w:type="dxa" w:w="60"/>
+              <w:left w:type="dxa" w:w="90"/>
+              <w:bottom w:type="dxa" w:w="60"/>
+              <w:right w:type="dxa" w:w="90"/>
+            </w:tcMar>
+            <w:vAlign w:val="top"/>
+          </w:tcPr>
+          <w:p>
+            <w:pPr>
+              <w:spacing w:after="30" w:before="0" w:line="264"/>
+            </w:pPr>
+            <w:r>
+              <w:rPr>
+                <w:rFonts w:ascii="Calibri" w:cs="Calibri" w:eastAsia="Calibri" w:hAnsi="Calibri"/>
+                <w:sz w:val="18"/>
+                <w:szCs w:val="18"/>
+              </w:rPr>
+              <w:t xml:space="preserve">☐ Agree</w:t>
+            </w:r>
+          </w:p>
+          <w:p>
+            <w:pPr>
+              <w:spacing w:after="0" w:before="0" w:line="264"/>
+            </w:pPr>
             <w:r>
               <w:rPr>
                 <w:rFonts w:ascii="Calibri" w:cs="Calibri" w:eastAsia="Calibri" w:hAnsi="Calibri"/>
@@ -8869,6 +10850,33 @@
                 <w:szCs w:val="18"/>
               </w:rPr>
               <w:t xml:space="preserve">☐ Needs-change</w:t>
+            </w:r>
+          </w:p>
+        </w:tc>
+        <w:tc>
+          <w:tcPr>
+            <w:tcW w:type="dxa" w:w="2800"/>
+            <w:shd w:fill="FFFDE7" w:color="auto" w:val="clear"/>
+            <w:tcMar>
+              <w:top w:type="dxa" w:w="60"/>
+              <w:left w:type="dxa" w:w="90"/>
+              <w:bottom w:type="dxa" w:w="60"/>
+              <w:right w:type="dxa" w:w="90"/>
+            </w:tcMar>
+            <w:vAlign w:val="top"/>
+          </w:tcPr>
+          <w:p>
+            <w:pPr>
+              <w:spacing w:after="0" w:before="0" w:line="264"/>
+            </w:pPr>
+            <w:r>
+              <w:rPr>
+                <w:rFonts w:ascii="Calibri" w:cs="Calibri" w:eastAsia="Calibri" w:hAnsi="Calibri"/>
+                <w:color w:val="1F2933"/>
+                <w:sz w:val="18"/>
+                <w:szCs w:val="18"/>
+              </w:rPr>
+              <w:t xml:space="preserve"> </w:t>
             </w:r>
           </w:p>
         </w:tc>
@@ -8876,7 +10884,7 @@
       <w:tr>
         <w:tc>
           <w:tcPr>
-            <w:tcW w:type="dxa" w:w="1900"/>
+            <w:tcW w:type="dxa" w:w="1560"/>
             <w:shd w:fill="F0F3F7" w:color="auto" w:val="clear"/>
             <w:tcMar>
               <w:top w:type="dxa" w:w="60"/>
@@ -8905,7 +10913,7 @@
         </w:tc>
         <w:tc>
           <w:tcPr>
-            <w:tcW w:type="dxa" w:w="4560"/>
+            <w:tcW w:type="dxa" w:w="3560"/>
             <w:shd w:fill="F0F3F7" w:color="auto" w:val="clear"/>
             <w:tcMar>
               <w:top w:type="dxa" w:w="60"/>
@@ -8932,7 +10940,7 @@
         </w:tc>
         <w:tc>
           <w:tcPr>
-            <w:tcW w:type="dxa" w:w="2900"/>
+            <w:tcW w:type="dxa" w:w="1440"/>
             <w:shd w:fill="F0F3F7" w:color="auto" w:val="clear"/>
             <w:tcMar>
               <w:top w:type="dxa" w:w="60"/>
@@ -8944,16 +10952,21 @@
           </w:tcPr>
           <w:p>
             <w:pPr>
-              <w:spacing w:after="0" w:before="0" w:line="264"/>
-            </w:pPr>
-            <w:r>
-              <w:rPr>
-                <w:rFonts w:ascii="Calibri" w:cs="Calibri" w:eastAsia="Calibri" w:hAnsi="Calibri"/>
-                <w:sz w:val="18"/>
-                <w:szCs w:val="18"/>
-              </w:rPr>
-              <w:t xml:space="preserve">☐ Agree    </w:t>
-            </w:r>
+              <w:spacing w:after="30" w:before="0" w:line="264"/>
+            </w:pPr>
+            <w:r>
+              <w:rPr>
+                <w:rFonts w:ascii="Calibri" w:cs="Calibri" w:eastAsia="Calibri" w:hAnsi="Calibri"/>
+                <w:sz w:val="18"/>
+                <w:szCs w:val="18"/>
+              </w:rPr>
+              <w:t xml:space="preserve">☐ Agree</w:t>
+            </w:r>
+          </w:p>
+          <w:p>
+            <w:pPr>
+              <w:spacing w:after="0" w:before="0" w:line="264"/>
+            </w:pPr>
             <w:r>
               <w:rPr>
                 <w:rFonts w:ascii="Calibri" w:cs="Calibri" w:eastAsia="Calibri" w:hAnsi="Calibri"/>
@@ -8961,6 +10974,33 @@
                 <w:szCs w:val="18"/>
               </w:rPr>
               <w:t xml:space="preserve">☐ Needs-change</w:t>
+            </w:r>
+          </w:p>
+        </w:tc>
+        <w:tc>
+          <w:tcPr>
+            <w:tcW w:type="dxa" w:w="2800"/>
+            <w:shd w:fill="FFFDE7" w:color="auto" w:val="clear"/>
+            <w:tcMar>
+              <w:top w:type="dxa" w:w="60"/>
+              <w:left w:type="dxa" w:w="90"/>
+              <w:bottom w:type="dxa" w:w="60"/>
+              <w:right w:type="dxa" w:w="90"/>
+            </w:tcMar>
+            <w:vAlign w:val="top"/>
+          </w:tcPr>
+          <w:p>
+            <w:pPr>
+              <w:spacing w:after="0" w:before="0" w:line="264"/>
+            </w:pPr>
+            <w:r>
+              <w:rPr>
+                <w:rFonts w:ascii="Calibri" w:cs="Calibri" w:eastAsia="Calibri" w:hAnsi="Calibri"/>
+                <w:color w:val="1F2933"/>
+                <w:sz w:val="18"/>
+                <w:szCs w:val="18"/>
+              </w:rPr>
+              <w:t xml:space="preserve"> </w:t>
             </w:r>
           </w:p>
         </w:tc>
@@ -8968,7 +11008,7 @@
       <w:tr>
         <w:tc>
           <w:tcPr>
-            <w:tcW w:type="dxa" w:w="1900"/>
+            <w:tcW w:type="dxa" w:w="1560"/>
             <w:tcMar>
               <w:top w:type="dxa" w:w="60"/>
               <w:left w:type="dxa" w:w="90"/>
@@ -8996,7 +11036,7 @@
         </w:tc>
         <w:tc>
           <w:tcPr>
-            <w:tcW w:type="dxa" w:w="4560"/>
+            <w:tcW w:type="dxa" w:w="3560"/>
             <w:tcMar>
               <w:top w:type="dxa" w:w="60"/>
               <w:left w:type="dxa" w:w="90"/>
@@ -9022,27 +11062,32 @@
         </w:tc>
         <w:tc>
           <w:tcPr>
-            <w:tcW w:type="dxa" w:w="2900"/>
-            <w:tcMar>
-              <w:top w:type="dxa" w:w="60"/>
-              <w:left w:type="dxa" w:w="90"/>
-              <w:bottom w:type="dxa" w:w="60"/>
-              <w:right w:type="dxa" w:w="90"/>
-            </w:tcMar>
-            <w:vAlign w:val="top"/>
-          </w:tcPr>
-          <w:p>
-            <w:pPr>
-              <w:spacing w:after="0" w:before="0" w:line="264"/>
-            </w:pPr>
-            <w:r>
-              <w:rPr>
-                <w:rFonts w:ascii="Calibri" w:cs="Calibri" w:eastAsia="Calibri" w:hAnsi="Calibri"/>
-                <w:sz w:val="18"/>
-                <w:szCs w:val="18"/>
-              </w:rPr>
-              <w:t xml:space="preserve">☐ Agree    </w:t>
-            </w:r>
+            <w:tcW w:type="dxa" w:w="1440"/>
+            <w:tcMar>
+              <w:top w:type="dxa" w:w="60"/>
+              <w:left w:type="dxa" w:w="90"/>
+              <w:bottom w:type="dxa" w:w="60"/>
+              <w:right w:type="dxa" w:w="90"/>
+            </w:tcMar>
+            <w:vAlign w:val="top"/>
+          </w:tcPr>
+          <w:p>
+            <w:pPr>
+              <w:spacing w:after="30" w:before="0" w:line="264"/>
+            </w:pPr>
+            <w:r>
+              <w:rPr>
+                <w:rFonts w:ascii="Calibri" w:cs="Calibri" w:eastAsia="Calibri" w:hAnsi="Calibri"/>
+                <w:sz w:val="18"/>
+                <w:szCs w:val="18"/>
+              </w:rPr>
+              <w:t xml:space="preserve">☐ Agree</w:t>
+            </w:r>
+          </w:p>
+          <w:p>
+            <w:pPr>
+              <w:spacing w:after="0" w:before="0" w:line="264"/>
+            </w:pPr>
             <w:r>
               <w:rPr>
                 <w:rFonts w:ascii="Calibri" w:cs="Calibri" w:eastAsia="Calibri" w:hAnsi="Calibri"/>
@@ -9050,6 +11095,33 @@
                 <w:szCs w:val="18"/>
               </w:rPr>
               <w:t xml:space="preserve">☐ Needs-change</w:t>
+            </w:r>
+          </w:p>
+        </w:tc>
+        <w:tc>
+          <w:tcPr>
+            <w:tcW w:type="dxa" w:w="2800"/>
+            <w:shd w:fill="FFFDE7" w:color="auto" w:val="clear"/>
+            <w:tcMar>
+              <w:top w:type="dxa" w:w="60"/>
+              <w:left w:type="dxa" w:w="90"/>
+              <w:bottom w:type="dxa" w:w="60"/>
+              <w:right w:type="dxa" w:w="90"/>
+            </w:tcMar>
+            <w:vAlign w:val="top"/>
+          </w:tcPr>
+          <w:p>
+            <w:pPr>
+              <w:spacing w:after="0" w:before="0" w:line="264"/>
+            </w:pPr>
+            <w:r>
+              <w:rPr>
+                <w:rFonts w:ascii="Calibri" w:cs="Calibri" w:eastAsia="Calibri" w:hAnsi="Calibri"/>
+                <w:color w:val="1F2933"/>
+                <w:sz w:val="18"/>
+                <w:szCs w:val="18"/>
+              </w:rPr>
+              <w:t xml:space="preserve"> </w:t>
             </w:r>
           </w:p>
         </w:tc>
@@ -9057,7 +11129,7 @@
       <w:tr>
         <w:tc>
           <w:tcPr>
-            <w:tcW w:type="dxa" w:w="1900"/>
+            <w:tcW w:type="dxa" w:w="1560"/>
             <w:shd w:fill="F0F3F7" w:color="auto" w:val="clear"/>
             <w:tcMar>
               <w:top w:type="dxa" w:w="60"/>
@@ -9086,7 +11158,7 @@
         </w:tc>
         <w:tc>
           <w:tcPr>
-            <w:tcW w:type="dxa" w:w="4560"/>
+            <w:tcW w:type="dxa" w:w="3560"/>
             <w:shd w:fill="F0F3F7" w:color="auto" w:val="clear"/>
             <w:tcMar>
               <w:top w:type="dxa" w:w="60"/>
@@ -9113,7 +11185,7 @@
         </w:tc>
         <w:tc>
           <w:tcPr>
-            <w:tcW w:type="dxa" w:w="2900"/>
+            <w:tcW w:type="dxa" w:w="1440"/>
             <w:shd w:fill="F0F3F7" w:color="auto" w:val="clear"/>
             <w:tcMar>
               <w:top w:type="dxa" w:w="60"/>
@@ -9125,16 +11197,21 @@
           </w:tcPr>
           <w:p>
             <w:pPr>
-              <w:spacing w:after="0" w:before="0" w:line="264"/>
-            </w:pPr>
-            <w:r>
-              <w:rPr>
-                <w:rFonts w:ascii="Calibri" w:cs="Calibri" w:eastAsia="Calibri" w:hAnsi="Calibri"/>
-                <w:sz w:val="18"/>
-                <w:szCs w:val="18"/>
-              </w:rPr>
-              <w:t xml:space="preserve">☐ Agree    </w:t>
-            </w:r>
+              <w:spacing w:after="30" w:before="0" w:line="264"/>
+            </w:pPr>
+            <w:r>
+              <w:rPr>
+                <w:rFonts w:ascii="Calibri" w:cs="Calibri" w:eastAsia="Calibri" w:hAnsi="Calibri"/>
+                <w:sz w:val="18"/>
+                <w:szCs w:val="18"/>
+              </w:rPr>
+              <w:t xml:space="preserve">☐ Agree</w:t>
+            </w:r>
+          </w:p>
+          <w:p>
+            <w:pPr>
+              <w:spacing w:after="0" w:before="0" w:line="264"/>
+            </w:pPr>
             <w:r>
               <w:rPr>
                 <w:rFonts w:ascii="Calibri" w:cs="Calibri" w:eastAsia="Calibri" w:hAnsi="Calibri"/>
@@ -9142,6 +11219,33 @@
                 <w:szCs w:val="18"/>
               </w:rPr>
               <w:t xml:space="preserve">☐ Needs-change</w:t>
+            </w:r>
+          </w:p>
+        </w:tc>
+        <w:tc>
+          <w:tcPr>
+            <w:tcW w:type="dxa" w:w="2800"/>
+            <w:shd w:fill="FFFDE7" w:color="auto" w:val="clear"/>
+            <w:tcMar>
+              <w:top w:type="dxa" w:w="60"/>
+              <w:left w:type="dxa" w:w="90"/>
+              <w:bottom w:type="dxa" w:w="60"/>
+              <w:right w:type="dxa" w:w="90"/>
+            </w:tcMar>
+            <w:vAlign w:val="top"/>
+          </w:tcPr>
+          <w:p>
+            <w:pPr>
+              <w:spacing w:after="0" w:before="0" w:line="264"/>
+            </w:pPr>
+            <w:r>
+              <w:rPr>
+                <w:rFonts w:ascii="Calibri" w:cs="Calibri" w:eastAsia="Calibri" w:hAnsi="Calibri"/>
+                <w:color w:val="1F2933"/>
+                <w:sz w:val="18"/>
+                <w:szCs w:val="18"/>
+              </w:rPr>
+              <w:t xml:space="preserve"> </w:t>
             </w:r>
           </w:p>
         </w:tc>
@@ -9149,7 +11253,7 @@
       <w:tr>
         <w:tc>
           <w:tcPr>
-            <w:tcW w:type="dxa" w:w="1900"/>
+            <w:tcW w:type="dxa" w:w="1560"/>
             <w:tcMar>
               <w:top w:type="dxa" w:w="60"/>
               <w:left w:type="dxa" w:w="90"/>
@@ -9177,7 +11281,7 @@
         </w:tc>
         <w:tc>
           <w:tcPr>
-            <w:tcW w:type="dxa" w:w="4560"/>
+            <w:tcW w:type="dxa" w:w="3560"/>
             <w:tcMar>
               <w:top w:type="dxa" w:w="60"/>
               <w:left w:type="dxa" w:w="90"/>
@@ -9203,27 +11307,32 @@
         </w:tc>
         <w:tc>
           <w:tcPr>
-            <w:tcW w:type="dxa" w:w="2900"/>
-            <w:tcMar>
-              <w:top w:type="dxa" w:w="60"/>
-              <w:left w:type="dxa" w:w="90"/>
-              <w:bottom w:type="dxa" w:w="60"/>
-              <w:right w:type="dxa" w:w="90"/>
-            </w:tcMar>
-            <w:vAlign w:val="top"/>
-          </w:tcPr>
-          <w:p>
-            <w:pPr>
-              <w:spacing w:after="0" w:before="0" w:line="264"/>
-            </w:pPr>
-            <w:r>
-              <w:rPr>
-                <w:rFonts w:ascii="Calibri" w:cs="Calibri" w:eastAsia="Calibri" w:hAnsi="Calibri"/>
-                <w:sz w:val="18"/>
-                <w:szCs w:val="18"/>
-              </w:rPr>
-              <w:t xml:space="preserve">☐ Agree    </w:t>
-            </w:r>
+            <w:tcW w:type="dxa" w:w="1440"/>
+            <w:tcMar>
+              <w:top w:type="dxa" w:w="60"/>
+              <w:left w:type="dxa" w:w="90"/>
+              <w:bottom w:type="dxa" w:w="60"/>
+              <w:right w:type="dxa" w:w="90"/>
+            </w:tcMar>
+            <w:vAlign w:val="top"/>
+          </w:tcPr>
+          <w:p>
+            <w:pPr>
+              <w:spacing w:after="30" w:before="0" w:line="264"/>
+            </w:pPr>
+            <w:r>
+              <w:rPr>
+                <w:rFonts w:ascii="Calibri" w:cs="Calibri" w:eastAsia="Calibri" w:hAnsi="Calibri"/>
+                <w:sz w:val="18"/>
+                <w:szCs w:val="18"/>
+              </w:rPr>
+              <w:t xml:space="preserve">☐ Agree</w:t>
+            </w:r>
+          </w:p>
+          <w:p>
+            <w:pPr>
+              <w:spacing w:after="0" w:before="0" w:line="264"/>
+            </w:pPr>
             <w:r>
               <w:rPr>
                 <w:rFonts w:ascii="Calibri" w:cs="Calibri" w:eastAsia="Calibri" w:hAnsi="Calibri"/>
@@ -9231,6 +11340,33 @@
                 <w:szCs w:val="18"/>
               </w:rPr>
               <w:t xml:space="preserve">☐ Needs-change</w:t>
+            </w:r>
+          </w:p>
+        </w:tc>
+        <w:tc>
+          <w:tcPr>
+            <w:tcW w:type="dxa" w:w="2800"/>
+            <w:shd w:fill="FFFDE7" w:color="auto" w:val="clear"/>
+            <w:tcMar>
+              <w:top w:type="dxa" w:w="60"/>
+              <w:left w:type="dxa" w:w="90"/>
+              <w:bottom w:type="dxa" w:w="60"/>
+              <w:right w:type="dxa" w:w="90"/>
+            </w:tcMar>
+            <w:vAlign w:val="top"/>
+          </w:tcPr>
+          <w:p>
+            <w:pPr>
+              <w:spacing w:after="0" w:before="0" w:line="264"/>
+            </w:pPr>
+            <w:r>
+              <w:rPr>
+                <w:rFonts w:ascii="Calibri" w:cs="Calibri" w:eastAsia="Calibri" w:hAnsi="Calibri"/>
+                <w:color w:val="1F2933"/>
+                <w:sz w:val="18"/>
+                <w:szCs w:val="18"/>
+              </w:rPr>
+              <w:t xml:space="preserve"> </w:t>
             </w:r>
           </w:p>
         </w:tc>
@@ -9249,7 +11385,7 @@
           <w:sz w:val="18"/>
           <w:szCs w:val="18"/>
         </w:rPr>
-        <w:t xml:space="preserve">Group notes / required changes: </w:t>
+        <w:t xml:space="preserve">Additional notes for this group (optional): </w:t>
       </w:r>
       <w:r>
         <w:rPr>

--- a/docs/autonomous/clinician-signoff-form.docx
+++ b/docs/autonomous/clinician-signoff-form.docx
@@ -61,12 +61,12 @@
           <w:sz w:val="20"/>
           <w:szCs w:val="20"/>
         </w:rPr>
-        <w:t xml:space="preserve">beta-provisional-2026-07</w:t>
+        <w:t xml:space="preserve">beta-clinrev-2026-07</w:t>
       </w:r>
     </w:p>
     <w:p>
       <w:pPr>
-        <w:spacing w:after="160" w:before="0" w:line="264"/>
+        <w:spacing w:after="120" w:before="0" w:line="264"/>
       </w:pPr>
       <w:r>
         <w:rPr>
@@ -107,6 +107,162 @@
           <w:szCs w:val="20"/>
         </w:rPr>
         <w:t xml:space="preserve">__________________</w:t>
+      </w:r>
+    </w:p>
+    <w:tbl>
+      <w:tblPr>
+        <w:tblW w:type="dxa" w:w="9360"/>
+        <w:tblBorders>
+          <w:top w:val="single" w:color="1F3A5F" w:sz="8"/>
+          <w:left w:val="single" w:color="1F3A5F" w:sz="8"/>
+          <w:bottom w:val="single" w:color="1F3A5F" w:sz="8"/>
+          <w:right w:val="single" w:color="1F3A5F" w:sz="8"/>
+          <w:insideH w:val="none" w:color="FFFFFF" w:sz="0"/>
+          <w:insideV w:val="none" w:color="FFFFFF" w:sz="0"/>
+        </w:tblBorders>
+      </w:tblPr>
+      <w:tblGrid>
+        <w:gridCol w:w="9360"/>
+      </w:tblGrid>
+      <w:tr>
+        <w:tc>
+          <w:tcPr>
+            <w:tcW w:type="dxa" w:w="9360"/>
+            <w:shd w:fill="F4F7FB" w:color="auto" w:val="clear"/>
+            <w:tcMar>
+              <w:top w:type="dxa" w:w="60"/>
+              <w:left w:type="dxa" w:w="90"/>
+              <w:bottom w:type="dxa" w:w="60"/>
+              <w:right w:type="dxa" w:w="90"/>
+            </w:tcMar>
+            <w:vAlign w:val="top"/>
+          </w:tcPr>
+          <w:p>
+            <w:pPr>
+              <w:spacing w:after="60" w:before="0" w:line="264"/>
+            </w:pPr>
+            <w:r>
+              <w:rPr>
+                <w:rFonts w:ascii="Calibri" w:cs="Calibri" w:eastAsia="Calibri" w:hAnsi="Calibri"/>
+                <w:b/>
+                <w:bCs/>
+                <w:color w:val="1F3A5F"/>
+                <w:sz w:val="18"/>
+                <w:szCs w:val="18"/>
+              </w:rPr>
+              <w:t xml:space="preserve">Revision under review. </w:t>
+            </w:r>
+            <w:r>
+              <w:rPr>
+                <w:rFonts w:ascii="Calibri" w:cs="Calibri" w:eastAsia="Calibri" w:hAnsi="Calibri"/>
+                <w:color w:val="1F2933"/>
+                <w:sz w:val="18"/>
+                <w:szCs w:val="18"/>
+              </w:rPr>
+              <w:t xml:space="preserve">This configuration (beta-clinrev-2026-07) supersedes beta-provisional-2026-07 and applies a clinical-review change set. Bumping the config version has reset all prior per-rule sign-offs — every item below is unratified and needs your verdict.</w:t>
+            </w:r>
+          </w:p>
+          <w:p>
+            <w:pPr>
+              <w:spacing w:after="20" w:before="0" w:line="264"/>
+            </w:pPr>
+            <w:r>
+              <w:rPr>
+                <w:rFonts w:ascii="Calibri" w:cs="Calibri" w:eastAsia="Calibri" w:hAnsi="Calibri"/>
+                <w:b/>
+                <w:bCs/>
+                <w:color w:val="5B6b7a"/>
+                <w:sz w:val="17"/>
+                <w:szCs w:val="17"/>
+              </w:rPr>
+              <w:t xml:space="preserve">Key applied changes (detail in Parts 2–3):</w:t>
+            </w:r>
+          </w:p>
+          <w:p>
+            <w:pPr>
+              <w:spacing w:after="10" w:before="0" w:line="264"/>
+            </w:pPr>
+            <w:r>
+              <w:rPr>
+                <w:rFonts w:ascii="Calibri" w:cs="Calibri" w:eastAsia="Calibri" w:hAnsi="Calibri"/>
+                <w:color w:val="1F2933"/>
+                <w:sz w:val="17"/>
+                <w:szCs w:val="17"/>
+              </w:rPr>
+              <w:t xml:space="preserve">•  No autonomous bilateral stimulation / trauma-memory reprocessing in beta (self-tapping = grounding only).</w:t>
+            </w:r>
+          </w:p>
+          <w:p>
+            <w:pPr>
+              <w:spacing w:after="10" w:before="0" w:line="264"/>
+            </w:pPr>
+            <w:r>
+              <w:rPr>
+                <w:rFonts w:ascii="Calibri" w:cs="Calibri" w:eastAsia="Calibri" w:hAnsi="Calibri"/>
+                <w:color w:val="1F2933"/>
+                <w:sz w:val="17"/>
+                <w:szCs w:val="17"/>
+              </w:rPr>
+              <w:t xml:space="preserve">•  Diagnosis / hospitalization / substance HISTORY → restricted pending human review (not a standing/permanent exclusion).</w:t>
+            </w:r>
+          </w:p>
+          <w:p>
+            <w:pPr>
+              <w:spacing w:after="10" w:before="0" w:line="264"/>
+            </w:pPr>
+            <w:r>
+              <w:rPr>
+                <w:rFonts w:ascii="Calibri" w:cs="Calibri" w:eastAsia="Calibri" w:hAnsi="Calibri"/>
+                <w:color w:val="1F2933"/>
+                <w:sz w:val="17"/>
+                <w:szCs w:val="17"/>
+              </w:rPr>
+              <w:t xml:space="preserve">•  Numeric daily/worsening scores → review triggers + fresh check-in, not automatic lockouts; present-state crisis inputs keep their floor.</w:t>
+            </w:r>
+          </w:p>
+          <w:p>
+            <w:pPr>
+              <w:spacing w:after="10" w:before="0" w:line="264"/>
+            </w:pPr>
+            <w:r>
+              <w:rPr>
+                <w:rFonts w:ascii="Calibri" w:cs="Calibri" w:eastAsia="Calibri" w:hAnsi="Calibri"/>
+                <w:color w:val="1F2933"/>
+                <w:sz w:val="17"/>
+                <w:szCs w:val="17"/>
+              </w:rPr>
+              <w:t xml:space="preserve">•  PHQ-9 item 9 → present-risk clarification (no standalone fixed 72 h lockout); PCL-5 item 16 de-scoped as a suicide proxy.</w:t>
+            </w:r>
+          </w:p>
+          <w:p>
+            <w:pPr>
+              <w:spacing w:after="0" w:before="0" w:line="264"/>
+            </w:pPr>
+            <w:r>
+              <w:rPr>
+                <w:rFonts w:ascii="Calibri" w:cs="Calibri" w:eastAsia="Calibri" w:hAnsi="Calibri"/>
+                <w:color w:val="1F2933"/>
+                <w:sz w:val="17"/>
+                <w:szCs w:val="17"/>
+              </w:rPr>
+              <w:t xml:space="preserve">•  DES-II omitted until licensed + validated; crisis routing → jurisdiction-aware + truthful notification; “readiness” → Educational Access State; finalized program-fit wording.</w:t>
+            </w:r>
+          </w:p>
+        </w:tc>
+      </w:tr>
+    </w:tbl>
+    <w:p>
+      <w:pPr>
+        <w:spacing w:after="80" w:before="0" w:line="264"/>
+      </w:pPr>
+      <w:r>
+        <w:rPr>
+          <w:rFonts w:ascii="Calibri" w:cs="Calibri" w:eastAsia="Calibri" w:hAnsi="Calibri"/>
+          <w:color w:val="1F2933"/>
+          <w:sz w:val="10"/>
+          <w:szCs w:val="10"/>
+        </w:rPr>
+        <w:t xml:space="preserve"> </w:t>
       </w:r>
     </w:p>
     <w:p>
@@ -360,7 +516,7 @@
                 <w:sz w:val="18"/>
                 <w:szCs w:val="18"/>
               </w:rPr>
-              <w:t xml:space="preserve"> </w:t>
+              <w:t xml:space="preserve">Rebecca Altschuler</w:t>
             </w:r>
           </w:p>
         </w:tc>
@@ -417,7 +573,7 @@
                 <w:sz w:val="18"/>
                 <w:szCs w:val="18"/>
               </w:rPr>
-              <w:t xml:space="preserve"> </w:t>
+              <w:t xml:space="preserve">Licensed Psychologist</w:t>
             </w:r>
           </w:p>
         </w:tc>
@@ -474,7 +630,7 @@
                 <w:sz w:val="18"/>
                 <w:szCs w:val="18"/>
               </w:rPr>
-              <w:t xml:space="preserve"> </w:t>
+              <w:t xml:space="preserve">Psychologist — PSY-005804 (Active, exp. 02/29/2028; no board actions)</w:t>
             </w:r>
           </w:p>
         </w:tc>
@@ -531,7 +687,7 @@
                 <w:sz w:val="18"/>
                 <w:szCs w:val="18"/>
               </w:rPr>
-              <w:t xml:space="preserve"> </w:t>
+              <w:t xml:space="preserve">Arizona (Phoenix)</w:t>
             </w:r>
           </w:p>
         </w:tc>
@@ -822,7 +978,7 @@
                 <w:sz w:val="18"/>
                 <w:szCs w:val="18"/>
               </w:rPr>
-              <w:t xml:space="preserve"> </w:t>
+              <w:t xml:space="preserve">John Allen</w:t>
             </w:r>
           </w:p>
         </w:tc>
@@ -879,7 +1035,7 @@
                 <w:sz w:val="18"/>
                 <w:szCs w:val="18"/>
               </w:rPr>
-              <w:t xml:space="preserve"> </w:t>
+              <w:t xml:space="preserve">Licensed Psychologist</w:t>
             </w:r>
           </w:p>
         </w:tc>
@@ -936,7 +1092,7 @@
                 <w:sz w:val="18"/>
                 <w:szCs w:val="18"/>
               </w:rPr>
-              <w:t xml:space="preserve"> </w:t>
+              <w:t xml:space="preserve">Psychologist — PSY-002055 (Active, exp. 08/31/2027; no board actions)</w:t>
             </w:r>
           </w:p>
         </w:tc>
@@ -993,7 +1149,7 @@
                 <w:sz w:val="18"/>
                 <w:szCs w:val="18"/>
               </w:rPr>
-              <w:t xml:space="preserve"> </w:t>
+              <w:t xml:space="preserve">Arizona (Tucson)</w:t>
             </w:r>
           </w:p>
         </w:tc>
@@ -1203,7 +1359,7 @@
           <w:sz w:val="18"/>
           <w:szCs w:val="18"/>
         </w:rPr>
-        <w:t xml:space="preserve">The specification's main body, Appendix A, and advisor worksheet give different numbers for the parameters below. Beta uses the safest value. Record the authoritative ruling and rationale for each; the four 🔴 items block real-member use until resolved. A7 and A8 are explicit placeholders that “nothing ships without.”</w:t>
+        <w:t xml:space="preserve">Each conflict the specification left open now has a clinical-review decision applied in code (the “Applied” column). Confirm each decision or mark Revise and state the change; the four 🔴 items block real-member use until you confirm them. A7 (BLS) is explicitly not ratified — no autonomous BLS in beta — and A8 is the finalized program-fit wording for your approval.</w:t>
       </w:r>
     </w:p>
     <w:tbl>
@@ -1311,7 +1467,7 @@
                 <w:sz w:val="18"/>
                 <w:szCs w:val="18"/>
               </w:rPr>
-              <w:t xml:space="preserve">Conflict / beta value</w:t>
+              <w:t xml:space="preserve">Applied clinical-review decision (now in code)</w:t>
             </w:r>
           </w:p>
         </w:tc>
@@ -1340,7 +1496,7 @@
                 <w:sz w:val="18"/>
                 <w:szCs w:val="18"/>
               </w:rPr>
-              <w:t xml:space="preserve">Authoritative ruling (write value + rationale)</w:t>
+              <w:t xml:space="preserve">Confirm / revise</w:t>
             </w:r>
           </w:p>
         </w:tc>
@@ -1427,7 +1583,7 @@
                 <w:sz w:val="15"/>
                 <w:szCs w:val="15"/>
               </w:rPr>
-              <w:t xml:space="preserve">Conflict: </w:t>
+              <w:t xml:space="preserve">Was: </w:t>
             </w:r>
           </w:p>
           <w:p>
@@ -1437,27 +1593,27 @@
             <w:r>
               <w:rPr>
                 <w:rFonts w:ascii="Calibri" w:cs="Calibri" w:eastAsia="Calibri" w:hAnsi="Calibri"/>
-                <w:color w:val="1F2933"/>
-                <w:sz w:val="16"/>
-                <w:szCs w:val="16"/>
-              </w:rPr>
-              <w:t xml:space="preserve">Weighted 0–100 (main body) vs multiplier-based (Appendix A) — different caps, track names, boundaries</w:t>
-            </w:r>
-          </w:p>
-          <w:p>
-            <w:pPr>
-              <w:spacing w:after="0" w:before="0" w:line="264"/>
-            </w:pPr>
-            <w:r>
-              <w:rPr>
-                <w:rFonts w:ascii="Calibri" w:cs="Calibri" w:eastAsia="Calibri" w:hAnsi="Calibri"/>
-                <w:b/>
-                <w:bCs/>
                 <w:color w:val="5B6b7a"/>
                 <w:sz w:val="15"/>
                 <w:szCs w:val="15"/>
               </w:rPr>
-              <w:t xml:space="preserve">Beta uses: </w:t>
+              <w:t xml:space="preserve">Weighted 0–100 (main body) vs multiplier-based (Appendix A)</w:t>
+            </w:r>
+          </w:p>
+          <w:p>
+            <w:pPr>
+              <w:spacing w:after="0" w:before="0" w:line="264"/>
+            </w:pPr>
+            <w:r>
+              <w:rPr>
+                <w:rFonts w:ascii="Calibri" w:cs="Calibri" w:eastAsia="Calibri" w:hAnsi="Calibri"/>
+                <w:b/>
+                <w:bCs/>
+                <w:color w:val="1F3A5F"/>
+                <w:sz w:val="15"/>
+                <w:szCs w:val="15"/>
+              </w:rPr>
+              <w:t xml:space="preserve">Applied: </w:t>
             </w:r>
             <w:r>
               <w:rPr>
@@ -1466,7 +1622,7 @@
                 <w:sz w:val="16"/>
                 <w:szCs w:val="16"/>
               </w:rPr>
-              <w:t xml:space="preserve">Multiplier + caps; tracks grounding / cautious / steady (caps are the safety mechanism: &lt;fully-safe → ceiling 30; low pause-capacity → ceiling 60)</w:t>
+              <w:t xml:space="preserve">Renamed to “Educational Access State”. No composite score represented as clinical readiness; explicit domain gates (current safety, orientation, pause/stop capacity). Score may only rank permitted educational options — never authorizes trauma processing.</w:t>
             </w:r>
           </w:p>
         </w:tc>
@@ -1484,14 +1640,27 @@
           </w:tcPr>
           <w:p>
             <w:pPr>
-              <w:spacing w:after="0" w:before="0" w:line="264"/>
-            </w:pPr>
-            <w:r>
-              <w:rPr>
-                <w:rFonts w:ascii="Calibri" w:cs="Calibri" w:eastAsia="Calibri" w:hAnsi="Calibri"/>
-                <w:color w:val="1F2933"/>
-                <w:sz w:val="16"/>
-                <w:szCs w:val="16"/>
+              <w:spacing w:after="20" w:before="0" w:line="264"/>
+            </w:pPr>
+            <w:r>
+              <w:rPr>
+                <w:rFonts w:ascii="Calibri" w:cs="Calibri" w:eastAsia="Calibri" w:hAnsi="Calibri"/>
+                <w:sz w:val="15"/>
+                <w:szCs w:val="15"/>
+              </w:rPr>
+              <w:t xml:space="preserve">☐ Confirm  ☐ Revise</w:t>
+            </w:r>
+          </w:p>
+          <w:p>
+            <w:pPr>
+              <w:spacing w:after="0" w:before="0" w:line="264"/>
+            </w:pPr>
+            <w:r>
+              <w:rPr>
+                <w:rFonts w:ascii="Calibri" w:cs="Calibri" w:eastAsia="Calibri" w:hAnsi="Calibri"/>
+                <w:color w:val="1F2933"/>
+                <w:sz w:val="14"/>
+                <w:szCs w:val="14"/>
               </w:rPr>
               <w:t xml:space="preserve"> </w:t>
             </w:r>
@@ -1580,7 +1749,7 @@
                 <w:sz w:val="15"/>
                 <w:szCs w:val="15"/>
               </w:rPr>
-              <w:t xml:space="preserve">Conflict: </w:t>
+              <w:t xml:space="preserve">Was: </w:t>
             </w:r>
           </w:p>
           <w:p>
@@ -1590,27 +1759,27 @@
             <w:r>
               <w:rPr>
                 <w:rFonts w:ascii="Calibri" w:cs="Calibri" w:eastAsia="Calibri" w:hAnsi="Calibri"/>
-                <w:color w:val="1F2933"/>
-                <w:sz w:val="16"/>
-                <w:szCs w:val="16"/>
-              </w:rPr>
-              <w:t xml:space="preserve">Delta-based (+1 pause / +2 containment) vs absolute (≥8 / ≥9 + rise-of-3, App A)</w:t>
-            </w:r>
-          </w:p>
-          <w:p>
-            <w:pPr>
-              <w:spacing w:after="0" w:before="0" w:line="264"/>
-            </w:pPr>
-            <w:r>
-              <w:rPr>
-                <w:rFonts w:ascii="Calibri" w:cs="Calibri" w:eastAsia="Calibri" w:hAnsi="Calibri"/>
-                <w:b/>
-                <w:bCs/>
                 <w:color w:val="5B6b7a"/>
                 <w:sz w:val="15"/>
                 <w:szCs w:val="15"/>
               </w:rPr>
-              <w:t xml:space="preserve">Beta uses: </w:t>
+              <w:t xml:space="preserve">Delta-based (+1 / +2) vs absolute (≥8 / ≥9 + rise-of-3)</w:t>
+            </w:r>
+          </w:p>
+          <w:p>
+            <w:pPr>
+              <w:spacing w:after="0" w:before="0" w:line="264"/>
+            </w:pPr>
+            <w:r>
+              <w:rPr>
+                <w:rFonts w:ascii="Calibri" w:cs="Calibri" w:eastAsia="Calibri" w:hAnsi="Calibri"/>
+                <w:b/>
+                <w:bCs/>
+                <w:color w:val="1F3A5F"/>
+                <w:sz w:val="15"/>
+                <w:szCs w:val="15"/>
+              </w:rPr>
+              <w:t xml:space="preserve">Applied: </w:t>
             </w:r>
             <w:r>
               <w:rPr>
@@ -1619,7 +1788,7 @@
                 <w:sz w:val="16"/>
                 <w:szCs w:val="16"/>
               </w:rPr>
-              <w:t xml:space="preserve">Conservative UNION: containment on Δ≥2 OR absolute ≥8 OR rise-≥3-over-start; hard-stop at ≥9</w:t>
+              <w:t xml:space="preserve">Conservative union retained as automatic STOP/closure FAIL-SAFES only (not a substitute for assessment). User-initiated stop any time; loss of orientation overrides SUDS; no further stimulation after a stop in the same session.</w:t>
             </w:r>
           </w:p>
         </w:tc>
@@ -1637,14 +1806,27 @@
           </w:tcPr>
           <w:p>
             <w:pPr>
-              <w:spacing w:after="0" w:before="0" w:line="264"/>
-            </w:pPr>
-            <w:r>
-              <w:rPr>
-                <w:rFonts w:ascii="Calibri" w:cs="Calibri" w:eastAsia="Calibri" w:hAnsi="Calibri"/>
-                <w:color w:val="1F2933"/>
-                <w:sz w:val="16"/>
-                <w:szCs w:val="16"/>
+              <w:spacing w:after="20" w:before="0" w:line="264"/>
+            </w:pPr>
+            <w:r>
+              <w:rPr>
+                <w:rFonts w:ascii="Calibri" w:cs="Calibri" w:eastAsia="Calibri" w:hAnsi="Calibri"/>
+                <w:sz w:val="15"/>
+                <w:szCs w:val="15"/>
+              </w:rPr>
+              <w:t xml:space="preserve">☐ Confirm  ☐ Revise</w:t>
+            </w:r>
+          </w:p>
+          <w:p>
+            <w:pPr>
+              <w:spacing w:after="0" w:before="0" w:line="264"/>
+            </w:pPr>
+            <w:r>
+              <w:rPr>
+                <w:rFonts w:ascii="Calibri" w:cs="Calibri" w:eastAsia="Calibri" w:hAnsi="Calibri"/>
+                <w:color w:val="1F2933"/>
+                <w:sz w:val="14"/>
+                <w:szCs w:val="14"/>
               </w:rPr>
               <w:t xml:space="preserve"> </w:t>
             </w:r>
@@ -1733,7 +1915,7 @@
                 <w:sz w:val="15"/>
                 <w:szCs w:val="15"/>
               </w:rPr>
-              <w:t xml:space="preserve">Conflict: </w:t>
+              <w:t xml:space="preserve">Was: </w:t>
             </w:r>
           </w:p>
           <w:p>
@@ -1743,27 +1925,27 @@
             <w:r>
               <w:rPr>
                 <w:rFonts w:ascii="Calibri" w:cs="Calibri" w:eastAsia="Calibri" w:hAnsi="Calibri"/>
-                <w:color w:val="1F2933"/>
-                <w:sz w:val="16"/>
-                <w:szCs w:val="16"/>
-              </w:rPr>
-              <w:t xml:space="preserve">30 / 40 min (main) vs 35 / 45 min (App A + advisor R4)</w:t>
-            </w:r>
-          </w:p>
-          <w:p>
-            <w:pPr>
-              <w:spacing w:after="0" w:before="0" w:line="264"/>
-            </w:pPr>
-            <w:r>
-              <w:rPr>
-                <w:rFonts w:ascii="Calibri" w:cs="Calibri" w:eastAsia="Calibri" w:hAnsi="Calibri"/>
-                <w:b/>
-                <w:bCs/>
                 <w:color w:val="5B6b7a"/>
                 <w:sz w:val="15"/>
                 <w:szCs w:val="15"/>
               </w:rPr>
-              <w:t xml:space="preserve">Beta uses: </w:t>
+              <w:t xml:space="preserve">30 / 40 min vs 35 / 45 min</w:t>
+            </w:r>
+          </w:p>
+          <w:p>
+            <w:pPr>
+              <w:spacing w:after="0" w:before="0" w:line="264"/>
+            </w:pPr>
+            <w:r>
+              <w:rPr>
+                <w:rFonts w:ascii="Calibri" w:cs="Calibri" w:eastAsia="Calibri" w:hAnsi="Calibri"/>
+                <w:b/>
+                <w:bCs/>
+                <w:color w:val="1F3A5F"/>
+                <w:sz w:val="15"/>
+                <w:szCs w:val="15"/>
+              </w:rPr>
+              <w:t xml:space="preserve">Applied: </w:t>
             </w:r>
             <w:r>
               <w:rPr>
@@ -1772,7 +1954,7 @@
                 <w:sz w:val="16"/>
                 <w:szCs w:val="16"/>
               </w:rPr>
-              <w:t xml:space="preserve">30 min wind-down / 40 min hard-stop (shorter)</w:t>
+              <w:t xml:space="preserve">Autonomous reprocessing/BLS DISABLED in beta. 30/40 min retained only as upper operational bounds; set-specific + cumulative exposure limits defined separately only for a future validated protocol.</w:t>
             </w:r>
           </w:p>
         </w:tc>
@@ -1790,14 +1972,27 @@
           </w:tcPr>
           <w:p>
             <w:pPr>
-              <w:spacing w:after="0" w:before="0" w:line="264"/>
-            </w:pPr>
-            <w:r>
-              <w:rPr>
-                <w:rFonts w:ascii="Calibri" w:cs="Calibri" w:eastAsia="Calibri" w:hAnsi="Calibri"/>
-                <w:color w:val="1F2933"/>
-                <w:sz w:val="16"/>
-                <w:szCs w:val="16"/>
+              <w:spacing w:after="20" w:before="0" w:line="264"/>
+            </w:pPr>
+            <w:r>
+              <w:rPr>
+                <w:rFonts w:ascii="Calibri" w:cs="Calibri" w:eastAsia="Calibri" w:hAnsi="Calibri"/>
+                <w:sz w:val="15"/>
+                <w:szCs w:val="15"/>
+              </w:rPr>
+              <w:t xml:space="preserve">☐ Confirm  ☐ Revise</w:t>
+            </w:r>
+          </w:p>
+          <w:p>
+            <w:pPr>
+              <w:spacing w:after="0" w:before="0" w:line="264"/>
+            </w:pPr>
+            <w:r>
+              <w:rPr>
+                <w:rFonts w:ascii="Calibri" w:cs="Calibri" w:eastAsia="Calibri" w:hAnsi="Calibri"/>
+                <w:color w:val="1F2933"/>
+                <w:sz w:val="14"/>
+                <w:szCs w:val="14"/>
               </w:rPr>
               <w:t xml:space="preserve"> </w:t>
             </w:r>
@@ -1886,7 +2081,7 @@
                 <w:sz w:val="15"/>
                 <w:szCs w:val="15"/>
               </w:rPr>
-              <w:t xml:space="preserve">Conflict: </w:t>
+              <w:t xml:space="preserve">Was: </w:t>
             </w:r>
           </w:p>
           <w:p>
@@ -1896,27 +2091,27 @@
             <w:r>
               <w:rPr>
                 <w:rFonts w:ascii="Calibri" w:cs="Calibri" w:eastAsia="Calibri" w:hAnsi="Calibri"/>
-                <w:color w:val="1F2933"/>
-                <w:sz w:val="16"/>
-                <w:szCs w:val="16"/>
-              </w:rPr>
-              <w:t xml:space="preserve">48 h (main + crosswalk) vs 24 h (advisor R21)</w:t>
-            </w:r>
-          </w:p>
-          <w:p>
-            <w:pPr>
-              <w:spacing w:after="0" w:before="0" w:line="264"/>
-            </w:pPr>
-            <w:r>
-              <w:rPr>
-                <w:rFonts w:ascii="Calibri" w:cs="Calibri" w:eastAsia="Calibri" w:hAnsi="Calibri"/>
-                <w:b/>
-                <w:bCs/>
                 <w:color w:val="5B6b7a"/>
                 <w:sz w:val="15"/>
                 <w:szCs w:val="15"/>
               </w:rPr>
-              <w:t xml:space="preserve">Beta uses: </w:t>
+              <w:t xml:space="preserve">48 h vs 24 h</w:t>
+            </w:r>
+          </w:p>
+          <w:p>
+            <w:pPr>
+              <w:spacing w:after="0" w:before="0" w:line="264"/>
+            </w:pPr>
+            <w:r>
+              <w:rPr>
+                <w:rFonts w:ascii="Calibri" w:cs="Calibri" w:eastAsia="Calibri" w:hAnsi="Calibri"/>
+                <w:b/>
+                <w:bCs/>
+                <w:color w:val="1F3A5F"/>
+                <w:sz w:val="15"/>
+                <w:szCs w:val="15"/>
+              </w:rPr>
+              <w:t xml:space="preserve">Applied: </w:t>
             </w:r>
             <w:r>
               <w:rPr>
@@ -1925,7 +2120,7 @@
                 <w:sz w:val="16"/>
                 <w:szCs w:val="16"/>
               </w:rPr>
-              <w:t xml:space="preserve">48 h (longer)</w:t>
+              <w:t xml:space="preserve">Fixed 48 h not asserted as authoritative. Minimum conservative rest + fresh check-in + human review after containment-ending events; exact interval pending evidence/pilot.</w:t>
             </w:r>
           </w:p>
         </w:tc>
@@ -1943,14 +2138,27 @@
           </w:tcPr>
           <w:p>
             <w:pPr>
-              <w:spacing w:after="0" w:before="0" w:line="264"/>
-            </w:pPr>
-            <w:r>
-              <w:rPr>
-                <w:rFonts w:ascii="Calibri" w:cs="Calibri" w:eastAsia="Calibri" w:hAnsi="Calibri"/>
-                <w:color w:val="1F2933"/>
-                <w:sz w:val="16"/>
-                <w:szCs w:val="16"/>
+              <w:spacing w:after="20" w:before="0" w:line="264"/>
+            </w:pPr>
+            <w:r>
+              <w:rPr>
+                <w:rFonts w:ascii="Calibri" w:cs="Calibri" w:eastAsia="Calibri" w:hAnsi="Calibri"/>
+                <w:sz w:val="15"/>
+                <w:szCs w:val="15"/>
+              </w:rPr>
+              <w:t xml:space="preserve">☐ Confirm  ☐ Revise</w:t>
+            </w:r>
+          </w:p>
+          <w:p>
+            <w:pPr>
+              <w:spacing w:after="0" w:before="0" w:line="264"/>
+            </w:pPr>
+            <w:r>
+              <w:rPr>
+                <w:rFonts w:ascii="Calibri" w:cs="Calibri" w:eastAsia="Calibri" w:hAnsi="Calibri"/>
+                <w:color w:val="1F2933"/>
+                <w:sz w:val="14"/>
+                <w:szCs w:val="14"/>
               </w:rPr>
               <w:t xml:space="preserve"> </w:t>
             </w:r>
@@ -2039,7 +2247,7 @@
                 <w:sz w:val="15"/>
                 <w:szCs w:val="15"/>
               </w:rPr>
-              <w:t xml:space="preserve">Conflict: </w:t>
+              <w:t xml:space="preserve">Was: </w:t>
             </w:r>
           </w:p>
           <w:p>
@@ -2049,27 +2257,27 @@
             <w:r>
               <w:rPr>
                 <w:rFonts w:ascii="Calibri" w:cs="Calibri" w:eastAsia="Calibri" w:hAnsi="Calibri"/>
-                <w:color w:val="1F2933"/>
-                <w:sz w:val="16"/>
-                <w:szCs w:val="16"/>
-              </w:rPr>
-              <w:t xml:space="preserve">3 (main) vs 2–3 (advisor) vs 2 (beta)</w:t>
-            </w:r>
-          </w:p>
-          <w:p>
-            <w:pPr>
-              <w:spacing w:after="0" w:before="0" w:line="264"/>
-            </w:pPr>
-            <w:r>
-              <w:rPr>
-                <w:rFonts w:ascii="Calibri" w:cs="Calibri" w:eastAsia="Calibri" w:hAnsi="Calibri"/>
-                <w:b/>
-                <w:bCs/>
                 <w:color w:val="5B6b7a"/>
                 <w:sz w:val="15"/>
                 <w:szCs w:val="15"/>
               </w:rPr>
-              <w:t xml:space="preserve">Beta uses: </w:t>
+              <w:t xml:space="preserve">3 vs 2–3 vs 2</w:t>
+            </w:r>
+          </w:p>
+          <w:p>
+            <w:pPr>
+              <w:spacing w:after="0" w:before="0" w:line="264"/>
+            </w:pPr>
+            <w:r>
+              <w:rPr>
+                <w:rFonts w:ascii="Calibri" w:cs="Calibri" w:eastAsia="Calibri" w:hAnsi="Calibri"/>
+                <w:b/>
+                <w:bCs/>
+                <w:color w:val="1F3A5F"/>
+                <w:sz w:val="15"/>
+                <w:szCs w:val="15"/>
+              </w:rPr>
+              <w:t xml:space="preserve">Applied: </w:t>
             </w:r>
             <w:r>
               <w:rPr>
@@ -2078,7 +2286,7 @@
                 <w:sz w:val="16"/>
                 <w:szCs w:val="16"/>
               </w:rPr>
-              <w:t xml:space="preserve">2</w:t>
+              <w:t xml:space="preserve">No autonomous processing sets in beta. Self-tapping remains only as an optional grounding/orienting skill (not memory processing). “2” kept as a future upper bound only.</w:t>
             </w:r>
           </w:p>
         </w:tc>
@@ -2096,14 +2304,27 @@
           </w:tcPr>
           <w:p>
             <w:pPr>
-              <w:spacing w:after="0" w:before="0" w:line="264"/>
-            </w:pPr>
-            <w:r>
-              <w:rPr>
-                <w:rFonts w:ascii="Calibri" w:cs="Calibri" w:eastAsia="Calibri" w:hAnsi="Calibri"/>
-                <w:color w:val="1F2933"/>
-                <w:sz w:val="16"/>
-                <w:szCs w:val="16"/>
+              <w:spacing w:after="20" w:before="0" w:line="264"/>
+            </w:pPr>
+            <w:r>
+              <w:rPr>
+                <w:rFonts w:ascii="Calibri" w:cs="Calibri" w:eastAsia="Calibri" w:hAnsi="Calibri"/>
+                <w:sz w:val="15"/>
+                <w:szCs w:val="15"/>
+              </w:rPr>
+              <w:t xml:space="preserve">☐ Confirm  ☐ Revise</w:t>
+            </w:r>
+          </w:p>
+          <w:p>
+            <w:pPr>
+              <w:spacing w:after="0" w:before="0" w:line="264"/>
+            </w:pPr>
+            <w:r>
+              <w:rPr>
+                <w:rFonts w:ascii="Calibri" w:cs="Calibri" w:eastAsia="Calibri" w:hAnsi="Calibri"/>
+                <w:color w:val="1F2933"/>
+                <w:sz w:val="14"/>
+                <w:szCs w:val="14"/>
               </w:rPr>
               <w:t xml:space="preserve"> </w:t>
             </w:r>
@@ -2192,7 +2413,7 @@
                 <w:sz w:val="15"/>
                 <w:szCs w:val="15"/>
               </w:rPr>
-              <w:t xml:space="preserve">Conflict: </w:t>
+              <w:t xml:space="preserve">Was: </w:t>
             </w:r>
           </w:p>
           <w:p>
@@ -2202,27 +2423,27 @@
             <w:r>
               <w:rPr>
                 <w:rFonts w:ascii="Calibri" w:cs="Calibri" w:eastAsia="Calibri" w:hAnsi="Calibri"/>
-                <w:color w:val="1F2933"/>
-                <w:sz w:val="16"/>
-                <w:szCs w:val="16"/>
-              </w:rPr>
-              <w:t xml:space="preserve">0–90 d / 91–365 review (main) vs 12-mo standing (screener)</w:t>
-            </w:r>
-          </w:p>
-          <w:p>
-            <w:pPr>
-              <w:spacing w:after="0" w:before="0" w:line="264"/>
-            </w:pPr>
-            <w:r>
-              <w:rPr>
-                <w:rFonts w:ascii="Calibri" w:cs="Calibri" w:eastAsia="Calibri" w:hAnsi="Calibri"/>
-                <w:b/>
-                <w:bCs/>
                 <w:color w:val="5B6b7a"/>
                 <w:sz w:val="15"/>
                 <w:szCs w:val="15"/>
               </w:rPr>
-              <w:t xml:space="preserve">Beta uses: </w:t>
+              <w:t xml:space="preserve">0–90 d / 91–365 review vs 12-mo standing</w:t>
+            </w:r>
+          </w:p>
+          <w:p>
+            <w:pPr>
+              <w:spacing w:after="0" w:before="0" w:line="264"/>
+            </w:pPr>
+            <w:r>
+              <w:rPr>
+                <w:rFonts w:ascii="Calibri" w:cs="Calibri" w:eastAsia="Calibri" w:hAnsi="Calibri"/>
+                <w:b/>
+                <w:bCs/>
+                <w:color w:val="1F3A5F"/>
+                <w:sz w:val="15"/>
+                <w:szCs w:val="15"/>
+              </w:rPr>
+              <w:t xml:space="preserve">Applied: </w:t>
             </w:r>
             <w:r>
               <w:rPr>
@@ -2231,7 +2452,7 @@
                 <w:sz w:val="16"/>
                 <w:szCs w:val="16"/>
               </w:rPr>
-              <w:t xml:space="preserve">12-month standing (more conservative)</w:t>
+              <w:t xml:space="preserve">Blanket 12-month exclusion REMOVED. Recent hospitalization → restricted access pending HUMAN REVIEW (current stability, discharge plan, safety, support), not a universal calendar rule.</w:t>
             </w:r>
           </w:p>
         </w:tc>
@@ -2249,14 +2470,27 @@
           </w:tcPr>
           <w:p>
             <w:pPr>
-              <w:spacing w:after="0" w:before="0" w:line="264"/>
-            </w:pPr>
-            <w:r>
-              <w:rPr>
-                <w:rFonts w:ascii="Calibri" w:cs="Calibri" w:eastAsia="Calibri" w:hAnsi="Calibri"/>
-                <w:color w:val="1F2933"/>
-                <w:sz w:val="16"/>
-                <w:szCs w:val="16"/>
+              <w:spacing w:after="20" w:before="0" w:line="264"/>
+            </w:pPr>
+            <w:r>
+              <w:rPr>
+                <w:rFonts w:ascii="Calibri" w:cs="Calibri" w:eastAsia="Calibri" w:hAnsi="Calibri"/>
+                <w:sz w:val="15"/>
+                <w:szCs w:val="15"/>
+              </w:rPr>
+              <w:t xml:space="preserve">☐ Confirm  ☐ Revise</w:t>
+            </w:r>
+          </w:p>
+          <w:p>
+            <w:pPr>
+              <w:spacing w:after="0" w:before="0" w:line="264"/>
+            </w:pPr>
+            <w:r>
+              <w:rPr>
+                <w:rFonts w:ascii="Calibri" w:cs="Calibri" w:eastAsia="Calibri" w:hAnsi="Calibri"/>
+                <w:color w:val="1F2933"/>
+                <w:sz w:val="14"/>
+                <w:szCs w:val="14"/>
               </w:rPr>
               <w:t xml:space="preserve"> </w:t>
             </w:r>
@@ -2345,7 +2579,7 @@
                 <w:sz w:val="15"/>
                 <w:szCs w:val="15"/>
               </w:rPr>
-              <w:t xml:space="preserve">Conflict: </w:t>
+              <w:t xml:space="preserve">Was: </w:t>
             </w:r>
           </w:p>
           <w:p>
@@ -2355,27 +2589,27 @@
             <w:r>
               <w:rPr>
                 <w:rFonts w:ascii="Calibri" w:cs="Calibri" w:eastAsia="Calibri" w:hAnsi="Calibri"/>
-                <w:color w:val="1F2933"/>
-                <w:sz w:val="16"/>
-                <w:szCs w:val="16"/>
-              </w:rPr>
-              <w:t xml:space="preserve">Main lists 1.25 Hz / 120 s; advisor worksheet marks BOTH “none in codebase — nothing ships without this row”</w:t>
-            </w:r>
-          </w:p>
-          <w:p>
-            <w:pPr>
-              <w:spacing w:after="0" w:before="0" w:line="264"/>
-            </w:pPr>
-            <w:r>
-              <w:rPr>
-                <w:rFonts w:ascii="Calibri" w:cs="Calibri" w:eastAsia="Calibri" w:hAnsi="Calibri"/>
-                <w:b/>
-                <w:bCs/>
                 <w:color w:val="5B6b7a"/>
                 <w:sz w:val="15"/>
                 <w:szCs w:val="15"/>
               </w:rPr>
-              <w:t xml:space="preserve">Beta uses: </w:t>
+              <w:t xml:space="preserve">1.25 Hz / 120 s; advisor: “nothing ships without this row”</w:t>
+            </w:r>
+          </w:p>
+          <w:p>
+            <w:pPr>
+              <w:spacing w:after="0" w:before="0" w:line="264"/>
+            </w:pPr>
+            <w:r>
+              <w:rPr>
+                <w:rFonts w:ascii="Calibri" w:cs="Calibri" w:eastAsia="Calibri" w:hAnsi="Calibri"/>
+                <w:b/>
+                <w:bCs/>
+                <w:color w:val="1F3A5F"/>
+                <w:sz w:val="15"/>
+                <w:szCs w:val="15"/>
+              </w:rPr>
+              <w:t xml:space="preserve">Applied: </w:t>
             </w:r>
             <w:r>
               <w:rPr>
@@ -2384,7 +2618,7 @@
                 <w:sz w:val="16"/>
                 <w:szCs w:val="16"/>
               </w:rPr>
-              <w:t xml:space="preserve">Beta 1.0 / 1.25 / 1.5 Hz range, 3/s flash ceiling, 120 s closure — PLACEHOLDERS pending this sign-off</w:t>
+              <w:t xml:space="preserve">NO autonomous BLS in beta; visual BLS disabled. Speed alone cannot establish safety — set duration, modality, visual safety, consent, stop access, orientation checks, and purpose remain unresolved. Not ratified.</w:t>
             </w:r>
           </w:p>
         </w:tc>
@@ -2402,14 +2636,27 @@
           </w:tcPr>
           <w:p>
             <w:pPr>
-              <w:spacing w:after="0" w:before="0" w:line="264"/>
-            </w:pPr>
-            <w:r>
-              <w:rPr>
-                <w:rFonts w:ascii="Calibri" w:cs="Calibri" w:eastAsia="Calibri" w:hAnsi="Calibri"/>
-                <w:color w:val="1F2933"/>
-                <w:sz w:val="16"/>
-                <w:szCs w:val="16"/>
+              <w:spacing w:after="20" w:before="0" w:line="264"/>
+            </w:pPr>
+            <w:r>
+              <w:rPr>
+                <w:rFonts w:ascii="Calibri" w:cs="Calibri" w:eastAsia="Calibri" w:hAnsi="Calibri"/>
+                <w:sz w:val="15"/>
+                <w:szCs w:val="15"/>
+              </w:rPr>
+              <w:t xml:space="preserve">☐ Confirm  ☐ Revise</w:t>
+            </w:r>
+          </w:p>
+          <w:p>
+            <w:pPr>
+              <w:spacing w:after="0" w:before="0" w:line="264"/>
+            </w:pPr>
+            <w:r>
+              <w:rPr>
+                <w:rFonts w:ascii="Calibri" w:cs="Calibri" w:eastAsia="Calibri" w:hAnsi="Calibri"/>
+                <w:color w:val="1F2933"/>
+                <w:sz w:val="14"/>
+                <w:szCs w:val="14"/>
               </w:rPr>
               <w:t xml:space="preserve"> </w:t>
             </w:r>
@@ -2498,7 +2745,7 @@
                 <w:sz w:val="15"/>
                 <w:szCs w:val="15"/>
               </w:rPr>
-              <w:t xml:space="preserve">Conflict: </w:t>
+              <w:t xml:space="preserve">Was: </w:t>
             </w:r>
           </w:p>
           <w:p>
@@ -2508,27 +2755,27 @@
             <w:r>
               <w:rPr>
                 <w:rFonts w:ascii="Calibri" w:cs="Calibri" w:eastAsia="Calibri" w:hAnsi="Calibri"/>
-                <w:color w:val="1F2933"/>
-                <w:sz w:val="16"/>
-                <w:szCs w:val="16"/>
-              </w:rPr>
-              <w:t xml:space="preserve">Placeholder pending advisor R15</w:t>
-            </w:r>
-          </w:p>
-          <w:p>
-            <w:pPr>
-              <w:spacing w:after="0" w:before="0" w:line="264"/>
-            </w:pPr>
-            <w:r>
-              <w:rPr>
-                <w:rFonts w:ascii="Calibri" w:cs="Calibri" w:eastAsia="Calibri" w:hAnsi="Calibri"/>
-                <w:b/>
-                <w:bCs/>
                 <w:color w:val="5B6b7a"/>
                 <w:sz w:val="15"/>
                 <w:szCs w:val="15"/>
               </w:rPr>
-              <w:t xml:space="preserve">Beta uses: </w:t>
+              <w:t xml:space="preserve">fit-v1-placeholder — not final</w:t>
+            </w:r>
+          </w:p>
+          <w:p>
+            <w:pPr>
+              <w:spacing w:after="0" w:before="0" w:line="264"/>
+            </w:pPr>
+            <w:r>
+              <w:rPr>
+                <w:rFonts w:ascii="Calibri" w:cs="Calibri" w:eastAsia="Calibri" w:hAnsi="Calibri"/>
+                <w:b/>
+                <w:bCs/>
+                <w:color w:val="1F3A5F"/>
+                <w:sz w:val="15"/>
+                <w:szCs w:val="15"/>
+              </w:rPr>
+              <w:t xml:space="preserve">Applied: </w:t>
             </w:r>
             <w:r>
               <w:rPr>
@@ -2537,7 +2784,7 @@
                 <w:sz w:val="16"/>
                 <w:szCs w:val="16"/>
               </w:rPr>
-              <w:t xml:space="preserve">fit-v1-placeholder — NOT final</w:t>
+              <w:t xml:space="preserve">Finalized wording applied (fit-v2-clinrev): “Steady provides education, preparation, and grounding-oriented skills. It does not diagnose, determine readiness for trauma processing, or replace a licensed clinician…” Responses: Yes / I am not sure / No, I need urgent or clinical help.</w:t>
             </w:r>
           </w:p>
         </w:tc>
@@ -2555,14 +2802,27 @@
           </w:tcPr>
           <w:p>
             <w:pPr>
-              <w:spacing w:after="0" w:before="0" w:line="264"/>
-            </w:pPr>
-            <w:r>
-              <w:rPr>
-                <w:rFonts w:ascii="Calibri" w:cs="Calibri" w:eastAsia="Calibri" w:hAnsi="Calibri"/>
-                <w:color w:val="1F2933"/>
-                <w:sz w:val="16"/>
-                <w:szCs w:val="16"/>
+              <w:spacing w:after="20" w:before="0" w:line="264"/>
+            </w:pPr>
+            <w:r>
+              <w:rPr>
+                <w:rFonts w:ascii="Calibri" w:cs="Calibri" w:eastAsia="Calibri" w:hAnsi="Calibri"/>
+                <w:sz w:val="15"/>
+                <w:szCs w:val="15"/>
+              </w:rPr>
+              <w:t xml:space="preserve">☐ Confirm  ☐ Revise</w:t>
+            </w:r>
+          </w:p>
+          <w:p>
+            <w:pPr>
+              <w:spacing w:after="0" w:before="0" w:line="264"/>
+            </w:pPr>
+            <w:r>
+              <w:rPr>
+                <w:rFonts w:ascii="Calibri" w:cs="Calibri" w:eastAsia="Calibri" w:hAnsi="Calibri"/>
+                <w:color w:val="1F2933"/>
+                <w:sz w:val="14"/>
+                <w:szCs w:val="14"/>
               </w:rPr>
               <w:t xml:space="preserve"> </w:t>
             </w:r>
@@ -2651,7 +2911,7 @@
                 <w:sz w:val="15"/>
                 <w:szCs w:val="15"/>
               </w:rPr>
-              <w:t xml:space="preserve">Conflict: </w:t>
+              <w:t xml:space="preserve">Was: </w:t>
             </w:r>
           </w:p>
           <w:p>
@@ -2661,27 +2921,27 @@
             <w:r>
               <w:rPr>
                 <w:rFonts w:ascii="Calibri" w:cs="Calibri" w:eastAsia="Calibri" w:hAnsi="Calibri"/>
-                <w:color w:val="1F2933"/>
-                <w:sz w:val="16"/>
-                <w:szCs w:val="16"/>
-              </w:rPr>
-              <w:t xml:space="preserve">Not yet selected (advisor R22); commercial licensing unverified (R10)</w:t>
-            </w:r>
-          </w:p>
-          <w:p>
-            <w:pPr>
-              <w:spacing w:after="0" w:before="0" w:line="264"/>
-            </w:pPr>
-            <w:r>
-              <w:rPr>
-                <w:rFonts w:ascii="Calibri" w:cs="Calibri" w:eastAsia="Calibri" w:hAnsi="Calibri"/>
-                <w:b/>
-                <w:bCs/>
                 <w:color w:val="5B6b7a"/>
                 <w:sz w:val="15"/>
                 <w:szCs w:val="15"/>
               </w:rPr>
-              <w:t xml:space="preserve">Beta uses: </w:t>
+              <w:t xml:space="preserve">Not selected; licensing unverified</w:t>
+            </w:r>
+          </w:p>
+          <w:p>
+            <w:pPr>
+              <w:spacing w:after="0" w:before="0" w:line="264"/>
+            </w:pPr>
+            <w:r>
+              <w:rPr>
+                <w:rFonts w:ascii="Calibri" w:cs="Calibri" w:eastAsia="Calibri" w:hAnsi="Calibri"/>
+                <w:b/>
+                <w:bCs/>
+                <w:color w:val="1F3A5F"/>
+                <w:sz w:val="15"/>
+                <w:szCs w:val="15"/>
+              </w:rPr>
+              <w:t xml:space="preserve">Applied: </w:t>
             </w:r>
             <w:r>
               <w:rPr>
@@ -2690,7 +2950,7 @@
                 <w:sz w:val="16"/>
                 <w:szCs w:val="16"/>
               </w:rPr>
-              <w:t xml:space="preserve">Omitted from beta until adopted + licensed</w:t>
+              <w:t xml:space="preserve">DES-II NOT surfaced/scored in beta (des2SurfaceEnabled = false) until lawful licensing, scoring fidelity, interpretation limits, and clinician workflow are confirmed. If adopted → caution/referral only.</w:t>
             </w:r>
           </w:p>
         </w:tc>
@@ -2708,46 +2968,59 @@
           </w:tcPr>
           <w:p>
             <w:pPr>
-              <w:spacing w:after="0" w:before="0" w:line="264"/>
-            </w:pPr>
-            <w:r>
-              <w:rPr>
-                <w:rFonts w:ascii="Calibri" w:cs="Calibri" w:eastAsia="Calibri" w:hAnsi="Calibri"/>
+              <w:spacing w:after="20" w:before="0" w:line="264"/>
+            </w:pPr>
+            <w:r>
+              <w:rPr>
+                <w:rFonts w:ascii="Calibri" w:cs="Calibri" w:eastAsia="Calibri" w:hAnsi="Calibri"/>
+                <w:sz w:val="15"/>
+                <w:szCs w:val="15"/>
+              </w:rPr>
+              <w:t xml:space="preserve">☐ Confirm  ☐ Revise</w:t>
+            </w:r>
+          </w:p>
+          <w:p>
+            <w:pPr>
+              <w:spacing w:after="0" w:before="0" w:line="264"/>
+            </w:pPr>
+            <w:r>
+              <w:rPr>
+                <w:rFonts w:ascii="Calibri" w:cs="Calibri" w:eastAsia="Calibri" w:hAnsi="Calibri"/>
+                <w:color w:val="1F2933"/>
+                <w:sz w:val="14"/>
+                <w:szCs w:val="14"/>
+              </w:rPr>
+              <w:t xml:space="preserve"> </w:t>
+            </w:r>
+          </w:p>
+        </w:tc>
+      </w:tr>
+      <w:tr>
+        <w:tc>
+          <w:tcPr>
+            <w:tcW w:type="dxa" w:w="640"/>
+            <w:shd w:fill="FFF8E1" w:color="auto" w:val="clear"/>
+            <w:tcMar>
+              <w:top w:type="dxa" w:w="60"/>
+              <w:left w:type="dxa" w:w="90"/>
+              <w:bottom w:type="dxa" w:w="60"/>
+              <w:right w:type="dxa" w:w="90"/>
+            </w:tcMar>
+            <w:vAlign w:val="top"/>
+          </w:tcPr>
+          <w:p>
+            <w:pPr>
+              <w:spacing w:after="0" w:before="0" w:line="264"/>
+            </w:pPr>
+            <w:r>
+              <w:rPr>
+                <w:rFonts w:ascii="Calibri" w:cs="Calibri" w:eastAsia="Calibri" w:hAnsi="Calibri"/>
+                <w:b/>
+                <w:bCs/>
                 <w:color w:val="1F2933"/>
                 <w:sz w:val="16"/>
                 <w:szCs w:val="16"/>
               </w:rPr>
-              <w:t xml:space="preserve"> </w:t>
-            </w:r>
-          </w:p>
-        </w:tc>
-      </w:tr>
-      <w:tr>
-        <w:tc>
-          <w:tcPr>
-            <w:tcW w:type="dxa" w:w="640"/>
-            <w:shd w:fill="FFF8E1" w:color="auto" w:val="clear"/>
-            <w:tcMar>
-              <w:top w:type="dxa" w:w="60"/>
-              <w:left w:type="dxa" w:w="90"/>
-              <w:bottom w:type="dxa" w:w="60"/>
-              <w:right w:type="dxa" w:w="90"/>
-            </w:tcMar>
-            <w:vAlign w:val="top"/>
-          </w:tcPr>
-          <w:p>
-            <w:pPr>
-              <w:spacing w:after="0" w:before="0" w:line="264"/>
-            </w:pPr>
-            <w:r>
-              <w:rPr>
-                <w:rFonts w:ascii="Calibri" w:cs="Calibri" w:eastAsia="Calibri" w:hAnsi="Calibri"/>
-                <w:b/>
-                <w:bCs/>
-                <w:color w:val="1F2933"/>
-                <w:sz w:val="16"/>
-                <w:szCs w:val="16"/>
-              </w:rPr>
               <w:t xml:space="preserve">A10</w:t>
             </w:r>
           </w:p>
@@ -2776,7 +3049,7 @@
                 <w:sz w:val="17"/>
                 <w:szCs w:val="17"/>
               </w:rPr>
-              <w:t xml:space="preserve">State vs trait split on screener items</w:t>
+              <w:t xml:space="preserve">State vs trait split</w:t>
             </w:r>
           </w:p>
         </w:tc>
@@ -2804,7 +3077,7 @@
                 <w:sz w:val="15"/>
                 <w:szCs w:val="15"/>
               </w:rPr>
-              <w:t xml:space="preserve">Conflict: </w:t>
+              <w:t xml:space="preserve">Was: </w:t>
             </w:r>
           </w:p>
           <w:p>
@@ -2814,27 +3087,27 @@
             <w:r>
               <w:rPr>
                 <w:rFonts w:ascii="Calibri" w:cs="Calibri" w:eastAsia="Calibri" w:hAnsi="Calibri"/>
-                <w:color w:val="1F2933"/>
-                <w:sz w:val="16"/>
-                <w:szCs w:val="16"/>
-              </w:rPr>
-              <w:t xml:space="preserve">Advisor R18</w:t>
-            </w:r>
-          </w:p>
-          <w:p>
-            <w:pPr>
-              <w:spacing w:after="0" w:before="0" w:line="264"/>
-            </w:pPr>
-            <w:r>
-              <w:rPr>
-                <w:rFonts w:ascii="Calibri" w:cs="Calibri" w:eastAsia="Calibri" w:hAnsi="Calibri"/>
-                <w:b/>
-                <w:bCs/>
                 <w:color w:val="5B6b7a"/>
                 <w:sz w:val="15"/>
                 <w:szCs w:val="15"/>
               </w:rPr>
-              <w:t xml:space="preserve">Beta uses: </w:t>
+              <w:t xml:space="preserve">Advisor R18</w:t>
+            </w:r>
+          </w:p>
+          <w:p>
+            <w:pPr>
+              <w:spacing w:after="0" w:before="0" w:line="264"/>
+            </w:pPr>
+            <w:r>
+              <w:rPr>
+                <w:rFonts w:ascii="Calibri" w:cs="Calibri" w:eastAsia="Calibri" w:hAnsi="Calibri"/>
+                <w:b/>
+                <w:bCs/>
+                <w:color w:val="1F3A5F"/>
+                <w:sz w:val="15"/>
+                <w:szCs w:val="15"/>
+              </w:rPr>
+              <w:t xml:space="preserve">Applied: </w:t>
             </w:r>
             <w:r>
               <w:rPr>
@@ -2843,7 +3116,7 @@
                 <w:sz w:val="16"/>
                 <w:szCs w:val="16"/>
               </w:rPr>
-              <w:t xml:space="preserve">Beta split per digest — confirm</w:t>
+              <w:t xml:space="preserve">Current-state reports stored separately from trait/history; history is source-labeled and does not by itself impose a permanent restriction; user correction + clinician review supported. (Full state/trait datastore split is a tracked follow-up.)</w:t>
             </w:r>
           </w:p>
         </w:tc>
@@ -2861,14 +3134,27 @@
           </w:tcPr>
           <w:p>
             <w:pPr>
-              <w:spacing w:after="0" w:before="0" w:line="264"/>
-            </w:pPr>
-            <w:r>
-              <w:rPr>
-                <w:rFonts w:ascii="Calibri" w:cs="Calibri" w:eastAsia="Calibri" w:hAnsi="Calibri"/>
-                <w:color w:val="1F2933"/>
-                <w:sz w:val="16"/>
-                <w:szCs w:val="16"/>
+              <w:spacing w:after="20" w:before="0" w:line="264"/>
+            </w:pPr>
+            <w:r>
+              <w:rPr>
+                <w:rFonts w:ascii="Calibri" w:cs="Calibri" w:eastAsia="Calibri" w:hAnsi="Calibri"/>
+                <w:sz w:val="15"/>
+                <w:szCs w:val="15"/>
+              </w:rPr>
+              <w:t xml:space="preserve">☐ Confirm  ☐ Revise</w:t>
+            </w:r>
+          </w:p>
+          <w:p>
+            <w:pPr>
+              <w:spacing w:after="0" w:before="0" w:line="264"/>
+            </w:pPr>
+            <w:r>
+              <w:rPr>
+                <w:rFonts w:ascii="Calibri" w:cs="Calibri" w:eastAsia="Calibri" w:hAnsi="Calibri"/>
+                <w:color w:val="1F2933"/>
+                <w:sz w:val="14"/>
+                <w:szCs w:val="14"/>
               </w:rPr>
               <w:t xml:space="preserve"> </w:t>
             </w:r>
@@ -3117,7 +3403,7 @@
                 <w:sz w:val="18"/>
                 <w:szCs w:val="18"/>
               </w:rPr>
-              <w:t xml:space="preserve">Under 18 → not eligible (adults 18+ only).</w:t>
+              <w:t xml:space="preserve">Under 18 → not eligible (adults 18+ only). [unchanged]</w:t>
             </w:r>
           </w:p>
         </w:tc>
@@ -3240,7 +3526,7 @@
                 <w:sz w:val="18"/>
                 <w:szCs w:val="18"/>
               </w:rPr>
-              <w:t xml:space="preserve">Recent self-harm (30 d) → crisis routing, human support first.</w:t>
+              <w:t xml:space="preserve">REVISED: self-harm HISTORY (30 d) alone → grounding + present-safety clarification + referral (no automatic crisis/refund). Urgent routing only on current intent.</w:t>
             </w:r>
           </w:p>
         </w:tc>
@@ -3362,7 +3648,7 @@
                 <w:sz w:val="18"/>
                 <w:szCs w:val="18"/>
               </w:rPr>
-              <w:t xml:space="preserve">Current situation not safe → crisis routing.</w:t>
+              <w:t xml:space="preserve">REVISED: current-unsafe → crisis floor + present-safety clarification branched by type, with jurisdiction-aware resources (not one generic script).</w:t>
             </w:r>
           </w:p>
         </w:tc>
@@ -3485,7 +3771,7 @@
                 <w:sz w:val="18"/>
                 <w:szCs w:val="18"/>
               </w:rPr>
-              <w:t xml:space="preserve">Psychotic/dissociative dx → standing restriction (reversible only by support contact).</w:t>
+              <w:t xml:space="preserve">REVISED: diagnosis → restricted access pending HUMAN REVIEW (orientation/stability/support/intended use). No permanent autonomous ban.</w:t>
             </w:r>
           </w:p>
         </w:tc>
@@ -3607,7 +3893,7 @@
                 <w:sz w:val="18"/>
                 <w:szCs w:val="18"/>
               </w:rPr>
-              <w:t xml:space="preserve">Psychiatric hospitalization in 12 mo → standing restriction (ledger A6).</w:t>
+              <w:t xml:space="preserve">REVISED: hospitalization history → restricted pending HUMAN REVIEW (current stability, discharge plan, support). No fixed 12-mo calendar exclusion.</w:t>
             </w:r>
           </w:p>
         </w:tc>
@@ -3730,7 +4016,7 @@
                 <w:sz w:val="18"/>
                 <w:szCs w:val="18"/>
               </w:rPr>
-              <w:t xml:space="preserve">Substance dependence → standing restriction.</w:t>
+              <w:t xml:space="preserve">REVISED: dependence history → HUMAN REVIEW (not permanent exclusion). Current intoxication/withdrawal handled by the daily rules.</w:t>
             </w:r>
           </w:p>
         </w:tc>
@@ -3852,7 +4138,7 @@
                 <w:sz w:val="18"/>
                 <w:szCs w:val="18"/>
               </w:rPr>
-              <w:t xml:space="preserve">Seizure / photosensitivity → visual movement disabled for the account.</w:t>
+              <w:t xml:space="preserve">Seizure / photosensitivity → visual movement disabled for the account. [unchanged]</w:t>
             </w:r>
           </w:p>
         </w:tc>
@@ -3975,7 +4261,7 @@
                 <w:sz w:val="18"/>
                 <w:szCs w:val="18"/>
               </w:rPr>
-              <w:t xml:space="preserve">Acute medical concern → gentle pacing + extra resources.</w:t>
+              <w:t xml:space="preserve">REVISED: acute medical → grounding only + urgent MEDICAL referral for red-flags; no activating work while unresolved.</w:t>
             </w:r>
           </w:p>
         </w:tc>
@@ -4097,7 +4383,7 @@
                 <w:sz w:val="18"/>
                 <w:szCs w:val="18"/>
               </w:rPr>
-              <w:t xml:space="preserve">Trauma within 30 d → grounding/orientation only, no BLS (Vol I A-8).</w:t>
+              <w:t xml:space="preserve">REVISED: retain no-BLS + grounding; 30 d is a review trigger (current-state/clinician review gates any later activating path), not a universal boundary.</w:t>
             </w:r>
           </w:p>
         </w:tc>
@@ -4220,7 +4506,7 @@
                 <w:sz w:val="18"/>
                 <w:szCs w:val="18"/>
               </w:rPr>
-              <w:t xml:space="preserve">Daily check-in flags harm urge → crisis routing.</w:t>
+              <w:t xml:space="preserve">REVISED: crisis floor + graduated present-safety clarification (current intent / ability to stay safe / action taken) + jurisdiction-aware resources.</w:t>
             </w:r>
           </w:p>
         </w:tc>
@@ -4342,7 +4628,7 @@
                 <w:sz w:val="18"/>
                 <w:szCs w:val="18"/>
               </w:rPr>
-              <w:t xml:space="preserve">Daily: cannot keep self safe → crisis routing.</w:t>
+              <w:t xml:space="preserve">REVISED: urgent, with a specified pathway — jurisdiction-aware resources + truthful human-notification status (never imply a human was contacted unless confirmed).</w:t>
             </w:r>
           </w:p>
         </w:tc>
@@ -4465,7 +4751,7 @@
                 <w:sz w:val="18"/>
                 <w:szCs w:val="18"/>
               </w:rPr>
-              <w:t xml:space="preserve">PHQ-9 item 9 ≥ 1 (ANY nonzero) → 72 h stabilization + one binary safety question.</w:t>
+              <w:t xml:space="preserve">REVISED: nonzero item 9 → stabilization + present-risk clarification + safety question + referral. NO standalone fixed 72 h lockout.</w:t>
             </w:r>
           </w:p>
         </w:tc>
@@ -4561,7 +4847,7 @@
                 <w:sz w:val="16"/>
                 <w:szCs w:val="16"/>
               </w:rPr>
-              <w:t xml:space="preserve">CRISIS_PCL5_ITEM16</w:t>
+              <w:t xml:space="preserve">PCL5_ITEM16_CONTEXT</w:t>
             </w:r>
           </w:p>
         </w:tc>
@@ -4587,7 +4873,7 @@
                 <w:sz w:val="18"/>
                 <w:szCs w:val="18"/>
               </w:rPr>
-              <w:t xml:space="preserve">PCL-5 item 16 ≥ 3 → 72 h stabilization + safety question.</w:t>
+              <w:t xml:space="preserve">REVISED (was CRISIS_PCL5_ITEM16): item 16 = risk-taking, NOT a suicide proxy. De-scoped from safety routing → context prompt / review trigger only; no lockout.</w:t>
             </w:r>
           </w:p>
         </w:tc>
@@ -4710,7 +4996,7 @@
                 <w:sz w:val="18"/>
                 <w:szCs w:val="18"/>
               </w:rPr>
-              <w:t xml:space="preserve">Daily dissociation ≥ 7 → grounding only.</w:t>
+              <w:t xml:space="preserve">REVISED: ≥ 7 → grounding + present-orientation check + clarification (review trigger). Hard stops are loss of orientation / inability to follow a stop, not the number alone.</w:t>
             </w:r>
           </w:p>
         </w:tc>
@@ -4832,7 +5118,7 @@
                 <w:sz w:val="18"/>
                 <w:szCs w:val="18"/>
               </w:rPr>
-              <w:t xml:space="preserve">Daily activation ≥ 8 → grounding only.</w:t>
+              <w:t xml:space="preserve">REVISED: ≥ 8 → grounding-only default (review trigger); scale defined; member may stop at any score.</w:t>
             </w:r>
           </w:p>
         </w:tc>
@@ -4955,7 +5241,7 @@
                 <w:sz w:val="18"/>
                 <w:szCs w:val="18"/>
               </w:rPr>
-              <w:t xml:space="preserve">Daily shutdown ≥ 8 → grounding only.</w:t>
+              <w:t xml:space="preserve">REVISED: ≥ 8 → low-demand orientation + clarification (review trigger); “shutdown” + anchors defined.</w:t>
             </w:r>
           </w:p>
         </w:tc>
@@ -5077,7 +5363,7 @@
                 <w:sz w:val="18"/>
                 <w:szCs w:val="18"/>
               </w:rPr>
-              <w:t xml:space="preserve">Intoxication reported → activating work rests, grounding open.</w:t>
+              <w:t xml:space="preserve">Current intoxication → activating work rests, grounding open. [unchanged]</w:t>
             </w:r>
           </w:p>
         </w:tc>
@@ -5200,7 +5486,7 @@
                 <w:sz w:val="18"/>
                 <w:szCs w:val="18"/>
               </w:rPr>
-              <w:t xml:space="preserve">Daily dissociation 4–6 → stabilization (activating work waits).</w:t>
+              <w:t xml:space="preserve">REVISED: 4–6 → caution → grounding + present-orientation check (review trigger).</w:t>
             </w:r>
           </w:p>
         </w:tc>
@@ -5322,7 +5608,7 @@
                 <w:sz w:val="18"/>
                 <w:szCs w:val="18"/>
               </w:rPr>
-              <w:t xml:space="preserve">Sleep ≤ 2 → stabilization.</w:t>
+              <w:t xml:space="preserve">REVISED: low sleep → cautious pacing + brief current-impairment check (review trigger), not a universal stabilization restriction.</w:t>
             </w:r>
           </w:p>
         </w:tc>
@@ -5445,7 +5731,7 @@
                 <w:sz w:val="18"/>
                 <w:szCs w:val="18"/>
               </w:rPr>
-              <w:t xml:space="preserve">Substance use reported → lower intensity, stabilization open.</w:t>
+              <w:t xml:space="preserve">REVISED: same-day substance flag → lower intensity + clarification (review trigger); distinguishes current intoxication from historical/prescribed use.</w:t>
             </w:r>
           </w:p>
         </w:tc>
@@ -5567,7 +5853,7 @@
                 <w:sz w:val="18"/>
                 <w:szCs w:val="18"/>
               </w:rPr>
-              <w:t xml:space="preserve">No check-in today → grounding only until completed (missing input never favorable).</w:t>
+              <w:t xml:space="preserve">No check-in today → grounding only until completed (missing input never favorable). [unchanged]</w:t>
             </w:r>
           </w:p>
         </w:tc>
@@ -5690,7 +5976,7 @@
                 <w:sz w:val="18"/>
                 <w:szCs w:val="18"/>
               </w:rPr>
-              <w:t xml:space="preserve">DES-II ≥ 30 → grounding-first + imagery restriction + clinician referral.</w:t>
+              <w:t xml:space="preserve">REVISED: INERT in beta — DES-II omitted until licensed + validated (des2SurfaceEnabled = false). If adopted → caution/referral only.</w:t>
             </w:r>
           </w:p>
         </w:tc>
@@ -5812,7 +6098,7 @@
                 <w:sz w:val="18"/>
                 <w:szCs w:val="18"/>
               </w:rPr>
-              <w:t xml:space="preserve">DES-II 20–29.99 → gentle, state-dependent imagery (silent caution).</w:t>
+              <w:t xml:space="preserve">REVISED: INERT in beta — DES-II omitted until licensed + validated.</w:t>
             </w:r>
           </w:p>
         </w:tc>
@@ -5935,7 +6221,7 @@
                 <w:sz w:val="18"/>
                 <w:szCs w:val="18"/>
               </w:rPr>
-              <w:t xml:space="preserve">PCL-5 week-over-week rise ≥ 10 → 14-day cautious ceiling + support.</w:t>
+              <w:t xml:space="preserve">REVISED: ≥ 10 rise → REVIEW TRIGGER + fresh check-in + referral; no automatic 14-day ceiling.</w:t>
             </w:r>
           </w:p>
         </w:tc>
@@ -6057,7 +6343,7 @@
                 <w:sz w:val="18"/>
                 <w:szCs w:val="18"/>
               </w:rPr>
-              <w:t xml:space="preserve">ITQ (PTSD+DSO) weekly rise ≥ 8 → 14-day cautious ceiling + support.</w:t>
+              <w:t xml:space="preserve">REVISED: ≥ 8 rise → REVIEW TRIGGER + fresh check-in + referral; no automatic 14-day ceiling.</w:t>
             </w:r>
           </w:p>
         </w:tc>
@@ -6180,7 +6466,7 @@
                 <w:sz w:val="18"/>
                 <w:szCs w:val="18"/>
               </w:rPr>
-              <w:t xml:space="preserve">Any active safety flag → route to support before anything else.</w:t>
+              <w:t xml:space="preserve">Any active safety flag → route to support first. [unchanged; now under Educational Access State]</w:t>
             </w:r>
           </w:p>
         </w:tc>
@@ -6302,7 +6588,7 @@
                 <w:sz w:val="18"/>
                 <w:szCs w:val="18"/>
               </w:rPr>
-              <w:t xml:space="preserve">Less-than-fully-safe → readiness capped at stabilization band (ceiling 30).</w:t>
+              <w:t xml:space="preserve">REVISED: current-safety domain gate → steadying range. Relabeled Educational Access State (not a readiness score).</w:t>
             </w:r>
           </w:p>
         </w:tc>
@@ -6425,7 +6711,7 @@
                 <w:sz w:val="18"/>
                 <w:szCs w:val="18"/>
               </w:rPr>
-              <w:t xml:space="preserve">Low pause-capacity → cautious band (ceiling 60); build pause skill first.</w:t>
+              <w:t xml:space="preserve">REVISED: low pause/stop capacity → practice stop/pause controls first (cautious). Not a permanent trait or clinical-readiness label.</w:t>
             </w:r>
           </w:p>
         </w:tc>
@@ -6547,7 +6833,7 @@
                 <w:sz w:val="18"/>
                 <w:szCs w:val="18"/>
               </w:rPr>
-              <w:t xml:space="preserve">Return after a rest → fresh check-in + grounding, access opens gradually.</w:t>
+              <w:t xml:space="preserve">Return after a rest → fresh check-in + grounding, access opens gradually. [unchanged]</w:t>
             </w:r>
           </w:p>
         </w:tc>
@@ -6867,7 +7153,7 @@
                 <w:sz w:val="18"/>
                 <w:szCs w:val="18"/>
               </w:rPr>
-              <w:t xml:space="preserve">Deny stimulation if starting SUDS &gt; 5.</w:t>
+              <w:t xml:space="preserve">[No autonomous BLS in beta] Future protocol only: deny stimulation if starting SUDS &gt; 5, plus orientation/consent/stop-capacity/clinician context.</w:t>
             </w:r>
           </w:p>
         </w:tc>
@@ -6990,7 +7276,7 @@
                 <w:sz w:val="18"/>
                 <w:szCs w:val="18"/>
               </w:rPr>
-              <w:t xml:space="preserve">At most 2 stimulation sets per session (beta).</w:t>
+              <w:t xml:space="preserve">[No autonomous sets in beta] Upper bound of 2 is incomplete without per-set duration, modality, purpose, stop checks, aftercare. Self-tapping = grounding only.</w:t>
             </w:r>
           </w:p>
         </w:tc>
@@ -7112,7 +7398,7 @@
                 <w:sz w:val="18"/>
                 <w:szCs w:val="18"/>
               </w:rPr>
-              <w:t xml:space="preserve">Containment if post-set SUDS rises by ≥ 2.</w:t>
+              <w:t xml:space="preserve">Fail-safe: containment if post-set SUDS rises by ≥ 2.</w:t>
             </w:r>
           </w:p>
         </w:tc>
@@ -7235,7 +7521,7 @@
                 <w:sz w:val="18"/>
                 <w:szCs w:val="18"/>
               </w:rPr>
-              <w:t xml:space="preserve">Containment if post-set SUDS reaches ≥ 8.</w:t>
+              <w:t xml:space="preserve">Fail-safe: containment if post-set SUDS reaches ≥ 8.</w:t>
             </w:r>
           </w:p>
         </w:tc>
@@ -7357,7 +7643,7 @@
                 <w:sz w:val="18"/>
                 <w:szCs w:val="18"/>
               </w:rPr>
-              <w:t xml:space="preserve">Hard-stop containment if SUDS reaches ≥ 9.</w:t>
+              <w:t xml:space="preserve">Fail-safe: hard-stop containment if SUDS reaches ≥ 9.</w:t>
             </w:r>
           </w:p>
         </w:tc>
@@ -7480,7 +7766,7 @@
                 <w:sz w:val="18"/>
                 <w:szCs w:val="18"/>
               </w:rPr>
-              <w:t xml:space="preserve">Containment if SUDS rises ≥ 3 over the starting value.</w:t>
+              <w:t xml:space="preserve">Fail-safe: containment if SUDS rises ≥ 3 over the starting value.</w:t>
             </w:r>
           </w:p>
         </w:tc>
@@ -7602,7 +7888,7 @@
                 <w:sz w:val="18"/>
                 <w:szCs w:val="18"/>
               </w:rPr>
-              <w:t xml:space="preserve">Containment after two consecutive +1 rises.</w:t>
+              <w:t xml:space="preserve">Fail-safe: containment after two consecutive +1 rises.</w:t>
             </w:r>
           </w:p>
         </w:tc>
@@ -7725,7 +8011,7 @@
                 <w:sz w:val="18"/>
                 <w:szCs w:val="18"/>
               </w:rPr>
-              <w:t xml:space="preserve">Close (no more sets) if SUDS unchanged across 2 sets (“stuck is a stop signal”).</w:t>
+              <w:t xml:space="preserve">Fail-safe: close if SUDS unchanged across 2 sets (“stuck is a stop signal”).</w:t>
             </w:r>
           </w:p>
         </w:tc>
@@ -7847,7 +8133,7 @@
                 <w:sz w:val="18"/>
                 <w:szCs w:val="18"/>
               </w:rPr>
-              <w:t xml:space="preserve">Stop the exercise if in-session dissociation reaches ≥ 4.</w:t>
+              <w:t xml:space="preserve">REVISED: hard stop on a defined dissociation scale (≥ 4) OR loss of orientation OR inability to follow a stop; numeric elevation → reorient, no further sets.</w:t>
             </w:r>
           </w:p>
         </w:tc>
@@ -7970,7 +8256,7 @@
                 <w:sz w:val="18"/>
                 <w:szCs w:val="18"/>
               </w:rPr>
-              <w:t xml:space="preserve">Stop + re-orient if the member is not oriented to the present.</w:t>
+              <w:t xml:space="preserve">Stop + re-orient if not oriented to the present (overrides SUDS).</w:t>
             </w:r>
           </w:p>
         </w:tc>
@@ -8092,7 +8378,7 @@
                 <w:sz w:val="18"/>
                 <w:szCs w:val="18"/>
               </w:rPr>
-              <w:t xml:space="preserve">Wind-down (no new sets) at 30 minutes.</w:t>
+              <w:t xml:space="preserve">REVISED: 30 min is an upper operational boundary only — not evidence of safe processing.</w:t>
             </w:r>
           </w:p>
         </w:tc>
@@ -8215,7 +8501,7 @@
                 <w:sz w:val="18"/>
                 <w:szCs w:val="18"/>
               </w:rPr>
-              <w:t xml:space="preserve">Force closure at 40 minutes.</w:t>
+              <w:t xml:space="preserve">REVISED: 40 min is an absolute ceiling only; does not authorize activity inside the window.</w:t>
             </w:r>
           </w:p>
         </w:tc>
@@ -8337,7 +8623,7 @@
                 <w:sz w:val="18"/>
                 <w:szCs w:val="18"/>
               </w:rPr>
-              <w:t xml:space="preserve">Mandatory closure ≥ 120 s regardless of score.</w:t>
+              <w:t xml:space="preserve">REVISED: 120 s is a FLOOR, not sufficient — closure also requires orientation confirmation + member-reported stability + an escalation path if closure fails.</w:t>
             </w:r>
           </w:p>
         </w:tc>
@@ -8460,7 +8746,7 @@
                 <w:sz w:val="18"/>
                 <w:szCs w:val="18"/>
               </w:rPr>
-              <w:t xml:space="preserve">Ground-Me: one-tap halt, locks stimulation for the session, no return.</w:t>
+              <w:t xml:space="preserve">Ground-Me: one-tap halt, locks stimulation for the session, no return; user stop available any time.</w:t>
             </w:r>
           </w:p>
         </w:tc>
@@ -8582,7 +8868,7 @@
                 <w:sz w:val="18"/>
                 <w:szCs w:val="18"/>
               </w:rPr>
-              <w:t xml:space="preserve">Bilateral stimulation 1.0–1.5 Hz (default 1.25); no adaptive speed, no mid-set increase.</w:t>
+              <w:t xml:space="preserve">REVISED: DISABLED in beta. If later validated, 1.0–1.5 Hz (default 1.25), no adaptive speed; speed alone cannot establish safety.</w:t>
             </w:r>
           </w:p>
         </w:tc>
@@ -8705,7 +8991,7 @@
                 <w:sz w:val="18"/>
                 <w:szCs w:val="18"/>
               </w:rPr>
-              <w:t xml:space="preserve">No visual BLS in beta (auditory + self-tapping only).</w:t>
+              <w:t xml:space="preserve">No visual BLS in beta (auditory + self-tapping only); visual stays disabled.</w:t>
             </w:r>
           </w:p>
         </w:tc>
@@ -10001,7 +10287,7 @@
                 <w:sz w:val="18"/>
                 <w:szCs w:val="18"/>
               </w:rPr>
-              <w:t xml:space="preserve">Crisis checked first; crisis / high-activation replies scripted → Ground-me + 988, never AI.</w:t>
+              <w:t xml:space="preserve">REVISED: crisis checked first; deterministic (never AI). Response = present-safety clarification + verified jurisdiction-aware resources + emergency guidance for immediate danger + truthful notification status — not one universal 988 script.</w:t>
             </w:r>
           </w:p>
         </w:tc>
@@ -12573,7 +12859,7 @@
           <w:sz w:val="20"/>
           <w:szCs w:val="20"/>
         </w:rPr>
-        <w:t xml:space="preserve">beta-provisional-2026-07</w:t>
+        <w:t xml:space="preserve">beta-clinrev-2026-07</w:t>
       </w:r>
       <w:r>
         <w:rPr>
@@ -13196,7 +13482,7 @@
         <w:sz w:val="14"/>
         <w:szCs w:val="14"/>
       </w:rPr>
-      <w:t xml:space="preserve">Steady — Clinician Sign-Off Form  ·  beta-provisional-2026-07</w:t>
+      <w:t xml:space="preserve">Steady — Clinician Sign-Off Form  ·  beta-clinrev-2026-07</w:t>
     </w:r>
   </w:p>
 </w:hdr>
